--- a/assets/word/act_ru_v1.docx
+++ b/assets/word/act_ru_v1.docx
@@ -5,104 +5,783 @@
     <w:p>
       <w:pPr>
         <w:pStyle w:val="Title"/>
+        <w:widowControl/>
+        <w:jc w:val="center"/>
       </w:pPr>
       <w:r>
+        <w:rPr>
+          <w:color w:val="000000"/>
+        </w:rPr>
         <w:t>Акт передачи и приёмки имущества</w:t>
       </w:r>
     </w:p>
     <w:p>
+      <w:pPr>
+        <w:widowControl/>
+      </w:pPr>
       <w:r>
-        <w:t>Место: [Место составления]. Дата: [Дата документа].</w:t>
+        <w:rPr>
+          <w:color w:val="000000"/>
+        </w:rPr>
+        <w:t>Место составления: [Место составления]    Дата: [Дата документа]</w:t>
       </w:r>
     </w:p>
     <w:p>
+      <w:pPr>
+        <w:widowControl/>
+      </w:pPr>
       <w:r>
-        <w:t xml:space="preserve">Передающая сторона: [Передающая сторона]. </w:t>
+        <w:rPr>
+          <w:color w:val="000000"/>
+        </w:rPr>
+        <w:t>Основание передачи: [Основание передачи]. Место передачи: [Место передачи].</w:t>
+      </w:r>
+    </w:p>
+    <w:tbl>
+      <w:tblPr>
+        <w:tblW w:type="auto" w:w="0"/>
+        <w:jc w:val="center"/>
+        <w:tblLayout w:type="fixed"/>
+        <w:tblLook w:firstColumn="1" w:firstRow="1" w:lastColumn="0" w:lastRow="0" w:noHBand="0" w:noVBand="1" w:val="04A0"/>
+        <w:tblBorders>
+          <w:top w:val="single" w:sz="5" w:color="000000"/>
+          <w:left w:val="single" w:sz="5" w:color="000000"/>
+          <w:bottom w:val="single" w:sz="5" w:color="000000"/>
+          <w:right w:val="single" w:sz="5" w:color="000000"/>
+          <w:insideH w:val="single" w:sz="5" w:color="000000"/>
+          <w:insideV w:val="single" w:sz="5" w:color="000000"/>
+        </w:tblBorders>
+        <w:tblCellMar>
+          <w:top w:w="85" w:type="dxa"/>
+          <w:bottom w:w="85" w:type="dxa"/>
+          <w:left w:w="100" w:type="dxa"/>
+          <w:right w:w="100" w:type="dxa"/>
+        </w:tblCellMar>
+      </w:tblPr>
+      <w:tblGrid>
+        <w:gridCol w:w="4819"/>
+        <w:gridCol w:w="4819"/>
+      </w:tblGrid>
+      <w:tr>
+        <w:trPr>
+          <w:cantSplit/>
+          <w:tblHeader/>
+        </w:trPr>
+        <w:tc>
+          <w:tcPr>
+            <w:tcW w:type="dxa" w:w="4819"/>
+            <w:vAlign w:val="center"/>
+          </w:tcPr>
+          <w:p>
+            <w:pPr>
+              <w:spacing w:after="20" w:line="240" w:lineRule="auto"/>
+            </w:pPr>
+            <w:r>
+              <w:rPr>
+                <w:b/>
+                <w:sz w:val="21"/>
+                <w:color w:val="000000"/>
+              </w:rPr>
+              <w:t>ПЕРЕДАЮЩАЯ СТОРОНА</w:t>
+            </w:r>
+          </w:p>
+        </w:tc>
+        <w:tc>
+          <w:tcPr>
+            <w:tcW w:type="dxa" w:w="4819"/>
+            <w:vAlign w:val="center"/>
+          </w:tcPr>
+          <w:p>
+            <w:pPr>
+              <w:spacing w:after="20" w:line="240" w:lineRule="auto"/>
+            </w:pPr>
+            <w:r>
+              <w:rPr>
+                <w:b/>
+                <w:sz w:val="21"/>
+                <w:color w:val="000000"/>
+              </w:rPr>
+              <w:t>ПРИНИМАЮЩАЯ СТОРОНА</w:t>
+            </w:r>
+          </w:p>
+        </w:tc>
+      </w:tr>
+      <w:tr>
+        <w:trPr>
+          <w:cantSplit/>
+        </w:trPr>
+        <w:tc>
+          <w:tcPr>
+            <w:tcW w:type="dxa" w:w="4819"/>
+            <w:vAlign w:val="center"/>
+          </w:tcPr>
+          <w:p>
+            <w:pPr>
+              <w:spacing w:after="20" w:line="240" w:lineRule="auto"/>
+            </w:pPr>
+            <w:r>
+              <w:rPr>
+                <w:b w:val="0"/>
+                <w:sz w:val="21"/>
+                <w:color w:val="000000"/>
+              </w:rPr>
+              <w:t>[Передающая сторона]</w:t>
+            </w:r>
+          </w:p>
+        </w:tc>
+        <w:tc>
+          <w:tcPr>
+            <w:tcW w:type="dxa" w:w="4819"/>
+            <w:vAlign w:val="center"/>
+          </w:tcPr>
+          <w:p>
+            <w:pPr>
+              <w:spacing w:after="20" w:line="240" w:lineRule="auto"/>
+            </w:pPr>
+            <w:r>
+              <w:rPr>
+                <w:b w:val="0"/>
+                <w:sz w:val="21"/>
+                <w:color w:val="000000"/>
+              </w:rPr>
+              <w:t>[Принимающая сторона]</w:t>
+            </w:r>
+          </w:p>
+        </w:tc>
+      </w:tr>
+    </w:tbl>
+    <w:p>
+      <w:pPr>
+        <w:pStyle w:val="Heading1"/>
+        <w:widowControl/>
+      </w:pPr>
+      <w:r>
+        <w:rPr>
+          <w:color w:val="000000"/>
+        </w:rPr>
+        <w:t>1. Передаваемое имущество</w:t>
+      </w:r>
+    </w:p>
+    <w:tbl>
+      <w:tblPr>
+        <w:tblW w:type="auto" w:w="0"/>
+        <w:jc w:val="center"/>
+        <w:tblLayout w:type="fixed"/>
+        <w:tblLook w:firstColumn="1" w:firstRow="1" w:lastColumn="0" w:lastRow="0" w:noHBand="0" w:noVBand="1" w:val="04A0"/>
+        <w:tblBorders>
+          <w:top w:val="single" w:sz="5" w:color="000000"/>
+          <w:left w:val="single" w:sz="5" w:color="000000"/>
+          <w:bottom w:val="single" w:sz="5" w:color="000000"/>
+          <w:right w:val="single" w:sz="5" w:color="000000"/>
+          <w:insideH w:val="single" w:sz="5" w:color="000000"/>
+          <w:insideV w:val="single" w:sz="5" w:color="000000"/>
+        </w:tblBorders>
+        <w:tblCellMar>
+          <w:top w:w="85" w:type="dxa"/>
+          <w:bottom w:w="85" w:type="dxa"/>
+          <w:left w:w="100" w:type="dxa"/>
+          <w:right w:w="100" w:type="dxa"/>
+        </w:tblCellMar>
+      </w:tblPr>
+      <w:tblGrid>
+        <w:gridCol w:w="454"/>
+        <w:gridCol w:w="6917"/>
+        <w:gridCol w:w="1134"/>
+        <w:gridCol w:w="1134"/>
+      </w:tblGrid>
+      <w:tr>
+        <w:trPr>
+          <w:cantSplit/>
+          <w:tblHeader/>
+        </w:trPr>
+        <w:tc>
+          <w:tcPr>
+            <w:tcW w:type="dxa" w:w="454"/>
+            <w:vAlign w:val="center"/>
+          </w:tcPr>
+          <w:p>
+            <w:pPr>
+              <w:spacing w:after="20" w:line="240" w:lineRule="auto"/>
+            </w:pPr>
+            <w:r>
+              <w:rPr>
+                <w:b/>
+                <w:sz w:val="21"/>
+                <w:color w:val="000000"/>
+              </w:rPr>
+              <w:t>№</w:t>
+            </w:r>
+          </w:p>
+        </w:tc>
+        <w:tc>
+          <w:tcPr>
+            <w:tcW w:type="dxa" w:w="6917"/>
+            <w:vAlign w:val="center"/>
+          </w:tcPr>
+          <w:p>
+            <w:pPr>
+              <w:spacing w:after="20" w:line="240" w:lineRule="auto"/>
+            </w:pPr>
+            <w:r>
+              <w:rPr>
+                <w:b/>
+                <w:sz w:val="21"/>
+                <w:color w:val="000000"/>
+              </w:rPr>
+              <w:t>Имущество</w:t>
+            </w:r>
+          </w:p>
+        </w:tc>
+        <w:tc>
+          <w:tcPr>
+            <w:tcW w:type="dxa" w:w="1134"/>
+            <w:vAlign w:val="center"/>
+          </w:tcPr>
+          <w:p>
+            <w:pPr>
+              <w:spacing w:after="20" w:line="240" w:lineRule="auto"/>
+            </w:pPr>
+            <w:r>
+              <w:rPr>
+                <w:b/>
+                <w:sz w:val="21"/>
+                <w:color w:val="000000"/>
+              </w:rPr>
+              <w:t>Ед. изм.</w:t>
+            </w:r>
+          </w:p>
+        </w:tc>
+        <w:tc>
+          <w:tcPr>
+            <w:tcW w:type="dxa" w:w="1134"/>
+            <w:vAlign w:val="center"/>
+          </w:tcPr>
+          <w:p>
+            <w:pPr>
+              <w:spacing w:after="20" w:line="240" w:lineRule="auto"/>
+            </w:pPr>
+            <w:r>
+              <w:rPr>
+                <w:b/>
+                <w:sz w:val="21"/>
+                <w:color w:val="000000"/>
+              </w:rPr>
+              <w:t>Кол-во</w:t>
+            </w:r>
+          </w:p>
+        </w:tc>
+      </w:tr>
+      <w:tr>
+        <w:trPr>
+          <w:cantSplit/>
+        </w:trPr>
+        <w:tc>
+          <w:tcPr>
+            <w:tcW w:type="dxa" w:w="454"/>
+            <w:vAlign w:val="center"/>
+          </w:tcPr>
+          <w:p>
+            <w:pPr>
+              <w:spacing w:after="20" w:line="240" w:lineRule="auto"/>
+            </w:pPr>
+            <w:r>
+              <w:rPr>
+                <w:b w:val="0"/>
+                <w:sz w:val="21"/>
+                <w:color w:val="000000"/>
+              </w:rPr>
+              <w:t>1</w:t>
+            </w:r>
+          </w:p>
+        </w:tc>
+        <w:tc>
+          <w:tcPr>
+            <w:tcW w:type="dxa" w:w="6917"/>
+            <w:vAlign w:val="center"/>
+          </w:tcPr>
+          <w:p>
+            <w:pPr>
+              <w:spacing w:after="20" w:line="240" w:lineRule="auto"/>
+            </w:pPr>
+            <w:r>
+              <w:rPr>
+                <w:b w:val="0"/>
+                <w:sz w:val="21"/>
+                <w:color w:val="000000"/>
+              </w:rPr>
+              <w:t xml:space="preserve">[Перечень количество и идентификаторы]</w:t>
+            </w:r>
+          </w:p>
+        </w:tc>
+        <w:tc>
+          <w:tcPr>
+            <w:tcW w:type="dxa" w:w="1134"/>
+            <w:vAlign w:val="center"/>
+          </w:tcPr>
+          <w:p>
+            <w:pPr>
+              <w:spacing w:after="20" w:line="240" w:lineRule="auto"/>
+            </w:pPr>
+            <w:r>
+              <w:rPr>
+                <w:b w:val="0"/>
+                <w:sz w:val="21"/>
+                <w:color w:val="000000"/>
+              </w:rPr>
+              <w:t xml:space="preserve">[Единица измерения]</w:t>
+            </w:r>
+          </w:p>
+        </w:tc>
+        <w:tc>
+          <w:tcPr>
+            <w:tcW w:type="dxa" w:w="1134"/>
+            <w:vAlign w:val="center"/>
+          </w:tcPr>
+          <w:p>
+            <w:pPr>
+              <w:spacing w:after="20" w:line="240" w:lineRule="auto"/>
+            </w:pPr>
+            <w:r>
+              <w:rPr>
+                <w:b w:val="0"/>
+                <w:sz w:val="21"/>
+                <w:color w:val="000000"/>
+              </w:rPr>
+              <w:t xml:space="preserve">[Количество]</w:t>
+            </w:r>
+          </w:p>
+        </w:tc>
+      </w:tr>
+      <w:tr>
+        <w:trPr>
+          <w:cantSplit/>
+        </w:trPr>
+        <w:tc>
+          <w:tcPr>
+            <w:tcW w:type="dxa" w:w="454"/>
+            <w:vAlign w:val="center"/>
+          </w:tcPr>
+          <w:p>
+            <w:pPr>
+              <w:spacing w:after="20" w:line="240" w:lineRule="auto"/>
+            </w:pPr>
+            <w:r>
+              <w:rPr>
+                <w:b w:val="0"/>
+                <w:sz w:val="21"/>
+                <w:color w:val="000000"/>
+              </w:rPr>
+              <w:t>2</w:t>
+            </w:r>
+          </w:p>
+        </w:tc>
+        <w:tc>
+          <w:tcPr>
+            <w:tcW w:type="dxa" w:w="6917"/>
+            <w:vAlign w:val="center"/>
+          </w:tcPr>
+          <w:p>
+            <w:pPr>
+              <w:spacing w:after="20" w:line="240" w:lineRule="auto"/>
+            </w:pPr>
+            <w:r>
+              <w:rPr>
+                <w:b w:val="0"/>
+                <w:sz w:val="21"/>
+                <w:color w:val="000000"/>
+              </w:rPr>
+            </w:r>
+          </w:p>
+        </w:tc>
+        <w:tc>
+          <w:tcPr>
+            <w:tcW w:type="dxa" w:w="1134"/>
+            <w:vAlign w:val="center"/>
+          </w:tcPr>
+          <w:p>
+            <w:pPr>
+              <w:spacing w:after="20" w:line="240" w:lineRule="auto"/>
+            </w:pPr>
+            <w:r>
+              <w:rPr>
+                <w:b w:val="0"/>
+                <w:sz w:val="21"/>
+                <w:color w:val="000000"/>
+              </w:rPr>
+            </w:r>
+          </w:p>
+        </w:tc>
+        <w:tc>
+          <w:tcPr>
+            <w:tcW w:type="dxa" w:w="1134"/>
+            <w:vAlign w:val="center"/>
+          </w:tcPr>
+          <w:p>
+            <w:pPr>
+              <w:spacing w:after="20" w:line="240" w:lineRule="auto"/>
+            </w:pPr>
+            <w:r>
+              <w:rPr>
+                <w:b w:val="0"/>
+                <w:sz w:val="21"/>
+                <w:color w:val="000000"/>
+              </w:rPr>
+            </w:r>
+          </w:p>
+        </w:tc>
+      </w:tr>
+      <w:tr>
+        <w:trPr>
+          <w:cantSplit/>
+        </w:trPr>
+        <w:tc>
+          <w:tcPr>
+            <w:tcW w:type="dxa" w:w="454"/>
+            <w:vAlign w:val="center"/>
+          </w:tcPr>
+          <w:p>
+            <w:pPr>
+              <w:spacing w:after="20" w:line="240" w:lineRule="auto"/>
+            </w:pPr>
+            <w:r>
+              <w:rPr>
+                <w:b w:val="0"/>
+                <w:sz w:val="21"/>
+                <w:color w:val="000000"/>
+              </w:rPr>
+              <w:t>3</w:t>
+            </w:r>
+          </w:p>
+        </w:tc>
+        <w:tc>
+          <w:tcPr>
+            <w:tcW w:type="dxa" w:w="6917"/>
+            <w:vAlign w:val="center"/>
+          </w:tcPr>
+          <w:p>
+            <w:pPr>
+              <w:spacing w:after="20" w:line="240" w:lineRule="auto"/>
+            </w:pPr>
+            <w:r>
+              <w:rPr>
+                <w:b w:val="0"/>
+                <w:sz w:val="21"/>
+                <w:color w:val="000000"/>
+              </w:rPr>
+            </w:r>
+          </w:p>
+        </w:tc>
+        <w:tc>
+          <w:tcPr>
+            <w:tcW w:type="dxa" w:w="1134"/>
+            <w:vAlign w:val="center"/>
+          </w:tcPr>
+          <w:p>
+            <w:pPr>
+              <w:spacing w:after="20" w:line="240" w:lineRule="auto"/>
+            </w:pPr>
+            <w:r>
+              <w:rPr>
+                <w:b w:val="0"/>
+                <w:sz w:val="21"/>
+                <w:color w:val="000000"/>
+              </w:rPr>
+            </w:r>
+          </w:p>
+        </w:tc>
+        <w:tc>
+          <w:tcPr>
+            <w:tcW w:type="dxa" w:w="1134"/>
+            <w:vAlign w:val="center"/>
+          </w:tcPr>
+          <w:p>
+            <w:pPr>
+              <w:spacing w:after="20" w:line="240" w:lineRule="auto"/>
+            </w:pPr>
+            <w:r>
+              <w:rPr>
+                <w:b w:val="0"/>
+                <w:sz w:val="21"/>
+                <w:color w:val="000000"/>
+              </w:rPr>
+            </w:r>
+          </w:p>
+        </w:tc>
+      </w:tr>
+    </w:tbl>
+    <w:p>
+      <w:pPr>
+        <w:widowControl/>
+        <w:spacing w:before="120"/>
+      </w:pPr>
+      <w:r>
+        <w:rPr>
+          <w:color w:val="000000"/>
+        </w:rPr>
+        <w:t>Состояние и комплектность: [Состояние и комплектность].</w:t>
       </w:r>
     </w:p>
     <w:p>
+      <w:pPr>
+        <w:widowControl/>
+      </w:pPr>
       <w:r>
-        <w:t xml:space="preserve">Принимающая сторона: [Принимающая сторона]. </w:t>
-      </w:r>
-    </w:p>
-    <w:p>
-      <w:r>
-        <w:t>Основание: [Основание передачи]. Место передачи: [Место передачи].</w:t>
+        <w:rPr>
+          <w:color w:val="000000"/>
+        </w:rPr>
+        <w:t>Переданные документы: [Переданные документы].</w:t>
       </w:r>
     </w:p>
     <w:p>
       <w:pPr>
         <w:pStyle w:val="Heading1"/>
+        <w:widowControl/>
       </w:pPr>
       <w:r>
-        <w:t>Передаваемое имущество</w:t>
-      </w:r>
-    </w:p>
-    <w:p>
-      <w:r>
-        <w:t>[Перечень количество и идентификаторы].</w:t>
-      </w:r>
-    </w:p>
-    <w:p>
-      <w:r>
-        <w:t>Состояние и комплектность: [Состояние и комплектность].</w:t>
-      </w:r>
-    </w:p>
-    <w:p>
-      <w:r>
-        <w:t>Документы: [Переданные документы].</w:t>
+        <w:rPr>
+          <w:color w:val="000000"/>
+        </w:rPr>
+        <w:t>2. Приёмка имущества</w:t>
       </w:r>
     </w:p>
     <w:p>
       <w:pPr>
-        <w:pStyle w:val="Heading1"/>
+        <w:widowControl/>
       </w:pPr>
       <w:r>
-        <w:t>Результат осмотра</w:t>
-      </w:r>
-    </w:p>
-    <w:p>
-      <w:r>
+        <w:rPr>
+          <w:color w:val="000000"/>
+        </w:rPr>
         <w:t>Замечания: [Замечания принимающей стороны].</w:t>
       </w:r>
     </w:p>
     <w:p>
+      <w:pPr>
+        <w:widowControl/>
+      </w:pPr>
       <w:r>
+        <w:rPr>
+          <w:color w:val="000000"/>
+        </w:rPr>
         <w:t>Подписи сторон подтверждают фактическую передачу перечисленного имущества в указанном состоянии. Акт сам по себе не подтверждает оплату и не изменяет обязательства по основному договору.</w:t>
       </w:r>
     </w:p>
     <w:p>
       <w:pPr>
         <w:pStyle w:val="Heading1"/>
+        <w:widowControl/>
       </w:pPr>
       <w:r>
-        <w:t>Реквизиты и подписи</w:t>
+        <w:rPr>
+          <w:color w:val="000000"/>
+        </w:rPr>
+        <w:t>3. Реквизиты и подписи сторон</w:t>
       </w:r>
     </w:p>
-    <w:p>
-      <w:r>
-        <w:t>Первая сторона: [Передающая сторона]. [Реквизиты первой стороны].</w:t>
-      </w:r>
-    </w:p>
-    <w:p>
-      <w:r>
-        <w:t>Подпись ____________________</w:t>
-      </w:r>
-    </w:p>
-    <w:p>
-      <w:r>
-        <w:t>Вторая сторона: [Принимающая сторона]. [Реквизиты второй стороны].</w:t>
-      </w:r>
-    </w:p>
-    <w:p>
-      <w:r>
-        <w:t>Подпись ____________________</w:t>
-      </w:r>
-    </w:p>
+    <w:tbl>
+      <w:tblPr>
+        <w:tblW w:type="auto" w:w="0"/>
+        <w:jc w:val="center"/>
+        <w:tblLayout w:type="fixed"/>
+        <w:tblLook w:firstColumn="1" w:firstRow="1" w:lastColumn="0" w:lastRow="0" w:noHBand="0" w:noVBand="1" w:val="04A0"/>
+        <w:tblBorders>
+          <w:top w:val="single" w:sz="5" w:color="000000"/>
+          <w:left w:val="single" w:sz="5" w:color="000000"/>
+          <w:bottom w:val="single" w:sz="5" w:color="000000"/>
+          <w:right w:val="single" w:sz="5" w:color="000000"/>
+          <w:insideH w:val="single" w:sz="5" w:color="000000"/>
+          <w:insideV w:val="single" w:sz="5" w:color="000000"/>
+        </w:tblBorders>
+        <w:tblCellMar>
+          <w:top w:w="85" w:type="dxa"/>
+          <w:bottom w:w="85" w:type="dxa"/>
+          <w:left w:w="100" w:type="dxa"/>
+          <w:right w:w="100" w:type="dxa"/>
+        </w:tblCellMar>
+      </w:tblPr>
+      <w:tblGrid>
+        <w:gridCol w:w="4819"/>
+        <w:gridCol w:w="4819"/>
+      </w:tblGrid>
+      <w:tr>
+        <w:trPr>
+          <w:cantSplit/>
+          <w:tblHeader/>
+        </w:trPr>
+        <w:tc>
+          <w:tcPr>
+            <w:tcW w:type="dxa" w:w="4819"/>
+            <w:vAlign w:val="center"/>
+          </w:tcPr>
+          <w:p>
+            <w:pPr>
+              <w:spacing w:after="20" w:line="240" w:lineRule="auto"/>
+            </w:pPr>
+            <w:r>
+              <w:rPr>
+                <w:b/>
+                <w:sz w:val="21"/>
+                <w:color w:val="000000"/>
+              </w:rPr>
+              <w:t>ПЕРЕДАЮЩАЯ СТОРОНА</w:t>
+            </w:r>
+          </w:p>
+        </w:tc>
+        <w:tc>
+          <w:tcPr>
+            <w:tcW w:type="dxa" w:w="4819"/>
+            <w:vAlign w:val="center"/>
+          </w:tcPr>
+          <w:p>
+            <w:pPr>
+              <w:spacing w:after="20" w:line="240" w:lineRule="auto"/>
+            </w:pPr>
+            <w:r>
+              <w:rPr>
+                <w:b/>
+                <w:sz w:val="21"/>
+                <w:color w:val="000000"/>
+              </w:rPr>
+              <w:t>ПРИНИМАЮЩАЯ СТОРОНА</w:t>
+            </w:r>
+          </w:p>
+        </w:tc>
+      </w:tr>
+      <w:tr>
+        <w:trPr>
+          <w:cantSplit/>
+        </w:trPr>
+        <w:tc>
+          <w:tcPr>
+            <w:tcW w:type="dxa" w:w="4819"/>
+            <w:vAlign w:val="center"/>
+          </w:tcPr>
+          <w:p>
+            <w:pPr>
+              <w:spacing w:after="20" w:line="240" w:lineRule="auto"/>
+            </w:pPr>
+            <w:r>
+              <w:rPr>
+                <w:b w:val="0"/>
+                <w:sz w:val="21"/>
+                <w:color w:val="000000"/>
+              </w:rPr>
+              <w:t>[Передающая сторона]</w:t>
+            </w:r>
+          </w:p>
+        </w:tc>
+        <w:tc>
+          <w:tcPr>
+            <w:tcW w:type="dxa" w:w="4819"/>
+            <w:vAlign w:val="center"/>
+          </w:tcPr>
+          <w:p>
+            <w:pPr>
+              <w:spacing w:after="20" w:line="240" w:lineRule="auto"/>
+            </w:pPr>
+            <w:r>
+              <w:rPr>
+                <w:b w:val="0"/>
+                <w:sz w:val="21"/>
+                <w:color w:val="000000"/>
+              </w:rPr>
+              <w:t>[Принимающая сторона]</w:t>
+            </w:r>
+          </w:p>
+        </w:tc>
+      </w:tr>
+      <w:tr>
+        <w:trPr>
+          <w:cantSplit/>
+        </w:trPr>
+        <w:tc>
+          <w:tcPr>
+            <w:tcW w:type="dxa" w:w="4819"/>
+            <w:vAlign w:val="center"/>
+          </w:tcPr>
+          <w:p>
+            <w:pPr>
+              <w:spacing w:after="20" w:line="240" w:lineRule="auto"/>
+            </w:pPr>
+            <w:r>
+              <w:rPr>
+                <w:b w:val="0"/>
+                <w:sz w:val="21"/>
+                <w:color w:val="000000"/>
+              </w:rPr>
+              <w:t>[Реквизиты первой стороны]</w:t>
+            </w:r>
+          </w:p>
+        </w:tc>
+        <w:tc>
+          <w:tcPr>
+            <w:tcW w:type="dxa" w:w="4819"/>
+            <w:vAlign w:val="center"/>
+          </w:tcPr>
+          <w:p>
+            <w:pPr>
+              <w:spacing w:after="20" w:line="240" w:lineRule="auto"/>
+            </w:pPr>
+            <w:r>
+              <w:rPr>
+                <w:b w:val="0"/>
+                <w:sz w:val="21"/>
+                <w:color w:val="000000"/>
+              </w:rPr>
+              <w:t>[Реквизиты второй стороны]</w:t>
+            </w:r>
+          </w:p>
+        </w:tc>
+      </w:tr>
+      <w:tr>
+        <w:trPr>
+          <w:cantSplit/>
+        </w:trPr>
+        <w:tc>
+          <w:tcPr>
+            <w:tcW w:type="dxa" w:w="4819"/>
+            <w:vAlign w:val="center"/>
+          </w:tcPr>
+          <w:p>
+            <w:pPr>
+              <w:spacing w:after="20" w:line="240" w:lineRule="auto"/>
+            </w:pPr>
+            <w:r>
+              <w:rPr>
+                <w:b w:val="0"/>
+                <w:sz w:val="21"/>
+                <w:color w:val="000000"/>
+              </w:rPr>
+              <w:t>Подпись __________ / __________ /</w:t>
+            </w:r>
+          </w:p>
+        </w:tc>
+        <w:tc>
+          <w:tcPr>
+            <w:tcW w:type="dxa" w:w="4819"/>
+            <w:vAlign w:val="center"/>
+          </w:tcPr>
+          <w:p>
+            <w:pPr>
+              <w:spacing w:after="20" w:line="240" w:lineRule="auto"/>
+            </w:pPr>
+            <w:r>
+              <w:rPr>
+                <w:b w:val="0"/>
+                <w:sz w:val="21"/>
+                <w:color w:val="000000"/>
+              </w:rPr>
+              <w:t>Подпись __________ / __________ /</w:t>
+            </w:r>
+          </w:p>
+        </w:tc>
+      </w:tr>
+    </w:tbl>
     <w:sectPr>
       <w:footerReference w:type="default" r:id="rId9"/>
+      <w:headerReference w:type="default" r:id="rId10"/>
       <w:pgSz w:w="11906" w:h="16838"/>
-      <w:pgMar w:top="964" w:right="1134" w:bottom="964" w:left="1134" w:header="720" w:footer="720" w:gutter="0"/>
+      <w:pgMar w:top="1020" w:right="1020" w:bottom="1020" w:left="1247" w:header="720" w:footer="720" w:gutter="0"/>
       <w:cols w:space="720"/>
       <w:docGrid w:linePitch="360"/>
     </w:sectPr>
@@ -117,9 +796,26 @@
       <w:pStyle w:val="Footer"/>
       <w:jc w:val="center"/>
     </w:pPr>
+    <w:r>
+      <w:rPr>
+        <w:rFonts w:ascii="Times New Roman" w:hAnsi="Times New Roman"/>
+        <w:color w:val="000000"/>
+        <w:sz w:val="18"/>
+      </w:rPr>
+    </w:r>
     <w:fldSimple w:instr="PAGE"/>
   </w:p>
 </w:ftr>
+</file>
+
+<file path=word/header1.xml><?xml version="1.0" encoding="utf-8"?>
+<w:hdr xmlns:m="http://schemas.openxmlformats.org/officeDocument/2006/math" xmlns:mc="http://schemas.openxmlformats.org/markup-compatibility/2006" xmlns:mo="http://schemas.microsoft.com/office/mac/office/2008/main" xmlns:mv="urn:schemas-microsoft-com:mac:vml" xmlns:o="urn:schemas-microsoft-com:office:office" xmlns:r="http://schemas.openxmlformats.org/officeDocument/2006/relationships" xmlns:v="urn:schemas-microsoft-com:vml" xmlns:w10="urn:schemas-microsoft-com:office:word" xmlns:w14="http://schemas.microsoft.com/office/word/2010/wordml" xmlns:w="http://schemas.openxmlformats.org/wordprocessingml/2006/main" xmlns:wne="http://schemas.microsoft.com/office/word/2006/wordml" xmlns:wp14="http://schemas.microsoft.com/office/word/2010/wordprocessingDrawing" xmlns:wp="http://schemas.openxmlformats.org/drawingml/2006/wordprocessingDrawing" xmlns:wpc="http://schemas.microsoft.com/office/word/2010/wordprocessingCanvas" xmlns:wpg="http://schemas.microsoft.com/office/word/2010/wordprocessingGroup" xmlns:wpi="http://schemas.microsoft.com/office/word/2010/wordprocessingInk" xmlns:wps="http://schemas.microsoft.com/office/word/2010/wordprocessingShape" mc:Ignorable="w14 wp14">
+  <w:p>
+    <w:pPr>
+      <w:pStyle w:val="Header"/>
+    </w:pPr>
+  </w:p>
+</w:hdr>
 </file>
 
 <file path=word/numbering.xml><?xml version="1.0" encoding="utf-8"?>
@@ -486,7 +1182,7 @@
     <w:qFormat/>
     <w:rsid w:val="00FC693F"/>
     <w:pPr>
-      <w:spacing w:after="100" w:line="250" w:lineRule="auto"/>
+      <w:spacing w:after="100" w:line="254" w:lineRule="auto"/>
     </w:pPr>
     <w:rPr>
       <w:rFonts w:ascii="Times New Roman" w:hAnsi="Times New Roman" w:eastAsia="Times New Roman" w:cs="Times New Roman"/>
@@ -549,7 +1245,7 @@
     <w:pPr>
       <w:keepNext/>
       <w:keepLines/>
-      <w:spacing w:before="140" w:after="100" w:line="250" w:lineRule="auto"/>
+      <w:spacing w:before="180" w:after="100" w:line="254" w:lineRule="auto"/>
       <w:outlineLvl w:val="0"/>
     </w:pPr>
     <w:rPr>
@@ -557,7 +1253,7 @@
       <w:b/>
       <w:bCs/>
       <w:color w:val="000000"/>
-      <w:sz w:val="24"/>
+      <w:sz w:val="23"/>
       <w:szCs w:val="28"/>
     </w:rPr>
   </w:style>
@@ -573,15 +1269,15 @@
     <w:pPr>
       <w:keepNext/>
       <w:keepLines/>
-      <w:spacing w:before="200" w:after="0"/>
+      <w:spacing w:before="200" w:after="100" w:line="254" w:lineRule="auto"/>
       <w:outlineLvl w:val="1"/>
     </w:pPr>
     <w:rPr>
-      <w:rFonts w:asciiTheme="majorHAnsi" w:eastAsiaTheme="majorEastAsia" w:hAnsiTheme="majorHAnsi" w:cstheme="majorBidi"/>
+      <w:rFonts w:ascii="Times New Roman" w:hAnsi="Times New Roman" w:eastAsia="Times New Roman" w:cs="Times New Roman"/>
       <w:b/>
       <w:bCs/>
-      <w:color w:val="4F81BD" w:themeColor="accent1"/>
-      <w:sz w:val="26"/>
+      <w:color w:val="000000"/>
+      <w:sz w:val="22"/>
       <w:szCs w:val="26"/>
     </w:rPr>
   </w:style>
@@ -604,7 +1300,7 @@
       <w:rFonts w:asciiTheme="majorHAnsi" w:eastAsiaTheme="majorEastAsia" w:hAnsiTheme="majorHAnsi" w:cstheme="majorBidi"/>
       <w:b/>
       <w:bCs/>
-      <w:color w:val="4F81BD" w:themeColor="accent1"/>
+      <w:color w:val="000000"/>
     </w:rPr>
   </w:style>
   <w:style w:type="paragraph" w:styleId="Heading4">
@@ -629,7 +1325,7 @@
       <w:bCs/>
       <w:i/>
       <w:iCs/>
-      <w:color w:val="4F81BD" w:themeColor="accent1"/>
+      <w:color w:val="000000"/>
     </w:rPr>
   </w:style>
   <w:style w:type="paragraph" w:styleId="Heading5">
@@ -650,7 +1346,7 @@
     </w:pPr>
     <w:rPr>
       <w:rFonts w:asciiTheme="majorHAnsi" w:eastAsiaTheme="majorEastAsia" w:hAnsiTheme="majorHAnsi" w:cstheme="majorBidi"/>
-      <w:color w:val="243F60" w:themeColor="accent1" w:themeShade="7F"/>
+      <w:color w:val="000000"/>
     </w:rPr>
   </w:style>
   <w:style w:type="paragraph" w:styleId="Heading6">
@@ -673,7 +1369,7 @@
       <w:rFonts w:asciiTheme="majorHAnsi" w:eastAsiaTheme="majorEastAsia" w:hAnsiTheme="majorHAnsi" w:cstheme="majorBidi"/>
       <w:i/>
       <w:iCs/>
-      <w:color w:val="243F60" w:themeColor="accent1" w:themeShade="7F"/>
+      <w:color w:val="000000"/>
     </w:rPr>
   </w:style>
   <w:style w:type="paragraph" w:styleId="Heading7">
@@ -696,7 +1392,7 @@
       <w:rFonts w:asciiTheme="majorHAnsi" w:eastAsiaTheme="majorEastAsia" w:hAnsiTheme="majorHAnsi" w:cstheme="majorBidi"/>
       <w:i/>
       <w:iCs/>
-      <w:color w:val="404040" w:themeColor="text1" w:themeTint="BF"/>
+      <w:color w:val="000000"/>
     </w:rPr>
   </w:style>
   <w:style w:type="paragraph" w:styleId="Heading8">
@@ -717,7 +1413,7 @@
     </w:pPr>
     <w:rPr>
       <w:rFonts w:asciiTheme="majorHAnsi" w:eastAsiaTheme="majorEastAsia" w:hAnsiTheme="majorHAnsi" w:cstheme="majorBidi"/>
-      <w:color w:val="4F81BD" w:themeColor="accent1"/>
+      <w:color w:val="000000"/>
       <w:sz w:val="20"/>
       <w:szCs w:val="20"/>
     </w:rPr>
@@ -742,7 +1438,7 @@
       <w:rFonts w:asciiTheme="majorHAnsi" w:eastAsiaTheme="majorEastAsia" w:hAnsiTheme="majorHAnsi" w:cstheme="majorBidi"/>
       <w:i/>
       <w:iCs/>
-      <w:color w:val="404040" w:themeColor="text1" w:themeTint="BF"/>
+      <w:color w:val="000000"/>
       <w:sz w:val="20"/>
       <w:szCs w:val="20"/>
     </w:rPr>
@@ -793,7 +1489,7 @@
       <w:rFonts w:asciiTheme="majorHAnsi" w:eastAsiaTheme="majorEastAsia" w:hAnsiTheme="majorHAnsi" w:cstheme="majorBidi"/>
       <w:b/>
       <w:bCs/>
-      <w:color w:val="365F91" w:themeColor="accent1" w:themeShade="BF"/>
+      <w:color w:val="000000"/>
       <w:sz w:val="28"/>
       <w:szCs w:val="28"/>
     </w:rPr>
@@ -808,7 +1504,7 @@
       <w:rFonts w:asciiTheme="majorHAnsi" w:eastAsiaTheme="majorEastAsia" w:hAnsiTheme="majorHAnsi" w:cstheme="majorBidi"/>
       <w:b/>
       <w:bCs/>
-      <w:color w:val="4F81BD" w:themeColor="accent1"/>
+      <w:color w:val="000000"/>
       <w:sz w:val="26"/>
       <w:szCs w:val="26"/>
     </w:rPr>
@@ -823,7 +1519,7 @@
       <w:rFonts w:asciiTheme="majorHAnsi" w:eastAsiaTheme="majorEastAsia" w:hAnsiTheme="majorHAnsi" w:cstheme="majorBidi"/>
       <w:b/>
       <w:bCs/>
-      <w:color w:val="4F81BD" w:themeColor="accent1"/>
+      <w:color w:val="000000"/>
     </w:rPr>
   </w:style>
   <w:style w:type="paragraph" w:styleId="Title">
@@ -835,7 +1531,7 @@
     <w:qFormat/>
     <w:rsid w:val="00FC693F"/>
     <w:pPr>
-      <w:spacing w:after="100" w:line="250" w:lineRule="auto"/>
+      <w:spacing w:after="200" w:line="254" w:lineRule="auto"/>
       <w:contextualSpacing/>
     </w:pPr>
     <w:rPr>
@@ -844,7 +1540,7 @@
       <w:color w:val="000000"/>
       <w:spacing w:val="5"/>
       <w:kern w:val="28"/>
-      <w:sz w:val="32"/>
+      <w:sz w:val="28"/>
       <w:szCs w:val="52"/>
     </w:rPr>
   </w:style>
@@ -856,7 +1552,7 @@
     <w:rsid w:val="00FC693F"/>
     <w:rPr>
       <w:rFonts w:asciiTheme="majorHAnsi" w:eastAsiaTheme="majorEastAsia" w:hAnsiTheme="majorHAnsi" w:cstheme="majorBidi"/>
-      <w:color w:val="17365D" w:themeColor="text2" w:themeShade="BF"/>
+      <w:color w:val="000000"/>
       <w:spacing w:val="5"/>
       <w:kern w:val="28"/>
       <w:sz w:val="52"/>
@@ -880,7 +1576,7 @@
       <w:rFonts w:asciiTheme="majorHAnsi" w:eastAsiaTheme="majorEastAsia" w:hAnsiTheme="majorHAnsi" w:cstheme="majorBidi"/>
       <w:i/>
       <w:iCs/>
-      <w:color w:val="4F81BD" w:themeColor="accent1"/>
+      <w:color w:val="000000"/>
       <w:spacing w:val="15"/>
       <w:sz w:val="24"/>
       <w:szCs w:val="24"/>
@@ -896,7 +1592,7 @@
       <w:rFonts w:asciiTheme="majorHAnsi" w:eastAsiaTheme="majorEastAsia" w:hAnsiTheme="majorHAnsi" w:cstheme="majorBidi"/>
       <w:i/>
       <w:iCs/>
-      <w:color w:val="4F81BD" w:themeColor="accent1"/>
+      <w:color w:val="000000"/>
       <w:spacing w:val="15"/>
       <w:sz w:val="24"/>
       <w:szCs w:val="24"/>
@@ -1168,7 +1864,7 @@
     <w:rPr>
       <w:i/>
       <w:iCs/>
-      <w:color w:val="000000" w:themeColor="text1"/>
+      <w:color w:val="000000"/>
     </w:rPr>
   </w:style>
   <w:style w:type="character" w:customStyle="1" w:styleId="QuoteChar">
@@ -1180,7 +1876,7 @@
     <w:rPr>
       <w:i/>
       <w:iCs/>
-      <w:color w:val="000000" w:themeColor="text1"/>
+      <w:color w:val="000000"/>
     </w:rPr>
   </w:style>
   <w:style w:type="character" w:customStyle="1" w:styleId="Heading4Char">
@@ -1196,7 +1892,7 @@
       <w:bCs/>
       <w:i/>
       <w:iCs/>
-      <w:color w:val="4F81BD" w:themeColor="accent1"/>
+      <w:color w:val="000000"/>
     </w:rPr>
   </w:style>
   <w:style w:type="character" w:customStyle="1" w:styleId="Heading5Char">
@@ -1208,7 +1904,7 @@
     <w:rsid w:val="00FC693F"/>
     <w:rPr>
       <w:rFonts w:asciiTheme="majorHAnsi" w:eastAsiaTheme="majorEastAsia" w:hAnsiTheme="majorHAnsi" w:cstheme="majorBidi"/>
-      <w:color w:val="243F60" w:themeColor="accent1" w:themeShade="7F"/>
+      <w:color w:val="000000"/>
     </w:rPr>
   </w:style>
   <w:style w:type="character" w:customStyle="1" w:styleId="Heading6Char">
@@ -1222,7 +1918,7 @@
       <w:rFonts w:asciiTheme="majorHAnsi" w:eastAsiaTheme="majorEastAsia" w:hAnsiTheme="majorHAnsi" w:cstheme="majorBidi"/>
       <w:i/>
       <w:iCs/>
-      <w:color w:val="243F60" w:themeColor="accent1" w:themeShade="7F"/>
+      <w:color w:val="000000"/>
     </w:rPr>
   </w:style>
   <w:style w:type="character" w:customStyle="1" w:styleId="Heading7Char">
@@ -1236,7 +1932,7 @@
       <w:rFonts w:asciiTheme="majorHAnsi" w:eastAsiaTheme="majorEastAsia" w:hAnsiTheme="majorHAnsi" w:cstheme="majorBidi"/>
       <w:i/>
       <w:iCs/>
-      <w:color w:val="404040" w:themeColor="text1" w:themeTint="BF"/>
+      <w:color w:val="000000"/>
     </w:rPr>
   </w:style>
   <w:style w:type="character" w:customStyle="1" w:styleId="Heading8Char">
@@ -1248,7 +1944,7 @@
     <w:rsid w:val="00FC693F"/>
     <w:rPr>
       <w:rFonts w:asciiTheme="majorHAnsi" w:eastAsiaTheme="majorEastAsia" w:hAnsiTheme="majorHAnsi" w:cstheme="majorBidi"/>
-      <w:color w:val="4F81BD" w:themeColor="accent1"/>
+      <w:color w:val="000000"/>
       <w:sz w:val="20"/>
       <w:szCs w:val="20"/>
     </w:rPr>
@@ -1264,7 +1960,7 @@
       <w:rFonts w:asciiTheme="majorHAnsi" w:eastAsiaTheme="majorEastAsia" w:hAnsiTheme="majorHAnsi" w:cstheme="majorBidi"/>
       <w:i/>
       <w:iCs/>
-      <w:color w:val="404040" w:themeColor="text1" w:themeTint="BF"/>
+      <w:color w:val="000000"/>
       <w:sz w:val="20"/>
       <w:szCs w:val="20"/>
     </w:rPr>
@@ -1284,7 +1980,7 @@
     <w:rPr>
       <w:b/>
       <w:bCs/>
-      <w:color w:val="4F81BD" w:themeColor="accent1"/>
+      <w:color w:val="000000"/>
       <w:sz w:val="18"/>
       <w:szCs w:val="18"/>
     </w:rPr>
@@ -1328,7 +2024,7 @@
       <w:bCs/>
       <w:i/>
       <w:iCs/>
-      <w:color w:val="4F81BD" w:themeColor="accent1"/>
+      <w:color w:val="000000"/>
     </w:rPr>
   </w:style>
   <w:style w:type="character" w:customStyle="1" w:styleId="IntenseQuoteChar">
@@ -1342,7 +2038,7 @@
       <w:bCs/>
       <w:i/>
       <w:iCs/>
-      <w:color w:val="4F81BD" w:themeColor="accent1"/>
+      <w:color w:val="000000"/>
     </w:rPr>
   </w:style>
   <w:style w:type="character" w:styleId="SubtleEmphasis">
@@ -1354,7 +2050,7 @@
     <w:rPr>
       <w:i/>
       <w:iCs/>
-      <w:color w:val="808080" w:themeColor="text1" w:themeTint="7F"/>
+      <w:color w:val="000000"/>
     </w:rPr>
   </w:style>
   <w:style w:type="character" w:styleId="IntenseEmphasis">
@@ -1368,7 +2064,7 @@
       <w:bCs/>
       <w:i/>
       <w:iCs/>
-      <w:color w:val="4F81BD" w:themeColor="accent1"/>
+      <w:color w:val="000000"/>
     </w:rPr>
   </w:style>
   <w:style w:type="character" w:styleId="SubtleReference">
@@ -1379,7 +2075,7 @@
     <w:rsid w:val="00FC693F"/>
     <w:rPr>
       <w:smallCaps/>
-      <w:color w:val="C0504D" w:themeColor="accent2"/>
+      <w:color w:val="000000"/>
       <w:u w:val="single"/>
     </w:rPr>
   </w:style>
@@ -1393,7 +2089,7 @@
       <w:b/>
       <w:bCs/>
       <w:smallCaps/>
-      <w:color w:val="C0504D" w:themeColor="accent2"/>
+      <w:color w:val="000000"/>
       <w:spacing w:val="5"/>
       <w:u w:val="single"/>
     </w:rPr>
@@ -1459,7 +2155,7 @@
       <w:spacing w:after="0" w:line="240" w:lineRule="auto"/>
     </w:pPr>
     <w:rPr>
-      <w:color w:val="000000" w:themeColor="text1" w:themeShade="BF"/>
+      <w:color w:val="000000"/>
     </w:rPr>
     <w:tblPr>
       <w:tblStyleRowBandSize w:val="1"/>
@@ -1562,7 +2258,7 @@
       <w:spacing w:after="0" w:line="240" w:lineRule="auto"/>
     </w:pPr>
     <w:rPr>
-      <w:color w:val="365F91" w:themeColor="accent1" w:themeShade="BF"/>
+      <w:color w:val="000000"/>
     </w:rPr>
     <w:tblPr>
       <w:tblStyleRowBandSize w:val="1"/>
@@ -1665,7 +2361,7 @@
       <w:spacing w:after="0" w:line="240" w:lineRule="auto"/>
     </w:pPr>
     <w:rPr>
-      <w:color w:val="943634" w:themeColor="accent2" w:themeShade="BF"/>
+      <w:color w:val="000000"/>
     </w:rPr>
     <w:tblPr>
       <w:tblStyleRowBandSize w:val="1"/>
@@ -1768,7 +2464,7 @@
       <w:spacing w:after="0" w:line="240" w:lineRule="auto"/>
     </w:pPr>
     <w:rPr>
-      <w:color w:val="76923C" w:themeColor="accent3" w:themeShade="BF"/>
+      <w:color w:val="000000"/>
     </w:rPr>
     <w:tblPr>
       <w:tblStyleRowBandSize w:val="1"/>
@@ -1871,7 +2567,7 @@
       <w:spacing w:after="0" w:line="240" w:lineRule="auto"/>
     </w:pPr>
     <w:rPr>
-      <w:color w:val="5F497A" w:themeColor="accent4" w:themeShade="BF"/>
+      <w:color w:val="000000"/>
     </w:rPr>
     <w:tblPr>
       <w:tblStyleRowBandSize w:val="1"/>
@@ -1974,7 +2670,7 @@
       <w:spacing w:after="0" w:line="240" w:lineRule="auto"/>
     </w:pPr>
     <w:rPr>
-      <w:color w:val="31849B" w:themeColor="accent5" w:themeShade="BF"/>
+      <w:color w:val="000000"/>
     </w:rPr>
     <w:tblPr>
       <w:tblStyleRowBandSize w:val="1"/>
@@ -2077,7 +2773,7 @@
       <w:spacing w:after="0" w:line="240" w:lineRule="auto"/>
     </w:pPr>
     <w:rPr>
-      <w:color w:val="E36C0A" w:themeColor="accent6" w:themeShade="BF"/>
+      <w:color w:val="000000"/>
     </w:rPr>
     <w:tblPr>
       <w:tblStyleRowBandSize w:val="1"/>
@@ -2203,7 +2899,7 @@
       <w:rPr>
         <w:b/>
         <w:bCs/>
-        <w:color w:val="FFFFFF" w:themeColor="background1"/>
+        <w:color w:val="000000"/>
       </w:rPr>
       <w:tblPr/>
       <w:tcPr>
@@ -2295,7 +2991,7 @@
       <w:rPr>
         <w:b/>
         <w:bCs/>
-        <w:color w:val="FFFFFF" w:themeColor="background1"/>
+        <w:color w:val="000000"/>
       </w:rPr>
       <w:tblPr/>
       <w:tcPr>
@@ -2387,7 +3083,7 @@
       <w:rPr>
         <w:b/>
         <w:bCs/>
-        <w:color w:val="FFFFFF" w:themeColor="background1"/>
+        <w:color w:val="000000"/>
       </w:rPr>
       <w:tblPr/>
       <w:tcPr>
@@ -2479,7 +3175,7 @@
       <w:rPr>
         <w:b/>
         <w:bCs/>
-        <w:color w:val="FFFFFF" w:themeColor="background1"/>
+        <w:color w:val="000000"/>
       </w:rPr>
       <w:tblPr/>
       <w:tcPr>
@@ -2571,7 +3267,7 @@
       <w:rPr>
         <w:b/>
         <w:bCs/>
-        <w:color w:val="FFFFFF" w:themeColor="background1"/>
+        <w:color w:val="000000"/>
       </w:rPr>
       <w:tblPr/>
       <w:tcPr>
@@ -2663,7 +3359,7 @@
       <w:rPr>
         <w:b/>
         <w:bCs/>
-        <w:color w:val="FFFFFF" w:themeColor="background1"/>
+        <w:color w:val="000000"/>
       </w:rPr>
       <w:tblPr/>
       <w:tcPr>
@@ -2755,7 +3451,7 @@
       <w:rPr>
         <w:b/>
         <w:bCs/>
-        <w:color w:val="FFFFFF" w:themeColor="background1"/>
+        <w:color w:val="000000"/>
       </w:rPr>
       <w:tblPr/>
       <w:tcPr>
@@ -3758,7 +4454,7 @@
       <w:rPr>
         <w:b/>
         <w:bCs/>
-        <w:color w:val="FFFFFF" w:themeColor="background1"/>
+        <w:color w:val="000000"/>
       </w:rPr>
       <w:tblPr/>
       <w:tcPr>
@@ -3864,7 +4560,7 @@
       <w:rPr>
         <w:b/>
         <w:bCs/>
-        <w:color w:val="FFFFFF" w:themeColor="background1"/>
+        <w:color w:val="000000"/>
       </w:rPr>
       <w:tblPr/>
       <w:tcPr>
@@ -3970,7 +4666,7 @@
       <w:rPr>
         <w:b/>
         <w:bCs/>
-        <w:color w:val="FFFFFF" w:themeColor="background1"/>
+        <w:color w:val="000000"/>
       </w:rPr>
       <w:tblPr/>
       <w:tcPr>
@@ -4076,7 +4772,7 @@
       <w:rPr>
         <w:b/>
         <w:bCs/>
-        <w:color w:val="FFFFFF" w:themeColor="background1"/>
+        <w:color w:val="000000"/>
       </w:rPr>
       <w:tblPr/>
       <w:tcPr>
@@ -4182,7 +4878,7 @@
       <w:rPr>
         <w:b/>
         <w:bCs/>
-        <w:color w:val="FFFFFF" w:themeColor="background1"/>
+        <w:color w:val="000000"/>
       </w:rPr>
       <w:tblPr/>
       <w:tcPr>
@@ -4288,7 +4984,7 @@
       <w:rPr>
         <w:b/>
         <w:bCs/>
-        <w:color w:val="FFFFFF" w:themeColor="background1"/>
+        <w:color w:val="000000"/>
       </w:rPr>
       <w:tblPr/>
       <w:tcPr>
@@ -4394,7 +5090,7 @@
       <w:rPr>
         <w:b/>
         <w:bCs/>
-        <w:color w:val="FFFFFF" w:themeColor="background1"/>
+        <w:color w:val="000000"/>
       </w:rPr>
       <w:tblPr/>
       <w:tcPr>
@@ -4497,7 +5193,7 @@
       <w:rPr>
         <w:b/>
         <w:bCs/>
-        <w:color w:val="FFFFFF" w:themeColor="background1"/>
+        <w:color w:val="000000"/>
       </w:rPr>
       <w:tblPr/>
       <w:tcPr>
@@ -4517,7 +5213,7 @@
         <w:spacing w:before="0" w:after="0" w:line="240" w:lineRule="auto"/>
       </w:pPr>
       <w:rPr>
-        <w:color w:val="auto"/>
+        <w:color w:val="000000"/>
       </w:rPr>
       <w:tblPr/>
       <w:tcPr>
@@ -4536,7 +5232,7 @@
       <w:rPr>
         <w:b/>
         <w:bCs/>
-        <w:color w:val="FFFFFF" w:themeColor="background1"/>
+        <w:color w:val="000000"/>
       </w:rPr>
       <w:tblPr/>
       <w:tcPr>
@@ -4555,7 +5251,7 @@
       <w:rPr>
         <w:b/>
         <w:bCs/>
-        <w:color w:val="FFFFFF" w:themeColor="background1"/>
+        <w:color w:val="000000"/>
       </w:rPr>
       <w:tblPr/>
       <w:tcPr>
@@ -4601,7 +5297,7 @@
     </w:tblStylePr>
     <w:tblStylePr w:type="nwCell">
       <w:rPr>
-        <w:color w:val="FFFFFF" w:themeColor="background1"/>
+        <w:color w:val="000000"/>
       </w:rPr>
       <w:tblPr/>
       <w:tcPr>
@@ -4646,7 +5342,7 @@
       <w:rPr>
         <w:b/>
         <w:bCs/>
-        <w:color w:val="FFFFFF" w:themeColor="background1"/>
+        <w:color w:val="000000"/>
       </w:rPr>
       <w:tblPr/>
       <w:tcPr>
@@ -4666,7 +5362,7 @@
         <w:spacing w:before="0" w:after="0" w:line="240" w:lineRule="auto"/>
       </w:pPr>
       <w:rPr>
-        <w:color w:val="auto"/>
+        <w:color w:val="000000"/>
       </w:rPr>
       <w:tblPr/>
       <w:tcPr>
@@ -4685,7 +5381,7 @@
       <w:rPr>
         <w:b/>
         <w:bCs/>
-        <w:color w:val="FFFFFF" w:themeColor="background1"/>
+        <w:color w:val="000000"/>
       </w:rPr>
       <w:tblPr/>
       <w:tcPr>
@@ -4704,7 +5400,7 @@
       <w:rPr>
         <w:b/>
         <w:bCs/>
-        <w:color w:val="FFFFFF" w:themeColor="background1"/>
+        <w:color w:val="000000"/>
       </w:rPr>
       <w:tblPr/>
       <w:tcPr>
@@ -4750,7 +5446,7 @@
     </w:tblStylePr>
     <w:tblStylePr w:type="nwCell">
       <w:rPr>
-        <w:color w:val="FFFFFF" w:themeColor="background1"/>
+        <w:color w:val="000000"/>
       </w:rPr>
       <w:tblPr/>
       <w:tcPr>
@@ -4795,7 +5491,7 @@
       <w:rPr>
         <w:b/>
         <w:bCs/>
-        <w:color w:val="FFFFFF" w:themeColor="background1"/>
+        <w:color w:val="000000"/>
       </w:rPr>
       <w:tblPr/>
       <w:tcPr>
@@ -4815,7 +5511,7 @@
         <w:spacing w:before="0" w:after="0" w:line="240" w:lineRule="auto"/>
       </w:pPr>
       <w:rPr>
-        <w:color w:val="auto"/>
+        <w:color w:val="000000"/>
       </w:rPr>
       <w:tblPr/>
       <w:tcPr>
@@ -4834,7 +5530,7 @@
       <w:rPr>
         <w:b/>
         <w:bCs/>
-        <w:color w:val="FFFFFF" w:themeColor="background1"/>
+        <w:color w:val="000000"/>
       </w:rPr>
       <w:tblPr/>
       <w:tcPr>
@@ -4853,7 +5549,7 @@
       <w:rPr>
         <w:b/>
         <w:bCs/>
-        <w:color w:val="FFFFFF" w:themeColor="background1"/>
+        <w:color w:val="000000"/>
       </w:rPr>
       <w:tblPr/>
       <w:tcPr>
@@ -4899,7 +5595,7 @@
     </w:tblStylePr>
     <w:tblStylePr w:type="nwCell">
       <w:rPr>
-        <w:color w:val="FFFFFF" w:themeColor="background1"/>
+        <w:color w:val="000000"/>
       </w:rPr>
       <w:tblPr/>
       <w:tcPr>
@@ -4944,7 +5640,7 @@
       <w:rPr>
         <w:b/>
         <w:bCs/>
-        <w:color w:val="FFFFFF" w:themeColor="background1"/>
+        <w:color w:val="000000"/>
       </w:rPr>
       <w:tblPr/>
       <w:tcPr>
@@ -4964,7 +5660,7 @@
         <w:spacing w:before="0" w:after="0" w:line="240" w:lineRule="auto"/>
       </w:pPr>
       <w:rPr>
-        <w:color w:val="auto"/>
+        <w:color w:val="000000"/>
       </w:rPr>
       <w:tblPr/>
       <w:tcPr>
@@ -4983,7 +5679,7 @@
       <w:rPr>
         <w:b/>
         <w:bCs/>
-        <w:color w:val="FFFFFF" w:themeColor="background1"/>
+        <w:color w:val="000000"/>
       </w:rPr>
       <w:tblPr/>
       <w:tcPr>
@@ -5002,7 +5698,7 @@
       <w:rPr>
         <w:b/>
         <w:bCs/>
-        <w:color w:val="FFFFFF" w:themeColor="background1"/>
+        <w:color w:val="000000"/>
       </w:rPr>
       <w:tblPr/>
       <w:tcPr>
@@ -5048,7 +5744,7 @@
     </w:tblStylePr>
     <w:tblStylePr w:type="nwCell">
       <w:rPr>
-        <w:color w:val="FFFFFF" w:themeColor="background1"/>
+        <w:color w:val="000000"/>
       </w:rPr>
       <w:tblPr/>
       <w:tcPr>
@@ -5093,7 +5789,7 @@
       <w:rPr>
         <w:b/>
         <w:bCs/>
-        <w:color w:val="FFFFFF" w:themeColor="background1"/>
+        <w:color w:val="000000"/>
       </w:rPr>
       <w:tblPr/>
       <w:tcPr>
@@ -5113,7 +5809,7 @@
         <w:spacing w:before="0" w:after="0" w:line="240" w:lineRule="auto"/>
       </w:pPr>
       <w:rPr>
-        <w:color w:val="auto"/>
+        <w:color w:val="000000"/>
       </w:rPr>
       <w:tblPr/>
       <w:tcPr>
@@ -5132,7 +5828,7 @@
       <w:rPr>
         <w:b/>
         <w:bCs/>
-        <w:color w:val="FFFFFF" w:themeColor="background1"/>
+        <w:color w:val="000000"/>
       </w:rPr>
       <w:tblPr/>
       <w:tcPr>
@@ -5151,7 +5847,7 @@
       <w:rPr>
         <w:b/>
         <w:bCs/>
-        <w:color w:val="FFFFFF" w:themeColor="background1"/>
+        <w:color w:val="000000"/>
       </w:rPr>
       <w:tblPr/>
       <w:tcPr>
@@ -5197,7 +5893,7 @@
     </w:tblStylePr>
     <w:tblStylePr w:type="nwCell">
       <w:rPr>
-        <w:color w:val="FFFFFF" w:themeColor="background1"/>
+        <w:color w:val="000000"/>
       </w:rPr>
       <w:tblPr/>
       <w:tcPr>
@@ -5242,7 +5938,7 @@
       <w:rPr>
         <w:b/>
         <w:bCs/>
-        <w:color w:val="FFFFFF" w:themeColor="background1"/>
+        <w:color w:val="000000"/>
       </w:rPr>
       <w:tblPr/>
       <w:tcPr>
@@ -5262,7 +5958,7 @@
         <w:spacing w:before="0" w:after="0" w:line="240" w:lineRule="auto"/>
       </w:pPr>
       <w:rPr>
-        <w:color w:val="auto"/>
+        <w:color w:val="000000"/>
       </w:rPr>
       <w:tblPr/>
       <w:tcPr>
@@ -5281,7 +5977,7 @@
       <w:rPr>
         <w:b/>
         <w:bCs/>
-        <w:color w:val="FFFFFF" w:themeColor="background1"/>
+        <w:color w:val="000000"/>
       </w:rPr>
       <w:tblPr/>
       <w:tcPr>
@@ -5300,7 +5996,7 @@
       <w:rPr>
         <w:b/>
         <w:bCs/>
-        <w:color w:val="FFFFFF" w:themeColor="background1"/>
+        <w:color w:val="000000"/>
       </w:rPr>
       <w:tblPr/>
       <w:tcPr>
@@ -5346,7 +6042,7 @@
     </w:tblStylePr>
     <w:tblStylePr w:type="nwCell">
       <w:rPr>
-        <w:color w:val="FFFFFF" w:themeColor="background1"/>
+        <w:color w:val="000000"/>
       </w:rPr>
       <w:tblPr/>
       <w:tcPr>
@@ -5391,7 +6087,7 @@
       <w:rPr>
         <w:b/>
         <w:bCs/>
-        <w:color w:val="FFFFFF" w:themeColor="background1"/>
+        <w:color w:val="000000"/>
       </w:rPr>
       <w:tblPr/>
       <w:tcPr>
@@ -5411,7 +6107,7 @@
         <w:spacing w:before="0" w:after="0" w:line="240" w:lineRule="auto"/>
       </w:pPr>
       <w:rPr>
-        <w:color w:val="auto"/>
+        <w:color w:val="000000"/>
       </w:rPr>
       <w:tblPr/>
       <w:tcPr>
@@ -5430,7 +6126,7 @@
       <w:rPr>
         <w:b/>
         <w:bCs/>
-        <w:color w:val="FFFFFF" w:themeColor="background1"/>
+        <w:color w:val="000000"/>
       </w:rPr>
       <w:tblPr/>
       <w:tcPr>
@@ -5449,7 +6145,7 @@
       <w:rPr>
         <w:b/>
         <w:bCs/>
-        <w:color w:val="FFFFFF" w:themeColor="background1"/>
+        <w:color w:val="000000"/>
       </w:rPr>
       <w:tblPr/>
       <w:tcPr>
@@ -5495,7 +6191,7 @@
     </w:tblStylePr>
     <w:tblStylePr w:type="nwCell">
       <w:rPr>
-        <w:color w:val="FFFFFF" w:themeColor="background1"/>
+        <w:color w:val="000000"/>
       </w:rPr>
       <w:tblPr/>
       <w:tcPr>
@@ -5519,7 +6215,7 @@
       <w:spacing w:after="0" w:line="240" w:lineRule="auto"/>
     </w:pPr>
     <w:rPr>
-      <w:color w:val="000000" w:themeColor="text1"/>
+      <w:color w:val="000000"/>
     </w:rPr>
     <w:tblPr>
       <w:tblStyleRowBandSize w:val="1"/>
@@ -5552,7 +6248,7 @@
       <w:rPr>
         <w:b/>
         <w:bCs/>
-        <w:color w:val="1F497D" w:themeColor="text2"/>
+        <w:color w:val="000000"/>
       </w:rPr>
       <w:tblPr/>
       <w:tcPr>
@@ -5603,7 +6299,7 @@
       <w:spacing w:after="0" w:line="240" w:lineRule="auto"/>
     </w:pPr>
     <w:rPr>
-      <w:color w:val="000000" w:themeColor="text1"/>
+      <w:color w:val="000000"/>
     </w:rPr>
     <w:tblPr>
       <w:tblStyleRowBandSize w:val="1"/>
@@ -5636,7 +6332,7 @@
       <w:rPr>
         <w:b/>
         <w:bCs/>
-        <w:color w:val="1F497D" w:themeColor="text2"/>
+        <w:color w:val="000000"/>
       </w:rPr>
       <w:tblPr/>
       <w:tcPr>
@@ -5687,7 +6383,7 @@
       <w:spacing w:after="0" w:line="240" w:lineRule="auto"/>
     </w:pPr>
     <w:rPr>
-      <w:color w:val="000000" w:themeColor="text1"/>
+      <w:color w:val="000000"/>
     </w:rPr>
     <w:tblPr>
       <w:tblStyleRowBandSize w:val="1"/>
@@ -5720,7 +6416,7 @@
       <w:rPr>
         <w:b/>
         <w:bCs/>
-        <w:color w:val="1F497D" w:themeColor="text2"/>
+        <w:color w:val="000000"/>
       </w:rPr>
       <w:tblPr/>
       <w:tcPr>
@@ -5771,7 +6467,7 @@
       <w:spacing w:after="0" w:line="240" w:lineRule="auto"/>
     </w:pPr>
     <w:rPr>
-      <w:color w:val="000000" w:themeColor="text1"/>
+      <w:color w:val="000000"/>
     </w:rPr>
     <w:tblPr>
       <w:tblStyleRowBandSize w:val="1"/>
@@ -5804,7 +6500,7 @@
       <w:rPr>
         <w:b/>
         <w:bCs/>
-        <w:color w:val="1F497D" w:themeColor="text2"/>
+        <w:color w:val="000000"/>
       </w:rPr>
       <w:tblPr/>
       <w:tcPr>
@@ -5855,7 +6551,7 @@
       <w:spacing w:after="0" w:line="240" w:lineRule="auto"/>
     </w:pPr>
     <w:rPr>
-      <w:color w:val="000000" w:themeColor="text1"/>
+      <w:color w:val="000000"/>
     </w:rPr>
     <w:tblPr>
       <w:tblStyleRowBandSize w:val="1"/>
@@ -5888,7 +6584,7 @@
       <w:rPr>
         <w:b/>
         <w:bCs/>
-        <w:color w:val="1F497D" w:themeColor="text2"/>
+        <w:color w:val="000000"/>
       </w:rPr>
       <w:tblPr/>
       <w:tcPr>
@@ -5939,7 +6635,7 @@
       <w:spacing w:after="0" w:line="240" w:lineRule="auto"/>
     </w:pPr>
     <w:rPr>
-      <w:color w:val="000000" w:themeColor="text1"/>
+      <w:color w:val="000000"/>
     </w:rPr>
     <w:tblPr>
       <w:tblStyleRowBandSize w:val="1"/>
@@ -5972,7 +6668,7 @@
       <w:rPr>
         <w:b/>
         <w:bCs/>
-        <w:color w:val="1F497D" w:themeColor="text2"/>
+        <w:color w:val="000000"/>
       </w:rPr>
       <w:tblPr/>
       <w:tcPr>
@@ -6023,7 +6719,7 @@
       <w:spacing w:after="0" w:line="240" w:lineRule="auto"/>
     </w:pPr>
     <w:rPr>
-      <w:color w:val="000000" w:themeColor="text1"/>
+      <w:color w:val="000000"/>
     </w:rPr>
     <w:tblPr>
       <w:tblStyleRowBandSize w:val="1"/>
@@ -6056,7 +6752,7 @@
       <w:rPr>
         <w:b/>
         <w:bCs/>
-        <w:color w:val="1F497D" w:themeColor="text2"/>
+        <w:color w:val="000000"/>
       </w:rPr>
       <w:tblPr/>
       <w:tcPr>
@@ -6108,7 +6804,7 @@
     </w:pPr>
     <w:rPr>
       <w:rFonts w:asciiTheme="majorHAnsi" w:eastAsiaTheme="majorEastAsia" w:hAnsiTheme="majorHAnsi" w:cstheme="majorBidi"/>
-      <w:color w:val="000000" w:themeColor="text1"/>
+      <w:color w:val="000000"/>
     </w:rPr>
     <w:tblPr>
       <w:tblStyleRowBandSize w:val="1"/>
@@ -6236,7 +6932,7 @@
     </w:pPr>
     <w:rPr>
       <w:rFonts w:asciiTheme="majorHAnsi" w:eastAsiaTheme="majorEastAsia" w:hAnsiTheme="majorHAnsi" w:cstheme="majorBidi"/>
-      <w:color w:val="000000" w:themeColor="text1"/>
+      <w:color w:val="000000"/>
     </w:rPr>
     <w:tblPr>
       <w:tblStyleRowBandSize w:val="1"/>
@@ -6364,7 +7060,7 @@
     </w:pPr>
     <w:rPr>
       <w:rFonts w:asciiTheme="majorHAnsi" w:eastAsiaTheme="majorEastAsia" w:hAnsiTheme="majorHAnsi" w:cstheme="majorBidi"/>
-      <w:color w:val="000000" w:themeColor="text1"/>
+      <w:color w:val="000000"/>
     </w:rPr>
     <w:tblPr>
       <w:tblStyleRowBandSize w:val="1"/>
@@ -6492,7 +7188,7 @@
     </w:pPr>
     <w:rPr>
       <w:rFonts w:asciiTheme="majorHAnsi" w:eastAsiaTheme="majorEastAsia" w:hAnsiTheme="majorHAnsi" w:cstheme="majorBidi"/>
-      <w:color w:val="000000" w:themeColor="text1"/>
+      <w:color w:val="000000"/>
     </w:rPr>
     <w:tblPr>
       <w:tblStyleRowBandSize w:val="1"/>
@@ -6620,7 +7316,7 @@
     </w:pPr>
     <w:rPr>
       <w:rFonts w:asciiTheme="majorHAnsi" w:eastAsiaTheme="majorEastAsia" w:hAnsiTheme="majorHAnsi" w:cstheme="majorBidi"/>
-      <w:color w:val="000000" w:themeColor="text1"/>
+      <w:color w:val="000000"/>
     </w:rPr>
     <w:tblPr>
       <w:tblStyleRowBandSize w:val="1"/>
@@ -6748,7 +7444,7 @@
     </w:pPr>
     <w:rPr>
       <w:rFonts w:asciiTheme="majorHAnsi" w:eastAsiaTheme="majorEastAsia" w:hAnsiTheme="majorHAnsi" w:cstheme="majorBidi"/>
-      <w:color w:val="000000" w:themeColor="text1"/>
+      <w:color w:val="000000"/>
     </w:rPr>
     <w:tblPr>
       <w:tblStyleRowBandSize w:val="1"/>
@@ -6876,7 +7572,7 @@
     </w:pPr>
     <w:rPr>
       <w:rFonts w:asciiTheme="majorHAnsi" w:eastAsiaTheme="majorEastAsia" w:hAnsiTheme="majorHAnsi" w:cstheme="majorBidi"/>
-      <w:color w:val="000000" w:themeColor="text1"/>
+      <w:color w:val="000000"/>
     </w:rPr>
     <w:tblPr>
       <w:tblStyleRowBandSize w:val="1"/>
@@ -7515,7 +8211,7 @@
     </w:pPr>
     <w:rPr>
       <w:rFonts w:asciiTheme="majorHAnsi" w:eastAsiaTheme="majorEastAsia" w:hAnsiTheme="majorHAnsi" w:cstheme="majorBidi"/>
-      <w:color w:val="000000" w:themeColor="text1"/>
+      <w:color w:val="000000"/>
     </w:rPr>
     <w:tblPr>
       <w:tblStyleRowBandSize w:val="1"/>
@@ -7543,7 +8239,7 @@
       <w:rPr>
         <w:b/>
         <w:bCs/>
-        <w:color w:val="000000" w:themeColor="text1"/>
+        <w:color w:val="000000"/>
       </w:rPr>
       <w:tblPr/>
       <w:tcPr>
@@ -7554,7 +8250,7 @@
       <w:rPr>
         <w:b/>
         <w:bCs/>
-        <w:color w:val="000000" w:themeColor="text1"/>
+        <w:color w:val="000000"/>
       </w:rPr>
       <w:tblPr/>
       <w:tcPr>
@@ -7573,7 +8269,7 @@
       <w:rPr>
         <w:b/>
         <w:bCs/>
-        <w:color w:val="000000" w:themeColor="text1"/>
+        <w:color w:val="000000"/>
       </w:rPr>
       <w:tblPr/>
       <w:tcPr>
@@ -7592,7 +8288,7 @@
       <w:rPr>
         <w:b w:val="0"/>
         <w:bCs w:val="0"/>
-        <w:color w:val="000000" w:themeColor="text1"/>
+        <w:color w:val="000000"/>
       </w:rPr>
       <w:tblPr/>
       <w:tcPr>
@@ -7640,7 +8336,7 @@
     </w:pPr>
     <w:rPr>
       <w:rFonts w:asciiTheme="majorHAnsi" w:eastAsiaTheme="majorEastAsia" w:hAnsiTheme="majorHAnsi" w:cstheme="majorBidi"/>
-      <w:color w:val="000000" w:themeColor="text1"/>
+      <w:color w:val="000000"/>
     </w:rPr>
     <w:tblPr>
       <w:tblStyleRowBandSize w:val="1"/>
@@ -7668,7 +8364,7 @@
       <w:rPr>
         <w:b/>
         <w:bCs/>
-        <w:color w:val="000000" w:themeColor="text1"/>
+        <w:color w:val="000000"/>
       </w:rPr>
       <w:tblPr/>
       <w:tcPr>
@@ -7679,7 +8375,7 @@
       <w:rPr>
         <w:b/>
         <w:bCs/>
-        <w:color w:val="000000" w:themeColor="text1"/>
+        <w:color w:val="000000"/>
       </w:rPr>
       <w:tblPr/>
       <w:tcPr>
@@ -7698,7 +8394,7 @@
       <w:rPr>
         <w:b/>
         <w:bCs/>
-        <w:color w:val="000000" w:themeColor="text1"/>
+        <w:color w:val="000000"/>
       </w:rPr>
       <w:tblPr/>
       <w:tcPr>
@@ -7717,7 +8413,7 @@
       <w:rPr>
         <w:b w:val="0"/>
         <w:bCs w:val="0"/>
-        <w:color w:val="000000" w:themeColor="text1"/>
+        <w:color w:val="000000"/>
       </w:rPr>
       <w:tblPr/>
       <w:tcPr>
@@ -7765,7 +8461,7 @@
     </w:pPr>
     <w:rPr>
       <w:rFonts w:asciiTheme="majorHAnsi" w:eastAsiaTheme="majorEastAsia" w:hAnsiTheme="majorHAnsi" w:cstheme="majorBidi"/>
-      <w:color w:val="000000" w:themeColor="text1"/>
+      <w:color w:val="000000"/>
     </w:rPr>
     <w:tblPr>
       <w:tblStyleRowBandSize w:val="1"/>
@@ -7793,7 +8489,7 @@
       <w:rPr>
         <w:b/>
         <w:bCs/>
-        <w:color w:val="000000" w:themeColor="text1"/>
+        <w:color w:val="000000"/>
       </w:rPr>
       <w:tblPr/>
       <w:tcPr>
@@ -7804,7 +8500,7 @@
       <w:rPr>
         <w:b/>
         <w:bCs/>
-        <w:color w:val="000000" w:themeColor="text1"/>
+        <w:color w:val="000000"/>
       </w:rPr>
       <w:tblPr/>
       <w:tcPr>
@@ -7823,7 +8519,7 @@
       <w:rPr>
         <w:b/>
         <w:bCs/>
-        <w:color w:val="000000" w:themeColor="text1"/>
+        <w:color w:val="000000"/>
       </w:rPr>
       <w:tblPr/>
       <w:tcPr>
@@ -7842,7 +8538,7 @@
       <w:rPr>
         <w:b w:val="0"/>
         <w:bCs w:val="0"/>
-        <w:color w:val="000000" w:themeColor="text1"/>
+        <w:color w:val="000000"/>
       </w:rPr>
       <w:tblPr/>
       <w:tcPr>
@@ -7890,7 +8586,7 @@
     </w:pPr>
     <w:rPr>
       <w:rFonts w:asciiTheme="majorHAnsi" w:eastAsiaTheme="majorEastAsia" w:hAnsiTheme="majorHAnsi" w:cstheme="majorBidi"/>
-      <w:color w:val="000000" w:themeColor="text1"/>
+      <w:color w:val="000000"/>
     </w:rPr>
     <w:tblPr>
       <w:tblStyleRowBandSize w:val="1"/>
@@ -7918,7 +8614,7 @@
       <w:rPr>
         <w:b/>
         <w:bCs/>
-        <w:color w:val="000000" w:themeColor="text1"/>
+        <w:color w:val="000000"/>
       </w:rPr>
       <w:tblPr/>
       <w:tcPr>
@@ -7929,7 +8625,7 @@
       <w:rPr>
         <w:b/>
         <w:bCs/>
-        <w:color w:val="000000" w:themeColor="text1"/>
+        <w:color w:val="000000"/>
       </w:rPr>
       <w:tblPr/>
       <w:tcPr>
@@ -7948,7 +8644,7 @@
       <w:rPr>
         <w:b/>
         <w:bCs/>
-        <w:color w:val="000000" w:themeColor="text1"/>
+        <w:color w:val="000000"/>
       </w:rPr>
       <w:tblPr/>
       <w:tcPr>
@@ -7967,7 +8663,7 @@
       <w:rPr>
         <w:b w:val="0"/>
         <w:bCs w:val="0"/>
-        <w:color w:val="000000" w:themeColor="text1"/>
+        <w:color w:val="000000"/>
       </w:rPr>
       <w:tblPr/>
       <w:tcPr>
@@ -8015,7 +8711,7 @@
     </w:pPr>
     <w:rPr>
       <w:rFonts w:asciiTheme="majorHAnsi" w:eastAsiaTheme="majorEastAsia" w:hAnsiTheme="majorHAnsi" w:cstheme="majorBidi"/>
-      <w:color w:val="000000" w:themeColor="text1"/>
+      <w:color w:val="000000"/>
     </w:rPr>
     <w:tblPr>
       <w:tblStyleRowBandSize w:val="1"/>
@@ -8043,7 +8739,7 @@
       <w:rPr>
         <w:b/>
         <w:bCs/>
-        <w:color w:val="000000" w:themeColor="text1"/>
+        <w:color w:val="000000"/>
       </w:rPr>
       <w:tblPr/>
       <w:tcPr>
@@ -8054,7 +8750,7 @@
       <w:rPr>
         <w:b/>
         <w:bCs/>
-        <w:color w:val="000000" w:themeColor="text1"/>
+        <w:color w:val="000000"/>
       </w:rPr>
       <w:tblPr/>
       <w:tcPr>
@@ -8073,7 +8769,7 @@
       <w:rPr>
         <w:b/>
         <w:bCs/>
-        <w:color w:val="000000" w:themeColor="text1"/>
+        <w:color w:val="000000"/>
       </w:rPr>
       <w:tblPr/>
       <w:tcPr>
@@ -8092,7 +8788,7 @@
       <w:rPr>
         <w:b w:val="0"/>
         <w:bCs w:val="0"/>
-        <w:color w:val="000000" w:themeColor="text1"/>
+        <w:color w:val="000000"/>
       </w:rPr>
       <w:tblPr/>
       <w:tcPr>
@@ -8140,7 +8836,7 @@
     </w:pPr>
     <w:rPr>
       <w:rFonts w:asciiTheme="majorHAnsi" w:eastAsiaTheme="majorEastAsia" w:hAnsiTheme="majorHAnsi" w:cstheme="majorBidi"/>
-      <w:color w:val="000000" w:themeColor="text1"/>
+      <w:color w:val="000000"/>
     </w:rPr>
     <w:tblPr>
       <w:tblStyleRowBandSize w:val="1"/>
@@ -8168,7 +8864,7 @@
       <w:rPr>
         <w:b/>
         <w:bCs/>
-        <w:color w:val="000000" w:themeColor="text1"/>
+        <w:color w:val="000000"/>
       </w:rPr>
       <w:tblPr/>
       <w:tcPr>
@@ -8179,7 +8875,7 @@
       <w:rPr>
         <w:b/>
         <w:bCs/>
-        <w:color w:val="000000" w:themeColor="text1"/>
+        <w:color w:val="000000"/>
       </w:rPr>
       <w:tblPr/>
       <w:tcPr>
@@ -8198,7 +8894,7 @@
       <w:rPr>
         <w:b/>
         <w:bCs/>
-        <w:color w:val="000000" w:themeColor="text1"/>
+        <w:color w:val="000000"/>
       </w:rPr>
       <w:tblPr/>
       <w:tcPr>
@@ -8217,7 +8913,7 @@
       <w:rPr>
         <w:b w:val="0"/>
         <w:bCs w:val="0"/>
-        <w:color w:val="000000" w:themeColor="text1"/>
+        <w:color w:val="000000"/>
       </w:rPr>
       <w:tblPr/>
       <w:tcPr>
@@ -8265,7 +8961,7 @@
     </w:pPr>
     <w:rPr>
       <w:rFonts w:asciiTheme="majorHAnsi" w:eastAsiaTheme="majorEastAsia" w:hAnsiTheme="majorHAnsi" w:cstheme="majorBidi"/>
-      <w:color w:val="000000" w:themeColor="text1"/>
+      <w:color w:val="000000"/>
     </w:rPr>
     <w:tblPr>
       <w:tblStyleRowBandSize w:val="1"/>
@@ -8293,7 +8989,7 @@
       <w:rPr>
         <w:b/>
         <w:bCs/>
-        <w:color w:val="000000" w:themeColor="text1"/>
+        <w:color w:val="000000"/>
       </w:rPr>
       <w:tblPr/>
       <w:tcPr>
@@ -8304,7 +9000,7 @@
       <w:rPr>
         <w:b/>
         <w:bCs/>
-        <w:color w:val="000000" w:themeColor="text1"/>
+        <w:color w:val="000000"/>
       </w:rPr>
       <w:tblPr/>
       <w:tcPr>
@@ -8323,7 +9019,7 @@
       <w:rPr>
         <w:b/>
         <w:bCs/>
-        <w:color w:val="000000" w:themeColor="text1"/>
+        <w:color w:val="000000"/>
       </w:rPr>
       <w:tblPr/>
       <w:tcPr>
@@ -8342,7 +9038,7 @@
       <w:rPr>
         <w:b w:val="0"/>
         <w:bCs w:val="0"/>
-        <w:color w:val="000000" w:themeColor="text1"/>
+        <w:color w:val="000000"/>
       </w:rPr>
       <w:tblPr/>
       <w:tcPr>
@@ -8416,7 +9112,7 @@
         <w:bCs/>
         <w:i w:val="0"/>
         <w:iCs w:val="0"/>
-        <w:color w:val="FFFFFF" w:themeColor="background1"/>
+        <w:color w:val="000000"/>
       </w:rPr>
       <w:tblPr/>
       <w:tcPr>
@@ -8437,7 +9133,7 @@
         <w:bCs/>
         <w:i w:val="0"/>
         <w:iCs w:val="0"/>
-        <w:color w:val="FFFFFF" w:themeColor="background1"/>
+        <w:color w:val="000000"/>
       </w:rPr>
       <w:tblPr/>
       <w:tcPr>
@@ -8458,7 +9154,7 @@
         <w:bCs/>
         <w:i w:val="0"/>
         <w:iCs w:val="0"/>
-        <w:color w:val="FFFFFF" w:themeColor="background1"/>
+        <w:color w:val="000000"/>
       </w:rPr>
       <w:tblPr/>
       <w:tcPr>
@@ -8477,7 +9173,7 @@
         <w:bCs/>
         <w:i w:val="0"/>
         <w:iCs w:val="0"/>
-        <w:color w:val="FFFFFF" w:themeColor="background1"/>
+        <w:color w:val="000000"/>
       </w:rPr>
       <w:tblPr/>
       <w:tcPr>
@@ -8557,7 +9253,7 @@
         <w:bCs/>
         <w:i w:val="0"/>
         <w:iCs w:val="0"/>
-        <w:color w:val="FFFFFF" w:themeColor="background1"/>
+        <w:color w:val="000000"/>
       </w:rPr>
       <w:tblPr/>
       <w:tcPr>
@@ -8578,7 +9274,7 @@
         <w:bCs/>
         <w:i w:val="0"/>
         <w:iCs w:val="0"/>
-        <w:color w:val="FFFFFF" w:themeColor="background1"/>
+        <w:color w:val="000000"/>
       </w:rPr>
       <w:tblPr/>
       <w:tcPr>
@@ -8599,7 +9295,7 @@
         <w:bCs/>
         <w:i w:val="0"/>
         <w:iCs w:val="0"/>
-        <w:color w:val="FFFFFF" w:themeColor="background1"/>
+        <w:color w:val="000000"/>
       </w:rPr>
       <w:tblPr/>
       <w:tcPr>
@@ -8618,7 +9314,7 @@
         <w:bCs/>
         <w:i w:val="0"/>
         <w:iCs w:val="0"/>
-        <w:color w:val="FFFFFF" w:themeColor="background1"/>
+        <w:color w:val="000000"/>
       </w:rPr>
       <w:tblPr/>
       <w:tcPr>
@@ -8698,7 +9394,7 @@
         <w:bCs/>
         <w:i w:val="0"/>
         <w:iCs w:val="0"/>
-        <w:color w:val="FFFFFF" w:themeColor="background1"/>
+        <w:color w:val="000000"/>
       </w:rPr>
       <w:tblPr/>
       <w:tcPr>
@@ -8719,7 +9415,7 @@
         <w:bCs/>
         <w:i w:val="0"/>
         <w:iCs w:val="0"/>
-        <w:color w:val="FFFFFF" w:themeColor="background1"/>
+        <w:color w:val="000000"/>
       </w:rPr>
       <w:tblPr/>
       <w:tcPr>
@@ -8740,7 +9436,7 @@
         <w:bCs/>
         <w:i w:val="0"/>
         <w:iCs w:val="0"/>
-        <w:color w:val="FFFFFF" w:themeColor="background1"/>
+        <w:color w:val="000000"/>
       </w:rPr>
       <w:tblPr/>
       <w:tcPr>
@@ -8759,7 +9455,7 @@
         <w:bCs/>
         <w:i w:val="0"/>
         <w:iCs w:val="0"/>
-        <w:color w:val="FFFFFF" w:themeColor="background1"/>
+        <w:color w:val="000000"/>
       </w:rPr>
       <w:tblPr/>
       <w:tcPr>
@@ -8839,7 +9535,7 @@
         <w:bCs/>
         <w:i w:val="0"/>
         <w:iCs w:val="0"/>
-        <w:color w:val="FFFFFF" w:themeColor="background1"/>
+        <w:color w:val="000000"/>
       </w:rPr>
       <w:tblPr/>
       <w:tcPr>
@@ -8860,7 +9556,7 @@
         <w:bCs/>
         <w:i w:val="0"/>
         <w:iCs w:val="0"/>
-        <w:color w:val="FFFFFF" w:themeColor="background1"/>
+        <w:color w:val="000000"/>
       </w:rPr>
       <w:tblPr/>
       <w:tcPr>
@@ -8881,7 +9577,7 @@
         <w:bCs/>
         <w:i w:val="0"/>
         <w:iCs w:val="0"/>
-        <w:color w:val="FFFFFF" w:themeColor="background1"/>
+        <w:color w:val="000000"/>
       </w:rPr>
       <w:tblPr/>
       <w:tcPr>
@@ -8900,7 +9596,7 @@
         <w:bCs/>
         <w:i w:val="0"/>
         <w:iCs w:val="0"/>
-        <w:color w:val="FFFFFF" w:themeColor="background1"/>
+        <w:color w:val="000000"/>
       </w:rPr>
       <w:tblPr/>
       <w:tcPr>
@@ -8980,7 +9676,7 @@
         <w:bCs/>
         <w:i w:val="0"/>
         <w:iCs w:val="0"/>
-        <w:color w:val="FFFFFF" w:themeColor="background1"/>
+        <w:color w:val="000000"/>
       </w:rPr>
       <w:tblPr/>
       <w:tcPr>
@@ -9001,7 +9697,7 @@
         <w:bCs/>
         <w:i w:val="0"/>
         <w:iCs w:val="0"/>
-        <w:color w:val="FFFFFF" w:themeColor="background1"/>
+        <w:color w:val="000000"/>
       </w:rPr>
       <w:tblPr/>
       <w:tcPr>
@@ -9022,7 +9718,7 @@
         <w:bCs/>
         <w:i w:val="0"/>
         <w:iCs w:val="0"/>
-        <w:color w:val="FFFFFF" w:themeColor="background1"/>
+        <w:color w:val="000000"/>
       </w:rPr>
       <w:tblPr/>
       <w:tcPr>
@@ -9041,7 +9737,7 @@
         <w:bCs/>
         <w:i w:val="0"/>
         <w:iCs w:val="0"/>
-        <w:color w:val="FFFFFF" w:themeColor="background1"/>
+        <w:color w:val="000000"/>
       </w:rPr>
       <w:tblPr/>
       <w:tcPr>
@@ -9121,7 +9817,7 @@
         <w:bCs/>
         <w:i w:val="0"/>
         <w:iCs w:val="0"/>
-        <w:color w:val="FFFFFF" w:themeColor="background1"/>
+        <w:color w:val="000000"/>
       </w:rPr>
       <w:tblPr/>
       <w:tcPr>
@@ -9142,7 +9838,7 @@
         <w:bCs/>
         <w:i w:val="0"/>
         <w:iCs w:val="0"/>
-        <w:color w:val="FFFFFF" w:themeColor="background1"/>
+        <w:color w:val="000000"/>
       </w:rPr>
       <w:tblPr/>
       <w:tcPr>
@@ -9163,7 +9859,7 @@
         <w:bCs/>
         <w:i w:val="0"/>
         <w:iCs w:val="0"/>
-        <w:color w:val="FFFFFF" w:themeColor="background1"/>
+        <w:color w:val="000000"/>
       </w:rPr>
       <w:tblPr/>
       <w:tcPr>
@@ -9182,7 +9878,7 @@
         <w:bCs/>
         <w:i w:val="0"/>
         <w:iCs w:val="0"/>
-        <w:color w:val="FFFFFF" w:themeColor="background1"/>
+        <w:color w:val="000000"/>
       </w:rPr>
       <w:tblPr/>
       <w:tcPr>
@@ -9262,7 +9958,7 @@
         <w:bCs/>
         <w:i w:val="0"/>
         <w:iCs w:val="0"/>
-        <w:color w:val="FFFFFF" w:themeColor="background1"/>
+        <w:color w:val="000000"/>
       </w:rPr>
       <w:tblPr/>
       <w:tcPr>
@@ -9283,7 +9979,7 @@
         <w:bCs/>
         <w:i w:val="0"/>
         <w:iCs w:val="0"/>
-        <w:color w:val="FFFFFF" w:themeColor="background1"/>
+        <w:color w:val="000000"/>
       </w:rPr>
       <w:tblPr/>
       <w:tcPr>
@@ -9304,7 +10000,7 @@
         <w:bCs/>
         <w:i w:val="0"/>
         <w:iCs w:val="0"/>
-        <w:color w:val="FFFFFF" w:themeColor="background1"/>
+        <w:color w:val="000000"/>
       </w:rPr>
       <w:tblPr/>
       <w:tcPr>
@@ -9323,7 +10019,7 @@
         <w:bCs/>
         <w:i w:val="0"/>
         <w:iCs w:val="0"/>
-        <w:color w:val="FFFFFF" w:themeColor="background1"/>
+        <w:color w:val="000000"/>
       </w:rPr>
       <w:tblPr/>
       <w:tcPr>
@@ -9376,7 +10072,7 @@
       <w:spacing w:after="0" w:line="240" w:lineRule="auto"/>
     </w:pPr>
     <w:rPr>
-      <w:color w:val="FFFFFF" w:themeColor="background1"/>
+      <w:color w:val="000000"/>
     </w:rPr>
     <w:tblPr>
       <w:tblStyleRowBandSize w:val="1"/>
@@ -9490,7 +10186,7 @@
       <w:spacing w:after="0" w:line="240" w:lineRule="auto"/>
     </w:pPr>
     <w:rPr>
-      <w:color w:val="FFFFFF" w:themeColor="background1"/>
+      <w:color w:val="000000"/>
     </w:rPr>
     <w:tblPr>
       <w:tblStyleRowBandSize w:val="1"/>
@@ -9604,7 +10300,7 @@
       <w:spacing w:after="0" w:line="240" w:lineRule="auto"/>
     </w:pPr>
     <w:rPr>
-      <w:color w:val="FFFFFF" w:themeColor="background1"/>
+      <w:color w:val="000000"/>
     </w:rPr>
     <w:tblPr>
       <w:tblStyleRowBandSize w:val="1"/>
@@ -9718,7 +10414,7 @@
       <w:spacing w:after="0" w:line="240" w:lineRule="auto"/>
     </w:pPr>
     <w:rPr>
-      <w:color w:val="FFFFFF" w:themeColor="background1"/>
+      <w:color w:val="000000"/>
     </w:rPr>
     <w:tblPr>
       <w:tblStyleRowBandSize w:val="1"/>
@@ -9832,7 +10528,7 @@
       <w:spacing w:after="0" w:line="240" w:lineRule="auto"/>
     </w:pPr>
     <w:rPr>
-      <w:color w:val="FFFFFF" w:themeColor="background1"/>
+      <w:color w:val="000000"/>
     </w:rPr>
     <w:tblPr>
       <w:tblStyleRowBandSize w:val="1"/>
@@ -9946,7 +10642,7 @@
       <w:spacing w:after="0" w:line="240" w:lineRule="auto"/>
     </w:pPr>
     <w:rPr>
-      <w:color w:val="FFFFFF" w:themeColor="background1"/>
+      <w:color w:val="000000"/>
     </w:rPr>
     <w:tblPr>
       <w:tblStyleRowBandSize w:val="1"/>
@@ -10060,7 +10756,7 @@
       <w:spacing w:after="0" w:line="240" w:lineRule="auto"/>
     </w:pPr>
     <w:rPr>
-      <w:color w:val="FFFFFF" w:themeColor="background1"/>
+      <w:color w:val="000000"/>
     </w:rPr>
     <w:tblPr>
       <w:tblStyleRowBandSize w:val="1"/>
@@ -10174,7 +10870,7 @@
       <w:spacing w:after="0" w:line="240" w:lineRule="auto"/>
     </w:pPr>
     <w:rPr>
-      <w:color w:val="000000" w:themeColor="text1"/>
+      <w:color w:val="000000"/>
     </w:rPr>
     <w:tblPr>
       <w:tblStyleRowBandSize w:val="1"/>
@@ -10220,7 +10916,7 @@
       <w:rPr>
         <w:b/>
         <w:bCs/>
-        <w:color w:val="FFFFFF" w:themeColor="background1"/>
+        <w:color w:val="000000"/>
       </w:rPr>
       <w:tblPr/>
       <w:tcPr>
@@ -10232,7 +10928,7 @@
     </w:tblStylePr>
     <w:tblStylePr w:type="firstCol">
       <w:rPr>
-        <w:color w:val="FFFFFF" w:themeColor="background1"/>
+        <w:color w:val="000000"/>
       </w:rPr>
       <w:tblPr/>
       <w:tcPr>
@@ -10249,7 +10945,7 @@
     </w:tblStylePr>
     <w:tblStylePr w:type="lastCol">
       <w:rPr>
-        <w:color w:val="FFFFFF" w:themeColor="background1"/>
+        <w:color w:val="000000"/>
       </w:rPr>
       <w:tblPr/>
       <w:tcPr>
@@ -10278,12 +10974,12 @@
     </w:tblStylePr>
     <w:tblStylePr w:type="neCell">
       <w:rPr>
-        <w:color w:val="000000" w:themeColor="text1"/>
+        <w:color w:val="000000"/>
       </w:rPr>
     </w:tblStylePr>
     <w:tblStylePr w:type="nwCell">
       <w:rPr>
-        <w:color w:val="000000" w:themeColor="text1"/>
+        <w:color w:val="000000"/>
       </w:rPr>
     </w:tblStylePr>
   </w:style>
@@ -10296,7 +10992,7 @@
       <w:spacing w:after="0" w:line="240" w:lineRule="auto"/>
     </w:pPr>
     <w:rPr>
-      <w:color w:val="000000" w:themeColor="text1"/>
+      <w:color w:val="000000"/>
     </w:rPr>
     <w:tblPr>
       <w:tblStyleRowBandSize w:val="1"/>
@@ -10342,7 +11038,7 @@
       <w:rPr>
         <w:b/>
         <w:bCs/>
-        <w:color w:val="FFFFFF" w:themeColor="background1"/>
+        <w:color w:val="000000"/>
       </w:rPr>
       <w:tblPr/>
       <w:tcPr>
@@ -10354,7 +11050,7 @@
     </w:tblStylePr>
     <w:tblStylePr w:type="firstCol">
       <w:rPr>
-        <w:color w:val="FFFFFF" w:themeColor="background1"/>
+        <w:color w:val="000000"/>
       </w:rPr>
       <w:tblPr/>
       <w:tcPr>
@@ -10371,7 +11067,7 @@
     </w:tblStylePr>
     <w:tblStylePr w:type="lastCol">
       <w:rPr>
-        <w:color w:val="FFFFFF" w:themeColor="background1"/>
+        <w:color w:val="000000"/>
       </w:rPr>
       <w:tblPr/>
       <w:tcPr>
@@ -10400,12 +11096,12 @@
     </w:tblStylePr>
     <w:tblStylePr w:type="neCell">
       <w:rPr>
-        <w:color w:val="000000" w:themeColor="text1"/>
+        <w:color w:val="000000"/>
       </w:rPr>
     </w:tblStylePr>
     <w:tblStylePr w:type="nwCell">
       <w:rPr>
-        <w:color w:val="000000" w:themeColor="text1"/>
+        <w:color w:val="000000"/>
       </w:rPr>
     </w:tblStylePr>
   </w:style>
@@ -10418,7 +11114,7 @@
       <w:spacing w:after="0" w:line="240" w:lineRule="auto"/>
     </w:pPr>
     <w:rPr>
-      <w:color w:val="000000" w:themeColor="text1"/>
+      <w:color w:val="000000"/>
     </w:rPr>
     <w:tblPr>
       <w:tblStyleRowBandSize w:val="1"/>
@@ -10464,7 +11160,7 @@
       <w:rPr>
         <w:b/>
         <w:bCs/>
-        <w:color w:val="FFFFFF" w:themeColor="background1"/>
+        <w:color w:val="000000"/>
       </w:rPr>
       <w:tblPr/>
       <w:tcPr>
@@ -10476,7 +11172,7 @@
     </w:tblStylePr>
     <w:tblStylePr w:type="firstCol">
       <w:rPr>
-        <w:color w:val="FFFFFF" w:themeColor="background1"/>
+        <w:color w:val="000000"/>
       </w:rPr>
       <w:tblPr/>
       <w:tcPr>
@@ -10493,7 +11189,7 @@
     </w:tblStylePr>
     <w:tblStylePr w:type="lastCol">
       <w:rPr>
-        <w:color w:val="FFFFFF" w:themeColor="background1"/>
+        <w:color w:val="000000"/>
       </w:rPr>
       <w:tblPr/>
       <w:tcPr>
@@ -10522,12 +11218,12 @@
     </w:tblStylePr>
     <w:tblStylePr w:type="neCell">
       <w:rPr>
-        <w:color w:val="000000" w:themeColor="text1"/>
+        <w:color w:val="000000"/>
       </w:rPr>
     </w:tblStylePr>
     <w:tblStylePr w:type="nwCell">
       <w:rPr>
-        <w:color w:val="000000" w:themeColor="text1"/>
+        <w:color w:val="000000"/>
       </w:rPr>
     </w:tblStylePr>
   </w:style>
@@ -10540,7 +11236,7 @@
       <w:spacing w:after="0" w:line="240" w:lineRule="auto"/>
     </w:pPr>
     <w:rPr>
-      <w:color w:val="000000" w:themeColor="text1"/>
+      <w:color w:val="000000"/>
     </w:rPr>
     <w:tblPr>
       <w:tblStyleRowBandSize w:val="1"/>
@@ -10586,7 +11282,7 @@
       <w:rPr>
         <w:b/>
         <w:bCs/>
-        <w:color w:val="FFFFFF" w:themeColor="background1"/>
+        <w:color w:val="000000"/>
       </w:rPr>
       <w:tblPr/>
       <w:tcPr>
@@ -10598,7 +11294,7 @@
     </w:tblStylePr>
     <w:tblStylePr w:type="firstCol">
       <w:rPr>
-        <w:color w:val="FFFFFF" w:themeColor="background1"/>
+        <w:color w:val="000000"/>
       </w:rPr>
       <w:tblPr/>
       <w:tcPr>
@@ -10615,7 +11311,7 @@
     </w:tblStylePr>
     <w:tblStylePr w:type="lastCol">
       <w:rPr>
-        <w:color w:val="FFFFFF" w:themeColor="background1"/>
+        <w:color w:val="000000"/>
       </w:rPr>
       <w:tblPr/>
       <w:tcPr>
@@ -10652,7 +11348,7 @@
       <w:spacing w:after="0" w:line="240" w:lineRule="auto"/>
     </w:pPr>
     <w:rPr>
-      <w:color w:val="000000" w:themeColor="text1"/>
+      <w:color w:val="000000"/>
     </w:rPr>
     <w:tblPr>
       <w:tblStyleRowBandSize w:val="1"/>
@@ -10698,7 +11394,7 @@
       <w:rPr>
         <w:b/>
         <w:bCs/>
-        <w:color w:val="FFFFFF" w:themeColor="background1"/>
+        <w:color w:val="000000"/>
       </w:rPr>
       <w:tblPr/>
       <w:tcPr>
@@ -10710,7 +11406,7 @@
     </w:tblStylePr>
     <w:tblStylePr w:type="firstCol">
       <w:rPr>
-        <w:color w:val="FFFFFF" w:themeColor="background1"/>
+        <w:color w:val="000000"/>
       </w:rPr>
       <w:tblPr/>
       <w:tcPr>
@@ -10727,7 +11423,7 @@
     </w:tblStylePr>
     <w:tblStylePr w:type="lastCol">
       <w:rPr>
-        <w:color w:val="FFFFFF" w:themeColor="background1"/>
+        <w:color w:val="000000"/>
       </w:rPr>
       <w:tblPr/>
       <w:tcPr>
@@ -10756,12 +11452,12 @@
     </w:tblStylePr>
     <w:tblStylePr w:type="neCell">
       <w:rPr>
-        <w:color w:val="000000" w:themeColor="text1"/>
+        <w:color w:val="000000"/>
       </w:rPr>
     </w:tblStylePr>
     <w:tblStylePr w:type="nwCell">
       <w:rPr>
-        <w:color w:val="000000" w:themeColor="text1"/>
+        <w:color w:val="000000"/>
       </w:rPr>
     </w:tblStylePr>
   </w:style>
@@ -10774,7 +11470,7 @@
       <w:spacing w:after="0" w:line="240" w:lineRule="auto"/>
     </w:pPr>
     <w:rPr>
-      <w:color w:val="000000" w:themeColor="text1"/>
+      <w:color w:val="000000"/>
     </w:rPr>
     <w:tblPr>
       <w:tblStyleRowBandSize w:val="1"/>
@@ -10820,7 +11516,7 @@
       <w:rPr>
         <w:b/>
         <w:bCs/>
-        <w:color w:val="FFFFFF" w:themeColor="background1"/>
+        <w:color w:val="000000"/>
       </w:rPr>
       <w:tblPr/>
       <w:tcPr>
@@ -10832,7 +11528,7 @@
     </w:tblStylePr>
     <w:tblStylePr w:type="firstCol">
       <w:rPr>
-        <w:color w:val="FFFFFF" w:themeColor="background1"/>
+        <w:color w:val="000000"/>
       </w:rPr>
       <w:tblPr/>
       <w:tcPr>
@@ -10849,7 +11545,7 @@
     </w:tblStylePr>
     <w:tblStylePr w:type="lastCol">
       <w:rPr>
-        <w:color w:val="FFFFFF" w:themeColor="background1"/>
+        <w:color w:val="000000"/>
       </w:rPr>
       <w:tblPr/>
       <w:tcPr>
@@ -10878,12 +11574,12 @@
     </w:tblStylePr>
     <w:tblStylePr w:type="neCell">
       <w:rPr>
-        <w:color w:val="000000" w:themeColor="text1"/>
+        <w:color w:val="000000"/>
       </w:rPr>
     </w:tblStylePr>
     <w:tblStylePr w:type="nwCell">
       <w:rPr>
-        <w:color w:val="000000" w:themeColor="text1"/>
+        <w:color w:val="000000"/>
       </w:rPr>
     </w:tblStylePr>
   </w:style>
@@ -10896,7 +11592,7 @@
       <w:spacing w:after="0" w:line="240" w:lineRule="auto"/>
     </w:pPr>
     <w:rPr>
-      <w:color w:val="000000" w:themeColor="text1"/>
+      <w:color w:val="000000"/>
     </w:rPr>
     <w:tblPr>
       <w:tblStyleRowBandSize w:val="1"/>
@@ -10942,7 +11638,7 @@
       <w:rPr>
         <w:b/>
         <w:bCs/>
-        <w:color w:val="FFFFFF" w:themeColor="background1"/>
+        <w:color w:val="000000"/>
       </w:rPr>
       <w:tblPr/>
       <w:tcPr>
@@ -10954,7 +11650,7 @@
     </w:tblStylePr>
     <w:tblStylePr w:type="firstCol">
       <w:rPr>
-        <w:color w:val="FFFFFF" w:themeColor="background1"/>
+        <w:color w:val="000000"/>
       </w:rPr>
       <w:tblPr/>
       <w:tcPr>
@@ -10971,7 +11667,7 @@
     </w:tblStylePr>
     <w:tblStylePr w:type="lastCol">
       <w:rPr>
-        <w:color w:val="FFFFFF" w:themeColor="background1"/>
+        <w:color w:val="000000"/>
       </w:rPr>
       <w:tblPr/>
       <w:tcPr>
@@ -11000,12 +11696,12 @@
     </w:tblStylePr>
     <w:tblStylePr w:type="neCell">
       <w:rPr>
-        <w:color w:val="000000" w:themeColor="text1"/>
+        <w:color w:val="000000"/>
       </w:rPr>
     </w:tblStylePr>
     <w:tblStylePr w:type="nwCell">
       <w:rPr>
-        <w:color w:val="000000" w:themeColor="text1"/>
+        <w:color w:val="000000"/>
       </w:rPr>
     </w:tblStylePr>
   </w:style>
@@ -11018,7 +11714,7 @@
       <w:spacing w:after="0" w:line="240" w:lineRule="auto"/>
     </w:pPr>
     <w:rPr>
-      <w:color w:val="000000" w:themeColor="text1"/>
+      <w:color w:val="000000"/>
     </w:rPr>
     <w:tblPr>
       <w:tblStyleRowBandSize w:val="1"/>
@@ -11038,7 +11734,7 @@
       <w:rPr>
         <w:b/>
         <w:bCs/>
-        <w:color w:val="FFFFFF" w:themeColor="background1"/>
+        <w:color w:val="000000"/>
       </w:rPr>
       <w:tblPr/>
       <w:tcPr>
@@ -11052,7 +11748,7 @@
       <w:rPr>
         <w:b/>
         <w:bCs/>
-        <w:color w:val="9E3A38" w:themeColor="accent2" w:themeShade="CC"/>
+        <w:color w:val="000000"/>
       </w:rPr>
       <w:tblPr/>
       <w:tcPr>
@@ -11104,7 +11800,7 @@
       <w:spacing w:after="0" w:line="240" w:lineRule="auto"/>
     </w:pPr>
     <w:rPr>
-      <w:color w:val="000000" w:themeColor="text1"/>
+      <w:color w:val="000000"/>
     </w:rPr>
     <w:tblPr>
       <w:tblStyleRowBandSize w:val="1"/>
@@ -11124,7 +11820,7 @@
       <w:rPr>
         <w:b/>
         <w:bCs/>
-        <w:color w:val="FFFFFF" w:themeColor="background1"/>
+        <w:color w:val="000000"/>
       </w:rPr>
       <w:tblPr/>
       <w:tcPr>
@@ -11138,7 +11834,7 @@
       <w:rPr>
         <w:b/>
         <w:bCs/>
-        <w:color w:val="9E3A38" w:themeColor="accent2" w:themeShade="CC"/>
+        <w:color w:val="000000"/>
       </w:rPr>
       <w:tblPr/>
       <w:tcPr>
@@ -11190,7 +11886,7 @@
       <w:spacing w:after="0" w:line="240" w:lineRule="auto"/>
     </w:pPr>
     <w:rPr>
-      <w:color w:val="000000" w:themeColor="text1"/>
+      <w:color w:val="000000"/>
     </w:rPr>
     <w:tblPr>
       <w:tblStyleRowBandSize w:val="1"/>
@@ -11210,7 +11906,7 @@
       <w:rPr>
         <w:b/>
         <w:bCs/>
-        <w:color w:val="FFFFFF" w:themeColor="background1"/>
+        <w:color w:val="000000"/>
       </w:rPr>
       <w:tblPr/>
       <w:tcPr>
@@ -11224,7 +11920,7 @@
       <w:rPr>
         <w:b/>
         <w:bCs/>
-        <w:color w:val="9E3A38" w:themeColor="accent2" w:themeShade="CC"/>
+        <w:color w:val="000000"/>
       </w:rPr>
       <w:tblPr/>
       <w:tcPr>
@@ -11276,7 +11972,7 @@
       <w:spacing w:after="0" w:line="240" w:lineRule="auto"/>
     </w:pPr>
     <w:rPr>
-      <w:color w:val="000000" w:themeColor="text1"/>
+      <w:color w:val="000000"/>
     </w:rPr>
     <w:tblPr>
       <w:tblStyleRowBandSize w:val="1"/>
@@ -11296,7 +11992,7 @@
       <w:rPr>
         <w:b/>
         <w:bCs/>
-        <w:color w:val="FFFFFF" w:themeColor="background1"/>
+        <w:color w:val="000000"/>
       </w:rPr>
       <w:tblPr/>
       <w:tcPr>
@@ -11310,7 +12006,7 @@
       <w:rPr>
         <w:b/>
         <w:bCs/>
-        <w:color w:val="664E82" w:themeColor="accent4" w:themeShade="CC"/>
+        <w:color w:val="000000"/>
       </w:rPr>
       <w:tblPr/>
       <w:tcPr>
@@ -11362,7 +12058,7 @@
       <w:spacing w:after="0" w:line="240" w:lineRule="auto"/>
     </w:pPr>
     <w:rPr>
-      <w:color w:val="000000" w:themeColor="text1"/>
+      <w:color w:val="000000"/>
     </w:rPr>
     <w:tblPr>
       <w:tblStyleRowBandSize w:val="1"/>
@@ -11382,7 +12078,7 @@
       <w:rPr>
         <w:b/>
         <w:bCs/>
-        <w:color w:val="FFFFFF" w:themeColor="background1"/>
+        <w:color w:val="000000"/>
       </w:rPr>
       <w:tblPr/>
       <w:tcPr>
@@ -11396,7 +12092,7 @@
       <w:rPr>
         <w:b/>
         <w:bCs/>
-        <w:color w:val="7E9C40" w:themeColor="accent3" w:themeShade="CC"/>
+        <w:color w:val="000000"/>
       </w:rPr>
       <w:tblPr/>
       <w:tcPr>
@@ -11448,7 +12144,7 @@
       <w:spacing w:after="0" w:line="240" w:lineRule="auto"/>
     </w:pPr>
     <w:rPr>
-      <w:color w:val="000000" w:themeColor="text1"/>
+      <w:color w:val="000000"/>
     </w:rPr>
     <w:tblPr>
       <w:tblStyleRowBandSize w:val="1"/>
@@ -11468,7 +12164,7 @@
       <w:rPr>
         <w:b/>
         <w:bCs/>
-        <w:color w:val="FFFFFF" w:themeColor="background1"/>
+        <w:color w:val="000000"/>
       </w:rPr>
       <w:tblPr/>
       <w:tcPr>
@@ -11482,7 +12178,7 @@
       <w:rPr>
         <w:b/>
         <w:bCs/>
-        <w:color w:val="F2730A" w:themeColor="accent6" w:themeShade="CC"/>
+        <w:color w:val="000000"/>
       </w:rPr>
       <w:tblPr/>
       <w:tcPr>
@@ -11534,7 +12230,7 @@
       <w:spacing w:after="0" w:line="240" w:lineRule="auto"/>
     </w:pPr>
     <w:rPr>
-      <w:color w:val="000000" w:themeColor="text1"/>
+      <w:color w:val="000000"/>
     </w:rPr>
     <w:tblPr>
       <w:tblStyleRowBandSize w:val="1"/>
@@ -11554,7 +12250,7 @@
       <w:rPr>
         <w:b/>
         <w:bCs/>
-        <w:color w:val="FFFFFF" w:themeColor="background1"/>
+        <w:color w:val="000000"/>
       </w:rPr>
       <w:tblPr/>
       <w:tcPr>
@@ -11568,7 +12264,7 @@
       <w:rPr>
         <w:b/>
         <w:bCs/>
-        <w:color w:val="348DA5" w:themeColor="accent5" w:themeShade="CC"/>
+        <w:color w:val="000000"/>
       </w:rPr>
       <w:tblPr/>
       <w:tcPr>
@@ -11620,7 +12316,7 @@
       <w:spacing w:after="0" w:line="240" w:lineRule="auto"/>
     </w:pPr>
     <w:rPr>
-      <w:color w:val="000000" w:themeColor="text1"/>
+      <w:color w:val="000000"/>
     </w:rPr>
     <w:tblPr>
       <w:tblStyleRowBandSize w:val="1"/>
@@ -11653,7 +12349,7 @@
       <w:rPr>
         <w:b/>
         <w:bCs/>
-        <w:color w:val="000000" w:themeColor="text1"/>
+        <w:color w:val="000000"/>
       </w:rPr>
       <w:tblPr/>
       <w:tcPr>
@@ -11662,7 +12358,7 @@
     </w:tblStylePr>
     <w:tblStylePr w:type="firstCol">
       <w:rPr>
-        <w:color w:val="FFFFFF" w:themeColor="background1"/>
+        <w:color w:val="000000"/>
       </w:rPr>
       <w:tblPr/>
       <w:tcPr>
@@ -11671,7 +12367,7 @@
     </w:tblStylePr>
     <w:tblStylePr w:type="lastCol">
       <w:rPr>
-        <w:color w:val="FFFFFF" w:themeColor="background1"/>
+        <w:color w:val="000000"/>
       </w:rPr>
       <w:tblPr/>
       <w:tcPr>
@@ -11700,7 +12396,7 @@
       <w:spacing w:after="0" w:line="240" w:lineRule="auto"/>
     </w:pPr>
     <w:rPr>
-      <w:color w:val="000000" w:themeColor="text1"/>
+      <w:color w:val="000000"/>
     </w:rPr>
     <w:tblPr>
       <w:tblStyleRowBandSize w:val="1"/>
@@ -11733,7 +12429,7 @@
       <w:rPr>
         <w:b/>
         <w:bCs/>
-        <w:color w:val="000000" w:themeColor="text1"/>
+        <w:color w:val="000000"/>
       </w:rPr>
       <w:tblPr/>
       <w:tcPr>
@@ -11742,7 +12438,7 @@
     </w:tblStylePr>
     <w:tblStylePr w:type="firstCol">
       <w:rPr>
-        <w:color w:val="FFFFFF" w:themeColor="background1"/>
+        <w:color w:val="000000"/>
       </w:rPr>
       <w:tblPr/>
       <w:tcPr>
@@ -11751,7 +12447,7 @@
     </w:tblStylePr>
     <w:tblStylePr w:type="lastCol">
       <w:rPr>
-        <w:color w:val="FFFFFF" w:themeColor="background1"/>
+        <w:color w:val="000000"/>
       </w:rPr>
       <w:tblPr/>
       <w:tcPr>
@@ -11780,7 +12476,7 @@
       <w:spacing w:after="0" w:line="240" w:lineRule="auto"/>
     </w:pPr>
     <w:rPr>
-      <w:color w:val="000000" w:themeColor="text1"/>
+      <w:color w:val="000000"/>
     </w:rPr>
     <w:tblPr>
       <w:tblStyleRowBandSize w:val="1"/>
@@ -11813,7 +12509,7 @@
       <w:rPr>
         <w:b/>
         <w:bCs/>
-        <w:color w:val="000000" w:themeColor="text1"/>
+        <w:color w:val="000000"/>
       </w:rPr>
       <w:tblPr/>
       <w:tcPr>
@@ -11822,7 +12518,7 @@
     </w:tblStylePr>
     <w:tblStylePr w:type="firstCol">
       <w:rPr>
-        <w:color w:val="FFFFFF" w:themeColor="background1"/>
+        <w:color w:val="000000"/>
       </w:rPr>
       <w:tblPr/>
       <w:tcPr>
@@ -11831,7 +12527,7 @@
     </w:tblStylePr>
     <w:tblStylePr w:type="lastCol">
       <w:rPr>
-        <w:color w:val="FFFFFF" w:themeColor="background1"/>
+        <w:color w:val="000000"/>
       </w:rPr>
       <w:tblPr/>
       <w:tcPr>
@@ -11860,7 +12556,7 @@
       <w:spacing w:after="0" w:line="240" w:lineRule="auto"/>
     </w:pPr>
     <w:rPr>
-      <w:color w:val="000000" w:themeColor="text1"/>
+      <w:color w:val="000000"/>
     </w:rPr>
     <w:tblPr>
       <w:tblStyleRowBandSize w:val="1"/>
@@ -11893,7 +12589,7 @@
       <w:rPr>
         <w:b/>
         <w:bCs/>
-        <w:color w:val="000000" w:themeColor="text1"/>
+        <w:color w:val="000000"/>
       </w:rPr>
       <w:tblPr/>
       <w:tcPr>
@@ -11902,7 +12598,7 @@
     </w:tblStylePr>
     <w:tblStylePr w:type="firstCol">
       <w:rPr>
-        <w:color w:val="FFFFFF" w:themeColor="background1"/>
+        <w:color w:val="000000"/>
       </w:rPr>
       <w:tblPr/>
       <w:tcPr>
@@ -11911,7 +12607,7 @@
     </w:tblStylePr>
     <w:tblStylePr w:type="lastCol">
       <w:rPr>
-        <w:color w:val="FFFFFF" w:themeColor="background1"/>
+        <w:color w:val="000000"/>
       </w:rPr>
       <w:tblPr/>
       <w:tcPr>
@@ -11940,7 +12636,7 @@
       <w:spacing w:after="0" w:line="240" w:lineRule="auto"/>
     </w:pPr>
     <w:rPr>
-      <w:color w:val="000000" w:themeColor="text1"/>
+      <w:color w:val="000000"/>
     </w:rPr>
     <w:tblPr>
       <w:tblStyleRowBandSize w:val="1"/>
@@ -11973,7 +12669,7 @@
       <w:rPr>
         <w:b/>
         <w:bCs/>
-        <w:color w:val="000000" w:themeColor="text1"/>
+        <w:color w:val="000000"/>
       </w:rPr>
       <w:tblPr/>
       <w:tcPr>
@@ -11982,7 +12678,7 @@
     </w:tblStylePr>
     <w:tblStylePr w:type="firstCol">
       <w:rPr>
-        <w:color w:val="FFFFFF" w:themeColor="background1"/>
+        <w:color w:val="000000"/>
       </w:rPr>
       <w:tblPr/>
       <w:tcPr>
@@ -11991,7 +12687,7 @@
     </w:tblStylePr>
     <w:tblStylePr w:type="lastCol">
       <w:rPr>
-        <w:color w:val="FFFFFF" w:themeColor="background1"/>
+        <w:color w:val="000000"/>
       </w:rPr>
       <w:tblPr/>
       <w:tcPr>
@@ -12020,7 +12716,7 @@
       <w:spacing w:after="0" w:line="240" w:lineRule="auto"/>
     </w:pPr>
     <w:rPr>
-      <w:color w:val="000000" w:themeColor="text1"/>
+      <w:color w:val="000000"/>
     </w:rPr>
     <w:tblPr>
       <w:tblStyleRowBandSize w:val="1"/>
@@ -12053,7 +12749,7 @@
       <w:rPr>
         <w:b/>
         <w:bCs/>
-        <w:color w:val="000000" w:themeColor="text1"/>
+        <w:color w:val="000000"/>
       </w:rPr>
       <w:tblPr/>
       <w:tcPr>
@@ -12062,7 +12758,7 @@
     </w:tblStylePr>
     <w:tblStylePr w:type="firstCol">
       <w:rPr>
-        <w:color w:val="FFFFFF" w:themeColor="background1"/>
+        <w:color w:val="000000"/>
       </w:rPr>
       <w:tblPr/>
       <w:tcPr>
@@ -12071,7 +12767,7 @@
     </w:tblStylePr>
     <w:tblStylePr w:type="lastCol">
       <w:rPr>
-        <w:color w:val="FFFFFF" w:themeColor="background1"/>
+        <w:color w:val="000000"/>
       </w:rPr>
       <w:tblPr/>
       <w:tcPr>
@@ -12100,7 +12796,7 @@
       <w:spacing w:after="0" w:line="240" w:lineRule="auto"/>
     </w:pPr>
     <w:rPr>
-      <w:color w:val="000000" w:themeColor="text1"/>
+      <w:color w:val="000000"/>
     </w:rPr>
     <w:tblPr>
       <w:tblStyleRowBandSize w:val="1"/>
@@ -12133,7 +12829,7 @@
       <w:rPr>
         <w:b/>
         <w:bCs/>
-        <w:color w:val="000000" w:themeColor="text1"/>
+        <w:color w:val="000000"/>
       </w:rPr>
       <w:tblPr/>
       <w:tcPr>
@@ -12142,7 +12838,7 @@
     </w:tblStylePr>
     <w:tblStylePr w:type="firstCol">
       <w:rPr>
-        <w:color w:val="FFFFFF" w:themeColor="background1"/>
+        <w:color w:val="000000"/>
       </w:rPr>
       <w:tblPr/>
       <w:tcPr>
@@ -12151,7 +12847,7 @@
     </w:tblStylePr>
     <w:tblStylePr w:type="lastCol">
       <w:rPr>
-        <w:color w:val="FFFFFF" w:themeColor="background1"/>
+        <w:color w:val="000000"/>
       </w:rPr>
       <w:tblPr/>
       <w:tcPr>
@@ -12353,7 +13049,7 @@
       <w:rFonts w:asciiTheme="majorHAnsi" w:eastAsiaTheme="majorEastAsia" w:hAnsiTheme="majorHAnsi" w:cstheme="majorBidi"/>
       <w:b/>
       <w:bCs/>
-      <w:color w:val="365F91" w:themeColor="accent1" w:themeShade="BF"/>
+      <w:color w:val="000000"/>
       <w:sz w:val="28"/>
       <w:szCs w:val="28"/>
     </w:rPr>
@@ -12377,7 +13073,7 @@
       <w:rFonts w:asciiTheme="majorHAnsi" w:eastAsiaTheme="majorEastAsia" w:hAnsiTheme="majorHAnsi" w:cstheme="majorBidi"/>
       <w:b/>
       <w:bCs/>
-      <w:color w:val="4F81BD" w:themeColor="accent1"/>
+      <w:color w:val="000000"/>
       <w:sz w:val="26"/>
       <w:szCs w:val="26"/>
     </w:rPr>
@@ -12401,7 +13097,7 @@
       <w:rFonts w:asciiTheme="majorHAnsi" w:eastAsiaTheme="majorEastAsia" w:hAnsiTheme="majorHAnsi" w:cstheme="majorBidi"/>
       <w:b/>
       <w:bCs/>
-      <w:color w:val="4F81BD" w:themeColor="accent1"/>
+      <w:color w:val="000000"/>
     </w:rPr>
   </w:style>
   <w:style w:type="paragraph" w:styleId="Heading4">
@@ -12426,7 +13122,7 @@
       <w:bCs/>
       <w:i/>
       <w:iCs/>
-      <w:color w:val="4F81BD" w:themeColor="accent1"/>
+      <w:color w:val="000000"/>
     </w:rPr>
   </w:style>
   <w:style w:type="paragraph" w:styleId="Heading5">
@@ -12447,7 +13143,7 @@
     </w:pPr>
     <w:rPr>
       <w:rFonts w:asciiTheme="majorHAnsi" w:eastAsiaTheme="majorEastAsia" w:hAnsiTheme="majorHAnsi" w:cstheme="majorBidi"/>
-      <w:color w:val="243F60" w:themeColor="accent1" w:themeShade="7F"/>
+      <w:color w:val="000000"/>
     </w:rPr>
   </w:style>
   <w:style w:type="paragraph" w:styleId="Heading6">
@@ -12470,7 +13166,7 @@
       <w:rFonts w:asciiTheme="majorHAnsi" w:eastAsiaTheme="majorEastAsia" w:hAnsiTheme="majorHAnsi" w:cstheme="majorBidi"/>
       <w:i/>
       <w:iCs/>
-      <w:color w:val="243F60" w:themeColor="accent1" w:themeShade="7F"/>
+      <w:color w:val="000000"/>
     </w:rPr>
   </w:style>
   <w:style w:type="paragraph" w:styleId="Heading7">
@@ -12493,7 +13189,7 @@
       <w:rFonts w:asciiTheme="majorHAnsi" w:eastAsiaTheme="majorEastAsia" w:hAnsiTheme="majorHAnsi" w:cstheme="majorBidi"/>
       <w:i/>
       <w:iCs/>
-      <w:color w:val="404040" w:themeColor="text1" w:themeTint="BF"/>
+      <w:color w:val="000000"/>
     </w:rPr>
   </w:style>
   <w:style w:type="paragraph" w:styleId="Heading8">
@@ -12514,7 +13210,7 @@
     </w:pPr>
     <w:rPr>
       <w:rFonts w:asciiTheme="majorHAnsi" w:eastAsiaTheme="majorEastAsia" w:hAnsiTheme="majorHAnsi" w:cstheme="majorBidi"/>
-      <w:color w:val="4F81BD" w:themeColor="accent1"/>
+      <w:color w:val="000000"/>
       <w:sz w:val="20"/>
       <w:szCs w:val="20"/>
     </w:rPr>
@@ -12539,7 +13235,7 @@
       <w:rFonts w:asciiTheme="majorHAnsi" w:eastAsiaTheme="majorEastAsia" w:hAnsiTheme="majorHAnsi" w:cstheme="majorBidi"/>
       <w:i/>
       <w:iCs/>
-      <w:color w:val="404040" w:themeColor="text1" w:themeTint="BF"/>
+      <w:color w:val="000000"/>
       <w:sz w:val="20"/>
       <w:szCs w:val="20"/>
     </w:rPr>
@@ -12590,7 +13286,7 @@
       <w:rFonts w:asciiTheme="majorHAnsi" w:eastAsiaTheme="majorEastAsia" w:hAnsiTheme="majorHAnsi" w:cstheme="majorBidi"/>
       <w:b/>
       <w:bCs/>
-      <w:color w:val="365F91" w:themeColor="accent1" w:themeShade="BF"/>
+      <w:color w:val="000000"/>
       <w:sz w:val="28"/>
       <w:szCs w:val="28"/>
     </w:rPr>
@@ -12605,7 +13301,7 @@
       <w:rFonts w:asciiTheme="majorHAnsi" w:eastAsiaTheme="majorEastAsia" w:hAnsiTheme="majorHAnsi" w:cstheme="majorBidi"/>
       <w:b/>
       <w:bCs/>
-      <w:color w:val="4F81BD" w:themeColor="accent1"/>
+      <w:color w:val="000000"/>
       <w:sz w:val="26"/>
       <w:szCs w:val="26"/>
     </w:rPr>
@@ -12620,7 +13316,7 @@
       <w:rFonts w:asciiTheme="majorHAnsi" w:eastAsiaTheme="majorEastAsia" w:hAnsiTheme="majorHAnsi" w:cstheme="majorBidi"/>
       <w:b/>
       <w:bCs/>
-      <w:color w:val="4F81BD" w:themeColor="accent1"/>
+      <w:color w:val="000000"/>
     </w:rPr>
   </w:style>
   <w:style w:type="paragraph" w:styleId="Title">
@@ -12640,7 +13336,7 @@
     </w:pPr>
     <w:rPr>
       <w:rFonts w:asciiTheme="majorHAnsi" w:eastAsiaTheme="majorEastAsia" w:hAnsiTheme="majorHAnsi" w:cstheme="majorBidi"/>
-      <w:color w:val="17365D" w:themeColor="text2" w:themeShade="BF"/>
+      <w:color w:val="000000"/>
       <w:spacing w:val="5"/>
       <w:kern w:val="28"/>
       <w:sz w:val="52"/>
@@ -12655,7 +13351,7 @@
     <w:rsid w:val="00FC693F"/>
     <w:rPr>
       <w:rFonts w:asciiTheme="majorHAnsi" w:eastAsiaTheme="majorEastAsia" w:hAnsiTheme="majorHAnsi" w:cstheme="majorBidi"/>
-      <w:color w:val="17365D" w:themeColor="text2" w:themeShade="BF"/>
+      <w:color w:val="000000"/>
       <w:spacing w:val="5"/>
       <w:kern w:val="28"/>
       <w:sz w:val="52"/>
@@ -12679,7 +13375,7 @@
       <w:rFonts w:asciiTheme="majorHAnsi" w:eastAsiaTheme="majorEastAsia" w:hAnsiTheme="majorHAnsi" w:cstheme="majorBidi"/>
       <w:i/>
       <w:iCs/>
-      <w:color w:val="4F81BD" w:themeColor="accent1"/>
+      <w:color w:val="000000"/>
       <w:spacing w:val="15"/>
       <w:sz w:val="24"/>
       <w:szCs w:val="24"/>
@@ -12695,7 +13391,7 @@
       <w:rFonts w:asciiTheme="majorHAnsi" w:eastAsiaTheme="majorEastAsia" w:hAnsiTheme="majorHAnsi" w:cstheme="majorBidi"/>
       <w:i/>
       <w:iCs/>
-      <w:color w:val="4F81BD" w:themeColor="accent1"/>
+      <w:color w:val="000000"/>
       <w:spacing w:val="15"/>
       <w:sz w:val="24"/>
       <w:szCs w:val="24"/>
@@ -12967,7 +13663,7 @@
     <w:rPr>
       <w:i/>
       <w:iCs/>
-      <w:color w:val="000000" w:themeColor="text1"/>
+      <w:color w:val="000000"/>
     </w:rPr>
   </w:style>
   <w:style w:type="character" w:customStyle="1" w:styleId="QuoteChar">
@@ -12979,7 +13675,7 @@
     <w:rPr>
       <w:i/>
       <w:iCs/>
-      <w:color w:val="000000" w:themeColor="text1"/>
+      <w:color w:val="000000"/>
     </w:rPr>
   </w:style>
   <w:style w:type="character" w:customStyle="1" w:styleId="Heading4Char">
@@ -12995,7 +13691,7 @@
       <w:bCs/>
       <w:i/>
       <w:iCs/>
-      <w:color w:val="4F81BD" w:themeColor="accent1"/>
+      <w:color w:val="000000"/>
     </w:rPr>
   </w:style>
   <w:style w:type="character" w:customStyle="1" w:styleId="Heading5Char">
@@ -13007,7 +13703,7 @@
     <w:rsid w:val="00FC693F"/>
     <w:rPr>
       <w:rFonts w:asciiTheme="majorHAnsi" w:eastAsiaTheme="majorEastAsia" w:hAnsiTheme="majorHAnsi" w:cstheme="majorBidi"/>
-      <w:color w:val="243F60" w:themeColor="accent1" w:themeShade="7F"/>
+      <w:color w:val="000000"/>
     </w:rPr>
   </w:style>
   <w:style w:type="character" w:customStyle="1" w:styleId="Heading6Char">
@@ -13021,7 +13717,7 @@
       <w:rFonts w:asciiTheme="majorHAnsi" w:eastAsiaTheme="majorEastAsia" w:hAnsiTheme="majorHAnsi" w:cstheme="majorBidi"/>
       <w:i/>
       <w:iCs/>
-      <w:color w:val="243F60" w:themeColor="accent1" w:themeShade="7F"/>
+      <w:color w:val="000000"/>
     </w:rPr>
   </w:style>
   <w:style w:type="character" w:customStyle="1" w:styleId="Heading7Char">
@@ -13035,7 +13731,7 @@
       <w:rFonts w:asciiTheme="majorHAnsi" w:eastAsiaTheme="majorEastAsia" w:hAnsiTheme="majorHAnsi" w:cstheme="majorBidi"/>
       <w:i/>
       <w:iCs/>
-      <w:color w:val="404040" w:themeColor="text1" w:themeTint="BF"/>
+      <w:color w:val="000000"/>
     </w:rPr>
   </w:style>
   <w:style w:type="character" w:customStyle="1" w:styleId="Heading8Char">
@@ -13047,7 +13743,7 @@
     <w:rsid w:val="00FC693F"/>
     <w:rPr>
       <w:rFonts w:asciiTheme="majorHAnsi" w:eastAsiaTheme="majorEastAsia" w:hAnsiTheme="majorHAnsi" w:cstheme="majorBidi"/>
-      <w:color w:val="4F81BD" w:themeColor="accent1"/>
+      <w:color w:val="000000"/>
       <w:sz w:val="20"/>
       <w:szCs w:val="20"/>
     </w:rPr>
@@ -13063,7 +13759,7 @@
       <w:rFonts w:asciiTheme="majorHAnsi" w:eastAsiaTheme="majorEastAsia" w:hAnsiTheme="majorHAnsi" w:cstheme="majorBidi"/>
       <w:i/>
       <w:iCs/>
-      <w:color w:val="404040" w:themeColor="text1" w:themeTint="BF"/>
+      <w:color w:val="000000"/>
       <w:sz w:val="20"/>
       <w:szCs w:val="20"/>
     </w:rPr>
@@ -13083,7 +13779,7 @@
     <w:rPr>
       <w:b/>
       <w:bCs/>
-      <w:color w:val="4F81BD" w:themeColor="accent1"/>
+      <w:color w:val="000000"/>
       <w:sz w:val="18"/>
       <w:szCs w:val="18"/>
     </w:rPr>
@@ -13130,7 +13826,7 @@
       <w:bCs/>
       <w:i/>
       <w:iCs/>
-      <w:color w:val="4F81BD" w:themeColor="accent1"/>
+      <w:color w:val="000000"/>
     </w:rPr>
   </w:style>
   <w:style w:type="character" w:customStyle="1" w:styleId="IntenseQuoteChar">
@@ -13144,7 +13840,7 @@
       <w:bCs/>
       <w:i/>
       <w:iCs/>
-      <w:color w:val="4F81BD" w:themeColor="accent1"/>
+      <w:color w:val="000000"/>
     </w:rPr>
   </w:style>
   <w:style w:type="character" w:styleId="SubtleEmphasis">
@@ -13156,7 +13852,7 @@
     <w:rPr>
       <w:i/>
       <w:iCs/>
-      <w:color w:val="808080" w:themeColor="text1" w:themeTint="7F"/>
+      <w:color w:val="000000"/>
     </w:rPr>
   </w:style>
   <w:style w:type="character" w:styleId="IntenseEmphasis">
@@ -13170,7 +13866,7 @@
       <w:bCs/>
       <w:i/>
       <w:iCs/>
-      <w:color w:val="4F81BD" w:themeColor="accent1"/>
+      <w:color w:val="000000"/>
     </w:rPr>
   </w:style>
   <w:style w:type="character" w:styleId="SubtleReference">
@@ -13181,7 +13877,7 @@
     <w:rsid w:val="00FC693F"/>
     <w:rPr>
       <w:smallCaps/>
-      <w:color w:val="C0504D" w:themeColor="accent2"/>
+      <w:color w:val="000000"/>
       <w:u w:val="single"/>
     </w:rPr>
   </w:style>
@@ -13195,7 +13891,7 @@
       <w:b/>
       <w:bCs/>
       <w:smallCaps/>
-      <w:color w:val="C0504D" w:themeColor="accent2"/>
+      <w:color w:val="000000"/>
       <w:spacing w:val="5"/>
       <w:u w:val="single"/>
     </w:rPr>
@@ -13261,7 +13957,7 @@
       <w:spacing w:after="0" w:line="240" w:lineRule="auto"/>
     </w:pPr>
     <w:rPr>
-      <w:color w:val="000000" w:themeColor="text1" w:themeShade="BF"/>
+      <w:color w:val="000000"/>
     </w:rPr>
     <w:tblPr>
       <w:tblStyleRowBandSize w:val="1"/>
@@ -13364,7 +14060,7 @@
       <w:spacing w:after="0" w:line="240" w:lineRule="auto"/>
     </w:pPr>
     <w:rPr>
-      <w:color w:val="365F91" w:themeColor="accent1" w:themeShade="BF"/>
+      <w:color w:val="000000"/>
     </w:rPr>
     <w:tblPr>
       <w:tblStyleRowBandSize w:val="1"/>
@@ -13467,7 +14163,7 @@
       <w:spacing w:after="0" w:line="240" w:lineRule="auto"/>
     </w:pPr>
     <w:rPr>
-      <w:color w:val="943634" w:themeColor="accent2" w:themeShade="BF"/>
+      <w:color w:val="000000"/>
     </w:rPr>
     <w:tblPr>
       <w:tblStyleRowBandSize w:val="1"/>
@@ -13570,7 +14266,7 @@
       <w:spacing w:after="0" w:line="240" w:lineRule="auto"/>
     </w:pPr>
     <w:rPr>
-      <w:color w:val="76923C" w:themeColor="accent3" w:themeShade="BF"/>
+      <w:color w:val="000000"/>
     </w:rPr>
     <w:tblPr>
       <w:tblStyleRowBandSize w:val="1"/>
@@ -13673,7 +14369,7 @@
       <w:spacing w:after="0" w:line="240" w:lineRule="auto"/>
     </w:pPr>
     <w:rPr>
-      <w:color w:val="5F497A" w:themeColor="accent4" w:themeShade="BF"/>
+      <w:color w:val="000000"/>
     </w:rPr>
     <w:tblPr>
       <w:tblStyleRowBandSize w:val="1"/>
@@ -13776,7 +14472,7 @@
       <w:spacing w:after="0" w:line="240" w:lineRule="auto"/>
     </w:pPr>
     <w:rPr>
-      <w:color w:val="31849B" w:themeColor="accent5" w:themeShade="BF"/>
+      <w:color w:val="000000"/>
     </w:rPr>
     <w:tblPr>
       <w:tblStyleRowBandSize w:val="1"/>
@@ -13879,7 +14575,7 @@
       <w:spacing w:after="0" w:line="240" w:lineRule="auto"/>
     </w:pPr>
     <w:rPr>
-      <w:color w:val="E36C0A" w:themeColor="accent6" w:themeShade="BF"/>
+      <w:color w:val="000000"/>
     </w:rPr>
     <w:tblPr>
       <w:tblStyleRowBandSize w:val="1"/>
@@ -14005,7 +14701,7 @@
       <w:rPr>
         <w:b/>
         <w:bCs/>
-        <w:color w:val="FFFFFF" w:themeColor="background1"/>
+        <w:color w:val="000000"/>
       </w:rPr>
       <w:tblPr/>
       <w:tcPr>
@@ -14097,7 +14793,7 @@
       <w:rPr>
         <w:b/>
         <w:bCs/>
-        <w:color w:val="FFFFFF" w:themeColor="background1"/>
+        <w:color w:val="000000"/>
       </w:rPr>
       <w:tblPr/>
       <w:tcPr>
@@ -14189,7 +14885,7 @@
       <w:rPr>
         <w:b/>
         <w:bCs/>
-        <w:color w:val="FFFFFF" w:themeColor="background1"/>
+        <w:color w:val="000000"/>
       </w:rPr>
       <w:tblPr/>
       <w:tcPr>
@@ -14281,7 +14977,7 @@
       <w:rPr>
         <w:b/>
         <w:bCs/>
-        <w:color w:val="FFFFFF" w:themeColor="background1"/>
+        <w:color w:val="000000"/>
       </w:rPr>
       <w:tblPr/>
       <w:tcPr>
@@ -14373,7 +15069,7 @@
       <w:rPr>
         <w:b/>
         <w:bCs/>
-        <w:color w:val="FFFFFF" w:themeColor="background1"/>
+        <w:color w:val="000000"/>
       </w:rPr>
       <w:tblPr/>
       <w:tcPr>
@@ -14465,7 +15161,7 @@
       <w:rPr>
         <w:b/>
         <w:bCs/>
-        <w:color w:val="FFFFFF" w:themeColor="background1"/>
+        <w:color w:val="000000"/>
       </w:rPr>
       <w:tblPr/>
       <w:tcPr>
@@ -14557,7 +15253,7 @@
       <w:rPr>
         <w:b/>
         <w:bCs/>
-        <w:color w:val="FFFFFF" w:themeColor="background1"/>
+        <w:color w:val="000000"/>
       </w:rPr>
       <w:tblPr/>
       <w:tcPr>
@@ -15560,7 +16256,7 @@
       <w:rPr>
         <w:b/>
         <w:bCs/>
-        <w:color w:val="FFFFFF" w:themeColor="background1"/>
+        <w:color w:val="000000"/>
       </w:rPr>
       <w:tblPr/>
       <w:tcPr>
@@ -15666,7 +16362,7 @@
       <w:rPr>
         <w:b/>
         <w:bCs/>
-        <w:color w:val="FFFFFF" w:themeColor="background1"/>
+        <w:color w:val="000000"/>
       </w:rPr>
       <w:tblPr/>
       <w:tcPr>
@@ -15772,7 +16468,7 @@
       <w:rPr>
         <w:b/>
         <w:bCs/>
-        <w:color w:val="FFFFFF" w:themeColor="background1"/>
+        <w:color w:val="000000"/>
       </w:rPr>
       <w:tblPr/>
       <w:tcPr>
@@ -15878,7 +16574,7 @@
       <w:rPr>
         <w:b/>
         <w:bCs/>
-        <w:color w:val="FFFFFF" w:themeColor="background1"/>
+        <w:color w:val="000000"/>
       </w:rPr>
       <w:tblPr/>
       <w:tcPr>
@@ -15984,7 +16680,7 @@
       <w:rPr>
         <w:b/>
         <w:bCs/>
-        <w:color w:val="FFFFFF" w:themeColor="background1"/>
+        <w:color w:val="000000"/>
       </w:rPr>
       <w:tblPr/>
       <w:tcPr>
@@ -16090,7 +16786,7 @@
       <w:rPr>
         <w:b/>
         <w:bCs/>
-        <w:color w:val="FFFFFF" w:themeColor="background1"/>
+        <w:color w:val="000000"/>
       </w:rPr>
       <w:tblPr/>
       <w:tcPr>
@@ -16196,7 +16892,7 @@
       <w:rPr>
         <w:b/>
         <w:bCs/>
-        <w:color w:val="FFFFFF" w:themeColor="background1"/>
+        <w:color w:val="000000"/>
       </w:rPr>
       <w:tblPr/>
       <w:tcPr>
@@ -16299,7 +16995,7 @@
       <w:rPr>
         <w:b/>
         <w:bCs/>
-        <w:color w:val="FFFFFF" w:themeColor="background1"/>
+        <w:color w:val="000000"/>
       </w:rPr>
       <w:tblPr/>
       <w:tcPr>
@@ -16319,7 +17015,7 @@
         <w:spacing w:before="0" w:after="0" w:line="240" w:lineRule="auto"/>
       </w:pPr>
       <w:rPr>
-        <w:color w:val="auto"/>
+        <w:color w:val="000000"/>
       </w:rPr>
       <w:tblPr/>
       <w:tcPr>
@@ -16338,7 +17034,7 @@
       <w:rPr>
         <w:b/>
         <w:bCs/>
-        <w:color w:val="FFFFFF" w:themeColor="background1"/>
+        <w:color w:val="000000"/>
       </w:rPr>
       <w:tblPr/>
       <w:tcPr>
@@ -16357,7 +17053,7 @@
       <w:rPr>
         <w:b/>
         <w:bCs/>
-        <w:color w:val="FFFFFF" w:themeColor="background1"/>
+        <w:color w:val="000000"/>
       </w:rPr>
       <w:tblPr/>
       <w:tcPr>
@@ -16403,7 +17099,7 @@
     </w:tblStylePr>
     <w:tblStylePr w:type="nwCell">
       <w:rPr>
-        <w:color w:val="FFFFFF" w:themeColor="background1"/>
+        <w:color w:val="000000"/>
       </w:rPr>
       <w:tblPr/>
       <w:tcPr>
@@ -16448,7 +17144,7 @@
       <w:rPr>
         <w:b/>
         <w:bCs/>
-        <w:color w:val="FFFFFF" w:themeColor="background1"/>
+        <w:color w:val="000000"/>
       </w:rPr>
       <w:tblPr/>
       <w:tcPr>
@@ -16468,7 +17164,7 @@
         <w:spacing w:before="0" w:after="0" w:line="240" w:lineRule="auto"/>
       </w:pPr>
       <w:rPr>
-        <w:color w:val="auto"/>
+        <w:color w:val="000000"/>
       </w:rPr>
       <w:tblPr/>
       <w:tcPr>
@@ -16487,7 +17183,7 @@
       <w:rPr>
         <w:b/>
         <w:bCs/>
-        <w:color w:val="FFFFFF" w:themeColor="background1"/>
+        <w:color w:val="000000"/>
       </w:rPr>
       <w:tblPr/>
       <w:tcPr>
@@ -16506,7 +17202,7 @@
       <w:rPr>
         <w:b/>
         <w:bCs/>
-        <w:color w:val="FFFFFF" w:themeColor="background1"/>
+        <w:color w:val="000000"/>
       </w:rPr>
       <w:tblPr/>
       <w:tcPr>
@@ -16552,7 +17248,7 @@
     </w:tblStylePr>
     <w:tblStylePr w:type="nwCell">
       <w:rPr>
-        <w:color w:val="FFFFFF" w:themeColor="background1"/>
+        <w:color w:val="000000"/>
       </w:rPr>
       <w:tblPr/>
       <w:tcPr>
@@ -16597,7 +17293,7 @@
       <w:rPr>
         <w:b/>
         <w:bCs/>
-        <w:color w:val="FFFFFF" w:themeColor="background1"/>
+        <w:color w:val="000000"/>
       </w:rPr>
       <w:tblPr/>
       <w:tcPr>
@@ -16617,7 +17313,7 @@
         <w:spacing w:before="0" w:after="0" w:line="240" w:lineRule="auto"/>
       </w:pPr>
       <w:rPr>
-        <w:color w:val="auto"/>
+        <w:color w:val="000000"/>
       </w:rPr>
       <w:tblPr/>
       <w:tcPr>
@@ -16636,7 +17332,7 @@
       <w:rPr>
         <w:b/>
         <w:bCs/>
-        <w:color w:val="FFFFFF" w:themeColor="background1"/>
+        <w:color w:val="000000"/>
       </w:rPr>
       <w:tblPr/>
       <w:tcPr>
@@ -16655,7 +17351,7 @@
       <w:rPr>
         <w:b/>
         <w:bCs/>
-        <w:color w:val="FFFFFF" w:themeColor="background1"/>
+        <w:color w:val="000000"/>
       </w:rPr>
       <w:tblPr/>
       <w:tcPr>
@@ -16701,7 +17397,7 @@
     </w:tblStylePr>
     <w:tblStylePr w:type="nwCell">
       <w:rPr>
-        <w:color w:val="FFFFFF" w:themeColor="background1"/>
+        <w:color w:val="000000"/>
       </w:rPr>
       <w:tblPr/>
       <w:tcPr>
@@ -16746,7 +17442,7 @@
       <w:rPr>
         <w:b/>
         <w:bCs/>
-        <w:color w:val="FFFFFF" w:themeColor="background1"/>
+        <w:color w:val="000000"/>
       </w:rPr>
       <w:tblPr/>
       <w:tcPr>
@@ -16766,7 +17462,7 @@
         <w:spacing w:before="0" w:after="0" w:line="240" w:lineRule="auto"/>
       </w:pPr>
       <w:rPr>
-        <w:color w:val="auto"/>
+        <w:color w:val="000000"/>
       </w:rPr>
       <w:tblPr/>
       <w:tcPr>
@@ -16785,7 +17481,7 @@
       <w:rPr>
         <w:b/>
         <w:bCs/>
-        <w:color w:val="FFFFFF" w:themeColor="background1"/>
+        <w:color w:val="000000"/>
       </w:rPr>
       <w:tblPr/>
       <w:tcPr>
@@ -16804,7 +17500,7 @@
       <w:rPr>
         <w:b/>
         <w:bCs/>
-        <w:color w:val="FFFFFF" w:themeColor="background1"/>
+        <w:color w:val="000000"/>
       </w:rPr>
       <w:tblPr/>
       <w:tcPr>
@@ -16850,7 +17546,7 @@
     </w:tblStylePr>
     <w:tblStylePr w:type="nwCell">
       <w:rPr>
-        <w:color w:val="FFFFFF" w:themeColor="background1"/>
+        <w:color w:val="000000"/>
       </w:rPr>
       <w:tblPr/>
       <w:tcPr>
@@ -16895,7 +17591,7 @@
       <w:rPr>
         <w:b/>
         <w:bCs/>
-        <w:color w:val="FFFFFF" w:themeColor="background1"/>
+        <w:color w:val="000000"/>
       </w:rPr>
       <w:tblPr/>
       <w:tcPr>
@@ -16915,7 +17611,7 @@
         <w:spacing w:before="0" w:after="0" w:line="240" w:lineRule="auto"/>
       </w:pPr>
       <w:rPr>
-        <w:color w:val="auto"/>
+        <w:color w:val="000000"/>
       </w:rPr>
       <w:tblPr/>
       <w:tcPr>
@@ -16934,7 +17630,7 @@
       <w:rPr>
         <w:b/>
         <w:bCs/>
-        <w:color w:val="FFFFFF" w:themeColor="background1"/>
+        <w:color w:val="000000"/>
       </w:rPr>
       <w:tblPr/>
       <w:tcPr>
@@ -16953,7 +17649,7 @@
       <w:rPr>
         <w:b/>
         <w:bCs/>
-        <w:color w:val="FFFFFF" w:themeColor="background1"/>
+        <w:color w:val="000000"/>
       </w:rPr>
       <w:tblPr/>
       <w:tcPr>
@@ -16999,7 +17695,7 @@
     </w:tblStylePr>
     <w:tblStylePr w:type="nwCell">
       <w:rPr>
-        <w:color w:val="FFFFFF" w:themeColor="background1"/>
+        <w:color w:val="000000"/>
       </w:rPr>
       <w:tblPr/>
       <w:tcPr>
@@ -17044,7 +17740,7 @@
       <w:rPr>
         <w:b/>
         <w:bCs/>
-        <w:color w:val="FFFFFF" w:themeColor="background1"/>
+        <w:color w:val="000000"/>
       </w:rPr>
       <w:tblPr/>
       <w:tcPr>
@@ -17064,7 +17760,7 @@
         <w:spacing w:before="0" w:after="0" w:line="240" w:lineRule="auto"/>
       </w:pPr>
       <w:rPr>
-        <w:color w:val="auto"/>
+        <w:color w:val="000000"/>
       </w:rPr>
       <w:tblPr/>
       <w:tcPr>
@@ -17083,7 +17779,7 @@
       <w:rPr>
         <w:b/>
         <w:bCs/>
-        <w:color w:val="FFFFFF" w:themeColor="background1"/>
+        <w:color w:val="000000"/>
       </w:rPr>
       <w:tblPr/>
       <w:tcPr>
@@ -17102,7 +17798,7 @@
       <w:rPr>
         <w:b/>
         <w:bCs/>
-        <w:color w:val="FFFFFF" w:themeColor="background1"/>
+        <w:color w:val="000000"/>
       </w:rPr>
       <w:tblPr/>
       <w:tcPr>
@@ -17148,7 +17844,7 @@
     </w:tblStylePr>
     <w:tblStylePr w:type="nwCell">
       <w:rPr>
-        <w:color w:val="FFFFFF" w:themeColor="background1"/>
+        <w:color w:val="000000"/>
       </w:rPr>
       <w:tblPr/>
       <w:tcPr>
@@ -17193,7 +17889,7 @@
       <w:rPr>
         <w:b/>
         <w:bCs/>
-        <w:color w:val="FFFFFF" w:themeColor="background1"/>
+        <w:color w:val="000000"/>
       </w:rPr>
       <w:tblPr/>
       <w:tcPr>
@@ -17213,7 +17909,7 @@
         <w:spacing w:before="0" w:after="0" w:line="240" w:lineRule="auto"/>
       </w:pPr>
       <w:rPr>
-        <w:color w:val="auto"/>
+        <w:color w:val="000000"/>
       </w:rPr>
       <w:tblPr/>
       <w:tcPr>
@@ -17232,7 +17928,7 @@
       <w:rPr>
         <w:b/>
         <w:bCs/>
-        <w:color w:val="FFFFFF" w:themeColor="background1"/>
+        <w:color w:val="000000"/>
       </w:rPr>
       <w:tblPr/>
       <w:tcPr>
@@ -17251,7 +17947,7 @@
       <w:rPr>
         <w:b/>
         <w:bCs/>
-        <w:color w:val="FFFFFF" w:themeColor="background1"/>
+        <w:color w:val="000000"/>
       </w:rPr>
       <w:tblPr/>
       <w:tcPr>
@@ -17297,7 +17993,7 @@
     </w:tblStylePr>
     <w:tblStylePr w:type="nwCell">
       <w:rPr>
-        <w:color w:val="FFFFFF" w:themeColor="background1"/>
+        <w:color w:val="000000"/>
       </w:rPr>
       <w:tblPr/>
       <w:tcPr>
@@ -17321,7 +18017,7 @@
       <w:spacing w:after="0" w:line="240" w:lineRule="auto"/>
     </w:pPr>
     <w:rPr>
-      <w:color w:val="000000" w:themeColor="text1"/>
+      <w:color w:val="000000"/>
     </w:rPr>
     <w:tblPr>
       <w:tblStyleRowBandSize w:val="1"/>
@@ -17354,7 +18050,7 @@
       <w:rPr>
         <w:b/>
         <w:bCs/>
-        <w:color w:val="1F497D" w:themeColor="text2"/>
+        <w:color w:val="000000"/>
       </w:rPr>
       <w:tblPr/>
       <w:tcPr>
@@ -17405,7 +18101,7 @@
       <w:spacing w:after="0" w:line="240" w:lineRule="auto"/>
     </w:pPr>
     <w:rPr>
-      <w:color w:val="000000" w:themeColor="text1"/>
+      <w:color w:val="000000"/>
     </w:rPr>
     <w:tblPr>
       <w:tblStyleRowBandSize w:val="1"/>
@@ -17438,7 +18134,7 @@
       <w:rPr>
         <w:b/>
         <w:bCs/>
-        <w:color w:val="1F497D" w:themeColor="text2"/>
+        <w:color w:val="000000"/>
       </w:rPr>
       <w:tblPr/>
       <w:tcPr>
@@ -17489,7 +18185,7 @@
       <w:spacing w:after="0" w:line="240" w:lineRule="auto"/>
     </w:pPr>
     <w:rPr>
-      <w:color w:val="000000" w:themeColor="text1"/>
+      <w:color w:val="000000"/>
     </w:rPr>
     <w:tblPr>
       <w:tblStyleRowBandSize w:val="1"/>
@@ -17522,7 +18218,7 @@
       <w:rPr>
         <w:b/>
         <w:bCs/>
-        <w:color w:val="1F497D" w:themeColor="text2"/>
+        <w:color w:val="000000"/>
       </w:rPr>
       <w:tblPr/>
       <w:tcPr>
@@ -17573,7 +18269,7 @@
       <w:spacing w:after="0" w:line="240" w:lineRule="auto"/>
     </w:pPr>
     <w:rPr>
-      <w:color w:val="000000" w:themeColor="text1"/>
+      <w:color w:val="000000"/>
     </w:rPr>
     <w:tblPr>
       <w:tblStyleRowBandSize w:val="1"/>
@@ -17606,7 +18302,7 @@
       <w:rPr>
         <w:b/>
         <w:bCs/>
-        <w:color w:val="1F497D" w:themeColor="text2"/>
+        <w:color w:val="000000"/>
       </w:rPr>
       <w:tblPr/>
       <w:tcPr>
@@ -17657,7 +18353,7 @@
       <w:spacing w:after="0" w:line="240" w:lineRule="auto"/>
     </w:pPr>
     <w:rPr>
-      <w:color w:val="000000" w:themeColor="text1"/>
+      <w:color w:val="000000"/>
     </w:rPr>
     <w:tblPr>
       <w:tblStyleRowBandSize w:val="1"/>
@@ -17690,7 +18386,7 @@
       <w:rPr>
         <w:b/>
         <w:bCs/>
-        <w:color w:val="1F497D" w:themeColor="text2"/>
+        <w:color w:val="000000"/>
       </w:rPr>
       <w:tblPr/>
       <w:tcPr>
@@ -17741,7 +18437,7 @@
       <w:spacing w:after="0" w:line="240" w:lineRule="auto"/>
     </w:pPr>
     <w:rPr>
-      <w:color w:val="000000" w:themeColor="text1"/>
+      <w:color w:val="000000"/>
     </w:rPr>
     <w:tblPr>
       <w:tblStyleRowBandSize w:val="1"/>
@@ -17774,7 +18470,7 @@
       <w:rPr>
         <w:b/>
         <w:bCs/>
-        <w:color w:val="1F497D" w:themeColor="text2"/>
+        <w:color w:val="000000"/>
       </w:rPr>
       <w:tblPr/>
       <w:tcPr>
@@ -17825,7 +18521,7 @@
       <w:spacing w:after="0" w:line="240" w:lineRule="auto"/>
     </w:pPr>
     <w:rPr>
-      <w:color w:val="000000" w:themeColor="text1"/>
+      <w:color w:val="000000"/>
     </w:rPr>
     <w:tblPr>
       <w:tblStyleRowBandSize w:val="1"/>
@@ -17858,7 +18554,7 @@
       <w:rPr>
         <w:b/>
         <w:bCs/>
-        <w:color w:val="1F497D" w:themeColor="text2"/>
+        <w:color w:val="000000"/>
       </w:rPr>
       <w:tblPr/>
       <w:tcPr>
@@ -17910,7 +18606,7 @@
     </w:pPr>
     <w:rPr>
       <w:rFonts w:asciiTheme="majorHAnsi" w:eastAsiaTheme="majorEastAsia" w:hAnsiTheme="majorHAnsi" w:cstheme="majorBidi"/>
-      <w:color w:val="000000" w:themeColor="text1"/>
+      <w:color w:val="000000"/>
     </w:rPr>
     <w:tblPr>
       <w:tblStyleRowBandSize w:val="1"/>
@@ -18038,7 +18734,7 @@
     </w:pPr>
     <w:rPr>
       <w:rFonts w:asciiTheme="majorHAnsi" w:eastAsiaTheme="majorEastAsia" w:hAnsiTheme="majorHAnsi" w:cstheme="majorBidi"/>
-      <w:color w:val="000000" w:themeColor="text1"/>
+      <w:color w:val="000000"/>
     </w:rPr>
     <w:tblPr>
       <w:tblStyleRowBandSize w:val="1"/>
@@ -18166,7 +18862,7 @@
     </w:pPr>
     <w:rPr>
       <w:rFonts w:asciiTheme="majorHAnsi" w:eastAsiaTheme="majorEastAsia" w:hAnsiTheme="majorHAnsi" w:cstheme="majorBidi"/>
-      <w:color w:val="000000" w:themeColor="text1"/>
+      <w:color w:val="000000"/>
     </w:rPr>
     <w:tblPr>
       <w:tblStyleRowBandSize w:val="1"/>
@@ -18294,7 +18990,7 @@
     </w:pPr>
     <w:rPr>
       <w:rFonts w:asciiTheme="majorHAnsi" w:eastAsiaTheme="majorEastAsia" w:hAnsiTheme="majorHAnsi" w:cstheme="majorBidi"/>
-      <w:color w:val="000000" w:themeColor="text1"/>
+      <w:color w:val="000000"/>
     </w:rPr>
     <w:tblPr>
       <w:tblStyleRowBandSize w:val="1"/>
@@ -18422,7 +19118,7 @@
     </w:pPr>
     <w:rPr>
       <w:rFonts w:asciiTheme="majorHAnsi" w:eastAsiaTheme="majorEastAsia" w:hAnsiTheme="majorHAnsi" w:cstheme="majorBidi"/>
-      <w:color w:val="000000" w:themeColor="text1"/>
+      <w:color w:val="000000"/>
     </w:rPr>
     <w:tblPr>
       <w:tblStyleRowBandSize w:val="1"/>
@@ -18550,7 +19246,7 @@
     </w:pPr>
     <w:rPr>
       <w:rFonts w:asciiTheme="majorHAnsi" w:eastAsiaTheme="majorEastAsia" w:hAnsiTheme="majorHAnsi" w:cstheme="majorBidi"/>
-      <w:color w:val="000000" w:themeColor="text1"/>
+      <w:color w:val="000000"/>
     </w:rPr>
     <w:tblPr>
       <w:tblStyleRowBandSize w:val="1"/>
@@ -18678,7 +19374,7 @@
     </w:pPr>
     <w:rPr>
       <w:rFonts w:asciiTheme="majorHAnsi" w:eastAsiaTheme="majorEastAsia" w:hAnsiTheme="majorHAnsi" w:cstheme="majorBidi"/>
-      <w:color w:val="000000" w:themeColor="text1"/>
+      <w:color w:val="000000"/>
     </w:rPr>
     <w:tblPr>
       <w:tblStyleRowBandSize w:val="1"/>
@@ -19317,7 +20013,7 @@
     </w:pPr>
     <w:rPr>
       <w:rFonts w:asciiTheme="majorHAnsi" w:eastAsiaTheme="majorEastAsia" w:hAnsiTheme="majorHAnsi" w:cstheme="majorBidi"/>
-      <w:color w:val="000000" w:themeColor="text1"/>
+      <w:color w:val="000000"/>
     </w:rPr>
     <w:tblPr>
       <w:tblStyleRowBandSize w:val="1"/>
@@ -19345,7 +20041,7 @@
       <w:rPr>
         <w:b/>
         <w:bCs/>
-        <w:color w:val="000000" w:themeColor="text1"/>
+        <w:color w:val="000000"/>
       </w:rPr>
       <w:tblPr/>
       <w:tcPr>
@@ -19356,7 +20052,7 @@
       <w:rPr>
         <w:b/>
         <w:bCs/>
-        <w:color w:val="000000" w:themeColor="text1"/>
+        <w:color w:val="000000"/>
       </w:rPr>
       <w:tblPr/>
       <w:tcPr>
@@ -19375,7 +20071,7 @@
       <w:rPr>
         <w:b/>
         <w:bCs/>
-        <w:color w:val="000000" w:themeColor="text1"/>
+        <w:color w:val="000000"/>
       </w:rPr>
       <w:tblPr/>
       <w:tcPr>
@@ -19394,7 +20090,7 @@
       <w:rPr>
         <w:b w:val="0"/>
         <w:bCs w:val="0"/>
-        <w:color w:val="000000" w:themeColor="text1"/>
+        <w:color w:val="000000"/>
       </w:rPr>
       <w:tblPr/>
       <w:tcPr>
@@ -19442,7 +20138,7 @@
     </w:pPr>
     <w:rPr>
       <w:rFonts w:asciiTheme="majorHAnsi" w:eastAsiaTheme="majorEastAsia" w:hAnsiTheme="majorHAnsi" w:cstheme="majorBidi"/>
-      <w:color w:val="000000" w:themeColor="text1"/>
+      <w:color w:val="000000"/>
     </w:rPr>
     <w:tblPr>
       <w:tblStyleRowBandSize w:val="1"/>
@@ -19470,7 +20166,7 @@
       <w:rPr>
         <w:b/>
         <w:bCs/>
-        <w:color w:val="000000" w:themeColor="text1"/>
+        <w:color w:val="000000"/>
       </w:rPr>
       <w:tblPr/>
       <w:tcPr>
@@ -19481,7 +20177,7 @@
       <w:rPr>
         <w:b/>
         <w:bCs/>
-        <w:color w:val="000000" w:themeColor="text1"/>
+        <w:color w:val="000000"/>
       </w:rPr>
       <w:tblPr/>
       <w:tcPr>
@@ -19500,7 +20196,7 @@
       <w:rPr>
         <w:b/>
         <w:bCs/>
-        <w:color w:val="000000" w:themeColor="text1"/>
+        <w:color w:val="000000"/>
       </w:rPr>
       <w:tblPr/>
       <w:tcPr>
@@ -19519,7 +20215,7 @@
       <w:rPr>
         <w:b w:val="0"/>
         <w:bCs w:val="0"/>
-        <w:color w:val="000000" w:themeColor="text1"/>
+        <w:color w:val="000000"/>
       </w:rPr>
       <w:tblPr/>
       <w:tcPr>
@@ -19567,7 +20263,7 @@
     </w:pPr>
     <w:rPr>
       <w:rFonts w:asciiTheme="majorHAnsi" w:eastAsiaTheme="majorEastAsia" w:hAnsiTheme="majorHAnsi" w:cstheme="majorBidi"/>
-      <w:color w:val="000000" w:themeColor="text1"/>
+      <w:color w:val="000000"/>
     </w:rPr>
     <w:tblPr>
       <w:tblStyleRowBandSize w:val="1"/>
@@ -19595,7 +20291,7 @@
       <w:rPr>
         <w:b/>
         <w:bCs/>
-        <w:color w:val="000000" w:themeColor="text1"/>
+        <w:color w:val="000000"/>
       </w:rPr>
       <w:tblPr/>
       <w:tcPr>
@@ -19606,7 +20302,7 @@
       <w:rPr>
         <w:b/>
         <w:bCs/>
-        <w:color w:val="000000" w:themeColor="text1"/>
+        <w:color w:val="000000"/>
       </w:rPr>
       <w:tblPr/>
       <w:tcPr>
@@ -19625,7 +20321,7 @@
       <w:rPr>
         <w:b/>
         <w:bCs/>
-        <w:color w:val="000000" w:themeColor="text1"/>
+        <w:color w:val="000000"/>
       </w:rPr>
       <w:tblPr/>
       <w:tcPr>
@@ -19644,7 +20340,7 @@
       <w:rPr>
         <w:b w:val="0"/>
         <w:bCs w:val="0"/>
-        <w:color w:val="000000" w:themeColor="text1"/>
+        <w:color w:val="000000"/>
       </w:rPr>
       <w:tblPr/>
       <w:tcPr>
@@ -19692,7 +20388,7 @@
     </w:pPr>
     <w:rPr>
       <w:rFonts w:asciiTheme="majorHAnsi" w:eastAsiaTheme="majorEastAsia" w:hAnsiTheme="majorHAnsi" w:cstheme="majorBidi"/>
-      <w:color w:val="000000" w:themeColor="text1"/>
+      <w:color w:val="000000"/>
     </w:rPr>
     <w:tblPr>
       <w:tblStyleRowBandSize w:val="1"/>
@@ -19720,7 +20416,7 @@
       <w:rPr>
         <w:b/>
         <w:bCs/>
-        <w:color w:val="000000" w:themeColor="text1"/>
+        <w:color w:val="000000"/>
       </w:rPr>
       <w:tblPr/>
       <w:tcPr>
@@ -19731,7 +20427,7 @@
       <w:rPr>
         <w:b/>
         <w:bCs/>
-        <w:color w:val="000000" w:themeColor="text1"/>
+        <w:color w:val="000000"/>
       </w:rPr>
       <w:tblPr/>
       <w:tcPr>
@@ -19750,7 +20446,7 @@
       <w:rPr>
         <w:b/>
         <w:bCs/>
-        <w:color w:val="000000" w:themeColor="text1"/>
+        <w:color w:val="000000"/>
       </w:rPr>
       <w:tblPr/>
       <w:tcPr>
@@ -19769,7 +20465,7 @@
       <w:rPr>
         <w:b w:val="0"/>
         <w:bCs w:val="0"/>
-        <w:color w:val="000000" w:themeColor="text1"/>
+        <w:color w:val="000000"/>
       </w:rPr>
       <w:tblPr/>
       <w:tcPr>
@@ -19817,7 +20513,7 @@
     </w:pPr>
     <w:rPr>
       <w:rFonts w:asciiTheme="majorHAnsi" w:eastAsiaTheme="majorEastAsia" w:hAnsiTheme="majorHAnsi" w:cstheme="majorBidi"/>
-      <w:color w:val="000000" w:themeColor="text1"/>
+      <w:color w:val="000000"/>
     </w:rPr>
     <w:tblPr>
       <w:tblStyleRowBandSize w:val="1"/>
@@ -19845,7 +20541,7 @@
       <w:rPr>
         <w:b/>
         <w:bCs/>
-        <w:color w:val="000000" w:themeColor="text1"/>
+        <w:color w:val="000000"/>
       </w:rPr>
       <w:tblPr/>
       <w:tcPr>
@@ -19856,7 +20552,7 @@
       <w:rPr>
         <w:b/>
         <w:bCs/>
-        <w:color w:val="000000" w:themeColor="text1"/>
+        <w:color w:val="000000"/>
       </w:rPr>
       <w:tblPr/>
       <w:tcPr>
@@ -19875,7 +20571,7 @@
       <w:rPr>
         <w:b/>
         <w:bCs/>
-        <w:color w:val="000000" w:themeColor="text1"/>
+        <w:color w:val="000000"/>
       </w:rPr>
       <w:tblPr/>
       <w:tcPr>
@@ -19894,7 +20590,7 @@
       <w:rPr>
         <w:b w:val="0"/>
         <w:bCs w:val="0"/>
-        <w:color w:val="000000" w:themeColor="text1"/>
+        <w:color w:val="000000"/>
       </w:rPr>
       <w:tblPr/>
       <w:tcPr>
@@ -19942,7 +20638,7 @@
     </w:pPr>
     <w:rPr>
       <w:rFonts w:asciiTheme="majorHAnsi" w:eastAsiaTheme="majorEastAsia" w:hAnsiTheme="majorHAnsi" w:cstheme="majorBidi"/>
-      <w:color w:val="000000" w:themeColor="text1"/>
+      <w:color w:val="000000"/>
     </w:rPr>
     <w:tblPr>
       <w:tblStyleRowBandSize w:val="1"/>
@@ -19970,7 +20666,7 @@
       <w:rPr>
         <w:b/>
         <w:bCs/>
-        <w:color w:val="000000" w:themeColor="text1"/>
+        <w:color w:val="000000"/>
       </w:rPr>
       <w:tblPr/>
       <w:tcPr>
@@ -19981,7 +20677,7 @@
       <w:rPr>
         <w:b/>
         <w:bCs/>
-        <w:color w:val="000000" w:themeColor="text1"/>
+        <w:color w:val="000000"/>
       </w:rPr>
       <w:tblPr/>
       <w:tcPr>
@@ -20000,7 +20696,7 @@
       <w:rPr>
         <w:b/>
         <w:bCs/>
-        <w:color w:val="000000" w:themeColor="text1"/>
+        <w:color w:val="000000"/>
       </w:rPr>
       <w:tblPr/>
       <w:tcPr>
@@ -20019,7 +20715,7 @@
       <w:rPr>
         <w:b w:val="0"/>
         <w:bCs w:val="0"/>
-        <w:color w:val="000000" w:themeColor="text1"/>
+        <w:color w:val="000000"/>
       </w:rPr>
       <w:tblPr/>
       <w:tcPr>
@@ -20067,7 +20763,7 @@
     </w:pPr>
     <w:rPr>
       <w:rFonts w:asciiTheme="majorHAnsi" w:eastAsiaTheme="majorEastAsia" w:hAnsiTheme="majorHAnsi" w:cstheme="majorBidi"/>
-      <w:color w:val="000000" w:themeColor="text1"/>
+      <w:color w:val="000000"/>
     </w:rPr>
     <w:tblPr>
       <w:tblStyleRowBandSize w:val="1"/>
@@ -20095,7 +20791,7 @@
       <w:rPr>
         <w:b/>
         <w:bCs/>
-        <w:color w:val="000000" w:themeColor="text1"/>
+        <w:color w:val="000000"/>
       </w:rPr>
       <w:tblPr/>
       <w:tcPr>
@@ -20106,7 +20802,7 @@
       <w:rPr>
         <w:b/>
         <w:bCs/>
-        <w:color w:val="000000" w:themeColor="text1"/>
+        <w:color w:val="000000"/>
       </w:rPr>
       <w:tblPr/>
       <w:tcPr>
@@ -20125,7 +20821,7 @@
       <w:rPr>
         <w:b/>
         <w:bCs/>
-        <w:color w:val="000000" w:themeColor="text1"/>
+        <w:color w:val="000000"/>
       </w:rPr>
       <w:tblPr/>
       <w:tcPr>
@@ -20144,7 +20840,7 @@
       <w:rPr>
         <w:b w:val="0"/>
         <w:bCs w:val="0"/>
-        <w:color w:val="000000" w:themeColor="text1"/>
+        <w:color w:val="000000"/>
       </w:rPr>
       <w:tblPr/>
       <w:tcPr>
@@ -20218,7 +20914,7 @@
         <w:bCs/>
         <w:i w:val="0"/>
         <w:iCs w:val="0"/>
-        <w:color w:val="FFFFFF" w:themeColor="background1"/>
+        <w:color w:val="000000"/>
       </w:rPr>
       <w:tblPr/>
       <w:tcPr>
@@ -20239,7 +20935,7 @@
         <w:bCs/>
         <w:i w:val="0"/>
         <w:iCs w:val="0"/>
-        <w:color w:val="FFFFFF" w:themeColor="background1"/>
+        <w:color w:val="000000"/>
       </w:rPr>
       <w:tblPr/>
       <w:tcPr>
@@ -20260,7 +20956,7 @@
         <w:bCs/>
         <w:i w:val="0"/>
         <w:iCs w:val="0"/>
-        <w:color w:val="FFFFFF" w:themeColor="background1"/>
+        <w:color w:val="000000"/>
       </w:rPr>
       <w:tblPr/>
       <w:tcPr>
@@ -20279,7 +20975,7 @@
         <w:bCs/>
         <w:i w:val="0"/>
         <w:iCs w:val="0"/>
-        <w:color w:val="FFFFFF" w:themeColor="background1"/>
+        <w:color w:val="000000"/>
       </w:rPr>
       <w:tblPr/>
       <w:tcPr>
@@ -20359,7 +21055,7 @@
         <w:bCs/>
         <w:i w:val="0"/>
         <w:iCs w:val="0"/>
-        <w:color w:val="FFFFFF" w:themeColor="background1"/>
+        <w:color w:val="000000"/>
       </w:rPr>
       <w:tblPr/>
       <w:tcPr>
@@ -20380,7 +21076,7 @@
         <w:bCs/>
         <w:i w:val="0"/>
         <w:iCs w:val="0"/>
-        <w:color w:val="FFFFFF" w:themeColor="background1"/>
+        <w:color w:val="000000"/>
       </w:rPr>
       <w:tblPr/>
       <w:tcPr>
@@ -20401,7 +21097,7 @@
         <w:bCs/>
         <w:i w:val="0"/>
         <w:iCs w:val="0"/>
-        <w:color w:val="FFFFFF" w:themeColor="background1"/>
+        <w:color w:val="000000"/>
       </w:rPr>
       <w:tblPr/>
       <w:tcPr>
@@ -20420,7 +21116,7 @@
         <w:bCs/>
         <w:i w:val="0"/>
         <w:iCs w:val="0"/>
-        <w:color w:val="FFFFFF" w:themeColor="background1"/>
+        <w:color w:val="000000"/>
       </w:rPr>
       <w:tblPr/>
       <w:tcPr>
@@ -20500,7 +21196,7 @@
         <w:bCs/>
         <w:i w:val="0"/>
         <w:iCs w:val="0"/>
-        <w:color w:val="FFFFFF" w:themeColor="background1"/>
+        <w:color w:val="000000"/>
       </w:rPr>
       <w:tblPr/>
       <w:tcPr>
@@ -20521,7 +21217,7 @@
         <w:bCs/>
         <w:i w:val="0"/>
         <w:iCs w:val="0"/>
-        <w:color w:val="FFFFFF" w:themeColor="background1"/>
+        <w:color w:val="000000"/>
       </w:rPr>
       <w:tblPr/>
       <w:tcPr>
@@ -20542,7 +21238,7 @@
         <w:bCs/>
         <w:i w:val="0"/>
         <w:iCs w:val="0"/>
-        <w:color w:val="FFFFFF" w:themeColor="background1"/>
+        <w:color w:val="000000"/>
       </w:rPr>
       <w:tblPr/>
       <w:tcPr>
@@ -20561,7 +21257,7 @@
         <w:bCs/>
         <w:i w:val="0"/>
         <w:iCs w:val="0"/>
-        <w:color w:val="FFFFFF" w:themeColor="background1"/>
+        <w:color w:val="000000"/>
       </w:rPr>
       <w:tblPr/>
       <w:tcPr>
@@ -20641,7 +21337,7 @@
         <w:bCs/>
         <w:i w:val="0"/>
         <w:iCs w:val="0"/>
-        <w:color w:val="FFFFFF" w:themeColor="background1"/>
+        <w:color w:val="000000"/>
       </w:rPr>
       <w:tblPr/>
       <w:tcPr>
@@ -20662,7 +21358,7 @@
         <w:bCs/>
         <w:i w:val="0"/>
         <w:iCs w:val="0"/>
-        <w:color w:val="FFFFFF" w:themeColor="background1"/>
+        <w:color w:val="000000"/>
       </w:rPr>
       <w:tblPr/>
       <w:tcPr>
@@ -20683,7 +21379,7 @@
         <w:bCs/>
         <w:i w:val="0"/>
         <w:iCs w:val="0"/>
-        <w:color w:val="FFFFFF" w:themeColor="background1"/>
+        <w:color w:val="000000"/>
       </w:rPr>
       <w:tblPr/>
       <w:tcPr>
@@ -20702,7 +21398,7 @@
         <w:bCs/>
         <w:i w:val="0"/>
         <w:iCs w:val="0"/>
-        <w:color w:val="FFFFFF" w:themeColor="background1"/>
+        <w:color w:val="000000"/>
       </w:rPr>
       <w:tblPr/>
       <w:tcPr>
@@ -20782,7 +21478,7 @@
         <w:bCs/>
         <w:i w:val="0"/>
         <w:iCs w:val="0"/>
-        <w:color w:val="FFFFFF" w:themeColor="background1"/>
+        <w:color w:val="000000"/>
       </w:rPr>
       <w:tblPr/>
       <w:tcPr>
@@ -20803,7 +21499,7 @@
         <w:bCs/>
         <w:i w:val="0"/>
         <w:iCs w:val="0"/>
-        <w:color w:val="FFFFFF" w:themeColor="background1"/>
+        <w:color w:val="000000"/>
       </w:rPr>
       <w:tblPr/>
       <w:tcPr>
@@ -20824,7 +21520,7 @@
         <w:bCs/>
         <w:i w:val="0"/>
         <w:iCs w:val="0"/>
-        <w:color w:val="FFFFFF" w:themeColor="background1"/>
+        <w:color w:val="000000"/>
       </w:rPr>
       <w:tblPr/>
       <w:tcPr>
@@ -20843,7 +21539,7 @@
         <w:bCs/>
         <w:i w:val="0"/>
         <w:iCs w:val="0"/>
-        <w:color w:val="FFFFFF" w:themeColor="background1"/>
+        <w:color w:val="000000"/>
       </w:rPr>
       <w:tblPr/>
       <w:tcPr>
@@ -20923,7 +21619,7 @@
         <w:bCs/>
         <w:i w:val="0"/>
         <w:iCs w:val="0"/>
-        <w:color w:val="FFFFFF" w:themeColor="background1"/>
+        <w:color w:val="000000"/>
       </w:rPr>
       <w:tblPr/>
       <w:tcPr>
@@ -20944,7 +21640,7 @@
         <w:bCs/>
         <w:i w:val="0"/>
         <w:iCs w:val="0"/>
-        <w:color w:val="FFFFFF" w:themeColor="background1"/>
+        <w:color w:val="000000"/>
       </w:rPr>
       <w:tblPr/>
       <w:tcPr>
@@ -20965,7 +21661,7 @@
         <w:bCs/>
         <w:i w:val="0"/>
         <w:iCs w:val="0"/>
-        <w:color w:val="FFFFFF" w:themeColor="background1"/>
+        <w:color w:val="000000"/>
       </w:rPr>
       <w:tblPr/>
       <w:tcPr>
@@ -20984,7 +21680,7 @@
         <w:bCs/>
         <w:i w:val="0"/>
         <w:iCs w:val="0"/>
-        <w:color w:val="FFFFFF" w:themeColor="background1"/>
+        <w:color w:val="000000"/>
       </w:rPr>
       <w:tblPr/>
       <w:tcPr>
@@ -21064,7 +21760,7 @@
         <w:bCs/>
         <w:i w:val="0"/>
         <w:iCs w:val="0"/>
-        <w:color w:val="FFFFFF" w:themeColor="background1"/>
+        <w:color w:val="000000"/>
       </w:rPr>
       <w:tblPr/>
       <w:tcPr>
@@ -21085,7 +21781,7 @@
         <w:bCs/>
         <w:i w:val="0"/>
         <w:iCs w:val="0"/>
-        <w:color w:val="FFFFFF" w:themeColor="background1"/>
+        <w:color w:val="000000"/>
       </w:rPr>
       <w:tblPr/>
       <w:tcPr>
@@ -21106,7 +21802,7 @@
         <w:bCs/>
         <w:i w:val="0"/>
         <w:iCs w:val="0"/>
-        <w:color w:val="FFFFFF" w:themeColor="background1"/>
+        <w:color w:val="000000"/>
       </w:rPr>
       <w:tblPr/>
       <w:tcPr>
@@ -21125,7 +21821,7 @@
         <w:bCs/>
         <w:i w:val="0"/>
         <w:iCs w:val="0"/>
-        <w:color w:val="FFFFFF" w:themeColor="background1"/>
+        <w:color w:val="000000"/>
       </w:rPr>
       <w:tblPr/>
       <w:tcPr>
@@ -21178,7 +21874,7 @@
       <w:spacing w:after="0" w:line="240" w:lineRule="auto"/>
     </w:pPr>
     <w:rPr>
-      <w:color w:val="FFFFFF" w:themeColor="background1"/>
+      <w:color w:val="000000"/>
     </w:rPr>
     <w:tblPr>
       <w:tblStyleRowBandSize w:val="1"/>
@@ -21292,7 +21988,7 @@
       <w:spacing w:after="0" w:line="240" w:lineRule="auto"/>
     </w:pPr>
     <w:rPr>
-      <w:color w:val="FFFFFF" w:themeColor="background1"/>
+      <w:color w:val="000000"/>
     </w:rPr>
     <w:tblPr>
       <w:tblStyleRowBandSize w:val="1"/>
@@ -21406,7 +22102,7 @@
       <w:spacing w:after="0" w:line="240" w:lineRule="auto"/>
     </w:pPr>
     <w:rPr>
-      <w:color w:val="FFFFFF" w:themeColor="background1"/>
+      <w:color w:val="000000"/>
     </w:rPr>
     <w:tblPr>
       <w:tblStyleRowBandSize w:val="1"/>
@@ -21520,7 +22216,7 @@
       <w:spacing w:after="0" w:line="240" w:lineRule="auto"/>
     </w:pPr>
     <w:rPr>
-      <w:color w:val="FFFFFF" w:themeColor="background1"/>
+      <w:color w:val="000000"/>
     </w:rPr>
     <w:tblPr>
       <w:tblStyleRowBandSize w:val="1"/>
@@ -21634,7 +22330,7 @@
       <w:spacing w:after="0" w:line="240" w:lineRule="auto"/>
     </w:pPr>
     <w:rPr>
-      <w:color w:val="FFFFFF" w:themeColor="background1"/>
+      <w:color w:val="000000"/>
     </w:rPr>
     <w:tblPr>
       <w:tblStyleRowBandSize w:val="1"/>
@@ -21748,7 +22444,7 @@
       <w:spacing w:after="0" w:line="240" w:lineRule="auto"/>
     </w:pPr>
     <w:rPr>
-      <w:color w:val="FFFFFF" w:themeColor="background1"/>
+      <w:color w:val="000000"/>
     </w:rPr>
     <w:tblPr>
       <w:tblStyleRowBandSize w:val="1"/>
@@ -21862,7 +22558,7 @@
       <w:spacing w:after="0" w:line="240" w:lineRule="auto"/>
     </w:pPr>
     <w:rPr>
-      <w:color w:val="FFFFFF" w:themeColor="background1"/>
+      <w:color w:val="000000"/>
     </w:rPr>
     <w:tblPr>
       <w:tblStyleRowBandSize w:val="1"/>
@@ -21976,7 +22672,7 @@
       <w:spacing w:after="0" w:line="240" w:lineRule="auto"/>
     </w:pPr>
     <w:rPr>
-      <w:color w:val="000000" w:themeColor="text1"/>
+      <w:color w:val="000000"/>
     </w:rPr>
     <w:tblPr>
       <w:tblStyleRowBandSize w:val="1"/>
@@ -22022,7 +22718,7 @@
       <w:rPr>
         <w:b/>
         <w:bCs/>
-        <w:color w:val="FFFFFF" w:themeColor="background1"/>
+        <w:color w:val="000000"/>
       </w:rPr>
       <w:tblPr/>
       <w:tcPr>
@@ -22034,7 +22730,7 @@
     </w:tblStylePr>
     <w:tblStylePr w:type="firstCol">
       <w:rPr>
-        <w:color w:val="FFFFFF" w:themeColor="background1"/>
+        <w:color w:val="000000"/>
       </w:rPr>
       <w:tblPr/>
       <w:tcPr>
@@ -22051,7 +22747,7 @@
     </w:tblStylePr>
     <w:tblStylePr w:type="lastCol">
       <w:rPr>
-        <w:color w:val="FFFFFF" w:themeColor="background1"/>
+        <w:color w:val="000000"/>
       </w:rPr>
       <w:tblPr/>
       <w:tcPr>
@@ -22080,12 +22776,12 @@
     </w:tblStylePr>
     <w:tblStylePr w:type="neCell">
       <w:rPr>
-        <w:color w:val="000000" w:themeColor="text1"/>
+        <w:color w:val="000000"/>
       </w:rPr>
     </w:tblStylePr>
     <w:tblStylePr w:type="nwCell">
       <w:rPr>
-        <w:color w:val="000000" w:themeColor="text1"/>
+        <w:color w:val="000000"/>
       </w:rPr>
     </w:tblStylePr>
   </w:style>
@@ -22098,7 +22794,7 @@
       <w:spacing w:after="0" w:line="240" w:lineRule="auto"/>
     </w:pPr>
     <w:rPr>
-      <w:color w:val="000000" w:themeColor="text1"/>
+      <w:color w:val="000000"/>
     </w:rPr>
     <w:tblPr>
       <w:tblStyleRowBandSize w:val="1"/>
@@ -22144,7 +22840,7 @@
       <w:rPr>
         <w:b/>
         <w:bCs/>
-        <w:color w:val="FFFFFF" w:themeColor="background1"/>
+        <w:color w:val="000000"/>
       </w:rPr>
       <w:tblPr/>
       <w:tcPr>
@@ -22156,7 +22852,7 @@
     </w:tblStylePr>
     <w:tblStylePr w:type="firstCol">
       <w:rPr>
-        <w:color w:val="FFFFFF" w:themeColor="background1"/>
+        <w:color w:val="000000"/>
       </w:rPr>
       <w:tblPr/>
       <w:tcPr>
@@ -22173,7 +22869,7 @@
     </w:tblStylePr>
     <w:tblStylePr w:type="lastCol">
       <w:rPr>
-        <w:color w:val="FFFFFF" w:themeColor="background1"/>
+        <w:color w:val="000000"/>
       </w:rPr>
       <w:tblPr/>
       <w:tcPr>
@@ -22202,12 +22898,12 @@
     </w:tblStylePr>
     <w:tblStylePr w:type="neCell">
       <w:rPr>
-        <w:color w:val="000000" w:themeColor="text1"/>
+        <w:color w:val="000000"/>
       </w:rPr>
     </w:tblStylePr>
     <w:tblStylePr w:type="nwCell">
       <w:rPr>
-        <w:color w:val="000000" w:themeColor="text1"/>
+        <w:color w:val="000000"/>
       </w:rPr>
     </w:tblStylePr>
   </w:style>
@@ -22220,7 +22916,7 @@
       <w:spacing w:after="0" w:line="240" w:lineRule="auto"/>
     </w:pPr>
     <w:rPr>
-      <w:color w:val="000000" w:themeColor="text1"/>
+      <w:color w:val="000000"/>
     </w:rPr>
     <w:tblPr>
       <w:tblStyleRowBandSize w:val="1"/>
@@ -22266,7 +22962,7 @@
       <w:rPr>
         <w:b/>
         <w:bCs/>
-        <w:color w:val="FFFFFF" w:themeColor="background1"/>
+        <w:color w:val="000000"/>
       </w:rPr>
       <w:tblPr/>
       <w:tcPr>
@@ -22278,7 +22974,7 @@
     </w:tblStylePr>
     <w:tblStylePr w:type="firstCol">
       <w:rPr>
-        <w:color w:val="FFFFFF" w:themeColor="background1"/>
+        <w:color w:val="000000"/>
       </w:rPr>
       <w:tblPr/>
       <w:tcPr>
@@ -22295,7 +22991,7 @@
     </w:tblStylePr>
     <w:tblStylePr w:type="lastCol">
       <w:rPr>
-        <w:color w:val="FFFFFF" w:themeColor="background1"/>
+        <w:color w:val="000000"/>
       </w:rPr>
       <w:tblPr/>
       <w:tcPr>
@@ -22324,12 +23020,12 @@
     </w:tblStylePr>
     <w:tblStylePr w:type="neCell">
       <w:rPr>
-        <w:color w:val="000000" w:themeColor="text1"/>
+        <w:color w:val="000000"/>
       </w:rPr>
     </w:tblStylePr>
     <w:tblStylePr w:type="nwCell">
       <w:rPr>
-        <w:color w:val="000000" w:themeColor="text1"/>
+        <w:color w:val="000000"/>
       </w:rPr>
     </w:tblStylePr>
   </w:style>
@@ -22342,7 +23038,7 @@
       <w:spacing w:after="0" w:line="240" w:lineRule="auto"/>
     </w:pPr>
     <w:rPr>
-      <w:color w:val="000000" w:themeColor="text1"/>
+      <w:color w:val="000000"/>
     </w:rPr>
     <w:tblPr>
       <w:tblStyleRowBandSize w:val="1"/>
@@ -22388,7 +23084,7 @@
       <w:rPr>
         <w:b/>
         <w:bCs/>
-        <w:color w:val="FFFFFF" w:themeColor="background1"/>
+        <w:color w:val="000000"/>
       </w:rPr>
       <w:tblPr/>
       <w:tcPr>
@@ -22400,7 +23096,7 @@
     </w:tblStylePr>
     <w:tblStylePr w:type="firstCol">
       <w:rPr>
-        <w:color w:val="FFFFFF" w:themeColor="background1"/>
+        <w:color w:val="000000"/>
       </w:rPr>
       <w:tblPr/>
       <w:tcPr>
@@ -22417,7 +23113,7 @@
     </w:tblStylePr>
     <w:tblStylePr w:type="lastCol">
       <w:rPr>
-        <w:color w:val="FFFFFF" w:themeColor="background1"/>
+        <w:color w:val="000000"/>
       </w:rPr>
       <w:tblPr/>
       <w:tcPr>
@@ -22454,7 +23150,7 @@
       <w:spacing w:after="0" w:line="240" w:lineRule="auto"/>
     </w:pPr>
     <w:rPr>
-      <w:color w:val="000000" w:themeColor="text1"/>
+      <w:color w:val="000000"/>
     </w:rPr>
     <w:tblPr>
       <w:tblStyleRowBandSize w:val="1"/>
@@ -22500,7 +23196,7 @@
       <w:rPr>
         <w:b/>
         <w:bCs/>
-        <w:color w:val="FFFFFF" w:themeColor="background1"/>
+        <w:color w:val="000000"/>
       </w:rPr>
       <w:tblPr/>
       <w:tcPr>
@@ -22512,7 +23208,7 @@
     </w:tblStylePr>
     <w:tblStylePr w:type="firstCol">
       <w:rPr>
-        <w:color w:val="FFFFFF" w:themeColor="background1"/>
+        <w:color w:val="000000"/>
       </w:rPr>
       <w:tblPr/>
       <w:tcPr>
@@ -22529,7 +23225,7 @@
     </w:tblStylePr>
     <w:tblStylePr w:type="lastCol">
       <w:rPr>
-        <w:color w:val="FFFFFF" w:themeColor="background1"/>
+        <w:color w:val="000000"/>
       </w:rPr>
       <w:tblPr/>
       <w:tcPr>
@@ -22558,12 +23254,12 @@
     </w:tblStylePr>
     <w:tblStylePr w:type="neCell">
       <w:rPr>
-        <w:color w:val="000000" w:themeColor="text1"/>
+        <w:color w:val="000000"/>
       </w:rPr>
     </w:tblStylePr>
     <w:tblStylePr w:type="nwCell">
       <w:rPr>
-        <w:color w:val="000000" w:themeColor="text1"/>
+        <w:color w:val="000000"/>
       </w:rPr>
     </w:tblStylePr>
   </w:style>
@@ -22576,7 +23272,7 @@
       <w:spacing w:after="0" w:line="240" w:lineRule="auto"/>
     </w:pPr>
     <w:rPr>
-      <w:color w:val="000000" w:themeColor="text1"/>
+      <w:color w:val="000000"/>
     </w:rPr>
     <w:tblPr>
       <w:tblStyleRowBandSize w:val="1"/>
@@ -22622,7 +23318,7 @@
       <w:rPr>
         <w:b/>
         <w:bCs/>
-        <w:color w:val="FFFFFF" w:themeColor="background1"/>
+        <w:color w:val="000000"/>
       </w:rPr>
       <w:tblPr/>
       <w:tcPr>
@@ -22634,7 +23330,7 @@
     </w:tblStylePr>
     <w:tblStylePr w:type="firstCol">
       <w:rPr>
-        <w:color w:val="FFFFFF" w:themeColor="background1"/>
+        <w:color w:val="000000"/>
       </w:rPr>
       <w:tblPr/>
       <w:tcPr>
@@ -22651,7 +23347,7 @@
     </w:tblStylePr>
     <w:tblStylePr w:type="lastCol">
       <w:rPr>
-        <w:color w:val="FFFFFF" w:themeColor="background1"/>
+        <w:color w:val="000000"/>
       </w:rPr>
       <w:tblPr/>
       <w:tcPr>
@@ -22680,12 +23376,12 @@
     </w:tblStylePr>
     <w:tblStylePr w:type="neCell">
       <w:rPr>
-        <w:color w:val="000000" w:themeColor="text1"/>
+        <w:color w:val="000000"/>
       </w:rPr>
     </w:tblStylePr>
     <w:tblStylePr w:type="nwCell">
       <w:rPr>
-        <w:color w:val="000000" w:themeColor="text1"/>
+        <w:color w:val="000000"/>
       </w:rPr>
     </w:tblStylePr>
   </w:style>
@@ -22698,7 +23394,7 @@
       <w:spacing w:after="0" w:line="240" w:lineRule="auto"/>
     </w:pPr>
     <w:rPr>
-      <w:color w:val="000000" w:themeColor="text1"/>
+      <w:color w:val="000000"/>
     </w:rPr>
     <w:tblPr>
       <w:tblStyleRowBandSize w:val="1"/>
@@ -22744,7 +23440,7 @@
       <w:rPr>
         <w:b/>
         <w:bCs/>
-        <w:color w:val="FFFFFF" w:themeColor="background1"/>
+        <w:color w:val="000000"/>
       </w:rPr>
       <w:tblPr/>
       <w:tcPr>
@@ -22756,7 +23452,7 @@
     </w:tblStylePr>
     <w:tblStylePr w:type="firstCol">
       <w:rPr>
-        <w:color w:val="FFFFFF" w:themeColor="background1"/>
+        <w:color w:val="000000"/>
       </w:rPr>
       <w:tblPr/>
       <w:tcPr>
@@ -22773,7 +23469,7 @@
     </w:tblStylePr>
     <w:tblStylePr w:type="lastCol">
       <w:rPr>
-        <w:color w:val="FFFFFF" w:themeColor="background1"/>
+        <w:color w:val="000000"/>
       </w:rPr>
       <w:tblPr/>
       <w:tcPr>
@@ -22802,12 +23498,12 @@
     </w:tblStylePr>
     <w:tblStylePr w:type="neCell">
       <w:rPr>
-        <w:color w:val="000000" w:themeColor="text1"/>
+        <w:color w:val="000000"/>
       </w:rPr>
     </w:tblStylePr>
     <w:tblStylePr w:type="nwCell">
       <w:rPr>
-        <w:color w:val="000000" w:themeColor="text1"/>
+        <w:color w:val="000000"/>
       </w:rPr>
     </w:tblStylePr>
   </w:style>
@@ -22820,7 +23516,7 @@
       <w:spacing w:after="0" w:line="240" w:lineRule="auto"/>
     </w:pPr>
     <w:rPr>
-      <w:color w:val="000000" w:themeColor="text1"/>
+      <w:color w:val="000000"/>
     </w:rPr>
     <w:tblPr>
       <w:tblStyleRowBandSize w:val="1"/>
@@ -22840,7 +23536,7 @@
       <w:rPr>
         <w:b/>
         <w:bCs/>
-        <w:color w:val="FFFFFF" w:themeColor="background1"/>
+        <w:color w:val="000000"/>
       </w:rPr>
       <w:tblPr/>
       <w:tcPr>
@@ -22854,7 +23550,7 @@
       <w:rPr>
         <w:b/>
         <w:bCs/>
-        <w:color w:val="9E3A38" w:themeColor="accent2" w:themeShade="CC"/>
+        <w:color w:val="000000"/>
       </w:rPr>
       <w:tblPr/>
       <w:tcPr>
@@ -22906,7 +23602,7 @@
       <w:spacing w:after="0" w:line="240" w:lineRule="auto"/>
     </w:pPr>
     <w:rPr>
-      <w:color w:val="000000" w:themeColor="text1"/>
+      <w:color w:val="000000"/>
     </w:rPr>
     <w:tblPr>
       <w:tblStyleRowBandSize w:val="1"/>
@@ -22926,7 +23622,7 @@
       <w:rPr>
         <w:b/>
         <w:bCs/>
-        <w:color w:val="FFFFFF" w:themeColor="background1"/>
+        <w:color w:val="000000"/>
       </w:rPr>
       <w:tblPr/>
       <w:tcPr>
@@ -22940,7 +23636,7 @@
       <w:rPr>
         <w:b/>
         <w:bCs/>
-        <w:color w:val="9E3A38" w:themeColor="accent2" w:themeShade="CC"/>
+        <w:color w:val="000000"/>
       </w:rPr>
       <w:tblPr/>
       <w:tcPr>
@@ -22992,7 +23688,7 @@
       <w:spacing w:after="0" w:line="240" w:lineRule="auto"/>
     </w:pPr>
     <w:rPr>
-      <w:color w:val="000000" w:themeColor="text1"/>
+      <w:color w:val="000000"/>
     </w:rPr>
     <w:tblPr>
       <w:tblStyleRowBandSize w:val="1"/>
@@ -23012,7 +23708,7 @@
       <w:rPr>
         <w:b/>
         <w:bCs/>
-        <w:color w:val="FFFFFF" w:themeColor="background1"/>
+        <w:color w:val="000000"/>
       </w:rPr>
       <w:tblPr/>
       <w:tcPr>
@@ -23026,7 +23722,7 @@
       <w:rPr>
         <w:b/>
         <w:bCs/>
-        <w:color w:val="9E3A38" w:themeColor="accent2" w:themeShade="CC"/>
+        <w:color w:val="000000"/>
       </w:rPr>
       <w:tblPr/>
       <w:tcPr>
@@ -23078,7 +23774,7 @@
       <w:spacing w:after="0" w:line="240" w:lineRule="auto"/>
     </w:pPr>
     <w:rPr>
-      <w:color w:val="000000" w:themeColor="text1"/>
+      <w:color w:val="000000"/>
     </w:rPr>
     <w:tblPr>
       <w:tblStyleRowBandSize w:val="1"/>
@@ -23098,7 +23794,7 @@
       <w:rPr>
         <w:b/>
         <w:bCs/>
-        <w:color w:val="FFFFFF" w:themeColor="background1"/>
+        <w:color w:val="000000"/>
       </w:rPr>
       <w:tblPr/>
       <w:tcPr>
@@ -23112,7 +23808,7 @@
       <w:rPr>
         <w:b/>
         <w:bCs/>
-        <w:color w:val="664E82" w:themeColor="accent4" w:themeShade="CC"/>
+        <w:color w:val="000000"/>
       </w:rPr>
       <w:tblPr/>
       <w:tcPr>
@@ -23164,7 +23860,7 @@
       <w:spacing w:after="0" w:line="240" w:lineRule="auto"/>
     </w:pPr>
     <w:rPr>
-      <w:color w:val="000000" w:themeColor="text1"/>
+      <w:color w:val="000000"/>
     </w:rPr>
     <w:tblPr>
       <w:tblStyleRowBandSize w:val="1"/>
@@ -23184,7 +23880,7 @@
       <w:rPr>
         <w:b/>
         <w:bCs/>
-        <w:color w:val="FFFFFF" w:themeColor="background1"/>
+        <w:color w:val="000000"/>
       </w:rPr>
       <w:tblPr/>
       <w:tcPr>
@@ -23198,7 +23894,7 @@
       <w:rPr>
         <w:b/>
         <w:bCs/>
-        <w:color w:val="7E9C40" w:themeColor="accent3" w:themeShade="CC"/>
+        <w:color w:val="000000"/>
       </w:rPr>
       <w:tblPr/>
       <w:tcPr>
@@ -23250,7 +23946,7 @@
       <w:spacing w:after="0" w:line="240" w:lineRule="auto"/>
     </w:pPr>
     <w:rPr>
-      <w:color w:val="000000" w:themeColor="text1"/>
+      <w:color w:val="000000"/>
     </w:rPr>
     <w:tblPr>
       <w:tblStyleRowBandSize w:val="1"/>
@@ -23270,7 +23966,7 @@
       <w:rPr>
         <w:b/>
         <w:bCs/>
-        <w:color w:val="FFFFFF" w:themeColor="background1"/>
+        <w:color w:val="000000"/>
       </w:rPr>
       <w:tblPr/>
       <w:tcPr>
@@ -23284,7 +23980,7 @@
       <w:rPr>
         <w:b/>
         <w:bCs/>
-        <w:color w:val="F2730A" w:themeColor="accent6" w:themeShade="CC"/>
+        <w:color w:val="000000"/>
       </w:rPr>
       <w:tblPr/>
       <w:tcPr>
@@ -23336,7 +24032,7 @@
       <w:spacing w:after="0" w:line="240" w:lineRule="auto"/>
     </w:pPr>
     <w:rPr>
-      <w:color w:val="000000" w:themeColor="text1"/>
+      <w:color w:val="000000"/>
     </w:rPr>
     <w:tblPr>
       <w:tblStyleRowBandSize w:val="1"/>
@@ -23356,7 +24052,7 @@
       <w:rPr>
         <w:b/>
         <w:bCs/>
-        <w:color w:val="FFFFFF" w:themeColor="background1"/>
+        <w:color w:val="000000"/>
       </w:rPr>
       <w:tblPr/>
       <w:tcPr>
@@ -23370,7 +24066,7 @@
       <w:rPr>
         <w:b/>
         <w:bCs/>
-        <w:color w:val="348DA5" w:themeColor="accent5" w:themeShade="CC"/>
+        <w:color w:val="000000"/>
       </w:rPr>
       <w:tblPr/>
       <w:tcPr>
@@ -23422,7 +24118,7 @@
       <w:spacing w:after="0" w:line="240" w:lineRule="auto"/>
     </w:pPr>
     <w:rPr>
-      <w:color w:val="000000" w:themeColor="text1"/>
+      <w:color w:val="000000"/>
     </w:rPr>
     <w:tblPr>
       <w:tblStyleRowBandSize w:val="1"/>
@@ -23455,7 +24151,7 @@
       <w:rPr>
         <w:b/>
         <w:bCs/>
-        <w:color w:val="000000" w:themeColor="text1"/>
+        <w:color w:val="000000"/>
       </w:rPr>
       <w:tblPr/>
       <w:tcPr>
@@ -23464,7 +24160,7 @@
     </w:tblStylePr>
     <w:tblStylePr w:type="firstCol">
       <w:rPr>
-        <w:color w:val="FFFFFF" w:themeColor="background1"/>
+        <w:color w:val="000000"/>
       </w:rPr>
       <w:tblPr/>
       <w:tcPr>
@@ -23473,7 +24169,7 @@
     </w:tblStylePr>
     <w:tblStylePr w:type="lastCol">
       <w:rPr>
-        <w:color w:val="FFFFFF" w:themeColor="background1"/>
+        <w:color w:val="000000"/>
       </w:rPr>
       <w:tblPr/>
       <w:tcPr>
@@ -23502,7 +24198,7 @@
       <w:spacing w:after="0" w:line="240" w:lineRule="auto"/>
     </w:pPr>
     <w:rPr>
-      <w:color w:val="000000" w:themeColor="text1"/>
+      <w:color w:val="000000"/>
     </w:rPr>
     <w:tblPr>
       <w:tblStyleRowBandSize w:val="1"/>
@@ -23535,7 +24231,7 @@
       <w:rPr>
         <w:b/>
         <w:bCs/>
-        <w:color w:val="000000" w:themeColor="text1"/>
+        <w:color w:val="000000"/>
       </w:rPr>
       <w:tblPr/>
       <w:tcPr>
@@ -23544,7 +24240,7 @@
     </w:tblStylePr>
     <w:tblStylePr w:type="firstCol">
       <w:rPr>
-        <w:color w:val="FFFFFF" w:themeColor="background1"/>
+        <w:color w:val="000000"/>
       </w:rPr>
       <w:tblPr/>
       <w:tcPr>
@@ -23553,7 +24249,7 @@
     </w:tblStylePr>
     <w:tblStylePr w:type="lastCol">
       <w:rPr>
-        <w:color w:val="FFFFFF" w:themeColor="background1"/>
+        <w:color w:val="000000"/>
       </w:rPr>
       <w:tblPr/>
       <w:tcPr>
@@ -23582,7 +24278,7 @@
       <w:spacing w:after="0" w:line="240" w:lineRule="auto"/>
     </w:pPr>
     <w:rPr>
-      <w:color w:val="000000" w:themeColor="text1"/>
+      <w:color w:val="000000"/>
     </w:rPr>
     <w:tblPr>
       <w:tblStyleRowBandSize w:val="1"/>
@@ -23615,7 +24311,7 @@
       <w:rPr>
         <w:b/>
         <w:bCs/>
-        <w:color w:val="000000" w:themeColor="text1"/>
+        <w:color w:val="000000"/>
       </w:rPr>
       <w:tblPr/>
       <w:tcPr>
@@ -23624,7 +24320,7 @@
     </w:tblStylePr>
     <w:tblStylePr w:type="firstCol">
       <w:rPr>
-        <w:color w:val="FFFFFF" w:themeColor="background1"/>
+        <w:color w:val="000000"/>
       </w:rPr>
       <w:tblPr/>
       <w:tcPr>
@@ -23633,7 +24329,7 @@
     </w:tblStylePr>
     <w:tblStylePr w:type="lastCol">
       <w:rPr>
-        <w:color w:val="FFFFFF" w:themeColor="background1"/>
+        <w:color w:val="000000"/>
       </w:rPr>
       <w:tblPr/>
       <w:tcPr>
@@ -23662,7 +24358,7 @@
       <w:spacing w:after="0" w:line="240" w:lineRule="auto"/>
     </w:pPr>
     <w:rPr>
-      <w:color w:val="000000" w:themeColor="text1"/>
+      <w:color w:val="000000"/>
     </w:rPr>
     <w:tblPr>
       <w:tblStyleRowBandSize w:val="1"/>
@@ -23695,7 +24391,7 @@
       <w:rPr>
         <w:b/>
         <w:bCs/>
-        <w:color w:val="000000" w:themeColor="text1"/>
+        <w:color w:val="000000"/>
       </w:rPr>
       <w:tblPr/>
       <w:tcPr>
@@ -23704,7 +24400,7 @@
     </w:tblStylePr>
     <w:tblStylePr w:type="firstCol">
       <w:rPr>
-        <w:color w:val="FFFFFF" w:themeColor="background1"/>
+        <w:color w:val="000000"/>
       </w:rPr>
       <w:tblPr/>
       <w:tcPr>
@@ -23713,7 +24409,7 @@
     </w:tblStylePr>
     <w:tblStylePr w:type="lastCol">
       <w:rPr>
-        <w:color w:val="FFFFFF" w:themeColor="background1"/>
+        <w:color w:val="000000"/>
       </w:rPr>
       <w:tblPr/>
       <w:tcPr>
@@ -23742,7 +24438,7 @@
       <w:spacing w:after="0" w:line="240" w:lineRule="auto"/>
     </w:pPr>
     <w:rPr>
-      <w:color w:val="000000" w:themeColor="text1"/>
+      <w:color w:val="000000"/>
     </w:rPr>
     <w:tblPr>
       <w:tblStyleRowBandSize w:val="1"/>
@@ -23775,7 +24471,7 @@
       <w:rPr>
         <w:b/>
         <w:bCs/>
-        <w:color w:val="000000" w:themeColor="text1"/>
+        <w:color w:val="000000"/>
       </w:rPr>
       <w:tblPr/>
       <w:tcPr>
@@ -23784,7 +24480,7 @@
     </w:tblStylePr>
     <w:tblStylePr w:type="firstCol">
       <w:rPr>
-        <w:color w:val="FFFFFF" w:themeColor="background1"/>
+        <w:color w:val="000000"/>
       </w:rPr>
       <w:tblPr/>
       <w:tcPr>
@@ -23793,7 +24489,7 @@
     </w:tblStylePr>
     <w:tblStylePr w:type="lastCol">
       <w:rPr>
-        <w:color w:val="FFFFFF" w:themeColor="background1"/>
+        <w:color w:val="000000"/>
       </w:rPr>
       <w:tblPr/>
       <w:tcPr>
@@ -23822,7 +24518,7 @@
       <w:spacing w:after="0" w:line="240" w:lineRule="auto"/>
     </w:pPr>
     <w:rPr>
-      <w:color w:val="000000" w:themeColor="text1"/>
+      <w:color w:val="000000"/>
     </w:rPr>
     <w:tblPr>
       <w:tblStyleRowBandSize w:val="1"/>
@@ -23855,7 +24551,7 @@
       <w:rPr>
         <w:b/>
         <w:bCs/>
-        <w:color w:val="000000" w:themeColor="text1"/>
+        <w:color w:val="000000"/>
       </w:rPr>
       <w:tblPr/>
       <w:tcPr>
@@ -23864,7 +24560,7 @@
     </w:tblStylePr>
     <w:tblStylePr w:type="firstCol">
       <w:rPr>
-        <w:color w:val="FFFFFF" w:themeColor="background1"/>
+        <w:color w:val="000000"/>
       </w:rPr>
       <w:tblPr/>
       <w:tcPr>
@@ -23873,7 +24569,7 @@
     </w:tblStylePr>
     <w:tblStylePr w:type="lastCol">
       <w:rPr>
-        <w:color w:val="FFFFFF" w:themeColor="background1"/>
+        <w:color w:val="000000"/>
       </w:rPr>
       <w:tblPr/>
       <w:tcPr>
@@ -23902,7 +24598,7 @@
       <w:spacing w:after="0" w:line="240" w:lineRule="auto"/>
     </w:pPr>
     <w:rPr>
-      <w:color w:val="000000" w:themeColor="text1"/>
+      <w:color w:val="000000"/>
     </w:rPr>
     <w:tblPr>
       <w:tblStyleRowBandSize w:val="1"/>
@@ -23935,7 +24631,7 @@
       <w:rPr>
         <w:b/>
         <w:bCs/>
-        <w:color w:val="000000" w:themeColor="text1"/>
+        <w:color w:val="000000"/>
       </w:rPr>
       <w:tblPr/>
       <w:tcPr>
@@ -23944,7 +24640,7 @@
     </w:tblStylePr>
     <w:tblStylePr w:type="firstCol">
       <w:rPr>
-        <w:color w:val="FFFFFF" w:themeColor="background1"/>
+        <w:color w:val="000000"/>
       </w:rPr>
       <w:tblPr/>
       <w:tcPr>
@@ -23953,7 +24649,7 @@
     </w:tblStylePr>
     <w:tblStylePr w:type="lastCol">
       <w:rPr>
-        <w:color w:val="FFFFFF" w:themeColor="background1"/>
+        <w:color w:val="000000"/>
       </w:rPr>
       <w:tblPr/>
       <w:tcPr>
